--- a/flutter_documents/f1_widgets_and_UI/f6_advanced_flutter_widgets.docx
+++ b/flutter_documents/f1_widgets_and_UI/f6_advanced_flutter_widgets.docx
@@ -2222,6 +2222,15 @@
           <w:szCs w:val="32"/>
         </w:rPr>
       </w:pPr>
+    </w:p>
+    <w:p>
+      <w:pPr>
+        <w:jc w:val="both"/>
+        <w:rPr>
+          <w:sz w:val="32"/>
+          <w:szCs w:val="32"/>
+        </w:rPr>
+      </w:pPr>
       <w:proofErr w:type="spellStart"/>
       <w:r>
         <w:rPr>
@@ -2257,6 +2266,7 @@
           <w:sz w:val="32"/>
           <w:szCs w:val="32"/>
         </w:rPr>
+        <w:lastRenderedPageBreak/>
         <w:t>Large branded header</w:t>
       </w:r>
     </w:p>
@@ -2278,7 +2288,6 @@
           <w:sz w:val="32"/>
           <w:szCs w:val="32"/>
         </w:rPr>
-        <w:lastRenderedPageBreak/>
         <w:t>Logo + balance visible initially</w:t>
       </w:r>
     </w:p>
@@ -2452,17 +2461,17 @@
         <w:rPr>
           <w:b/>
           <w:bCs/>
-          <w:sz w:val="32"/>
-          <w:szCs w:val="32"/>
-        </w:rPr>
-      </w:pPr>
-      <w:proofErr w:type="spellStart"/>
-      <w:r>
-        <w:rPr>
-          <w:b/>
-          <w:bCs/>
-          <w:sz w:val="32"/>
-          <w:szCs w:val="32"/>
+          <w:sz w:val="28"/>
+          <w:szCs w:val="28"/>
+        </w:rPr>
+      </w:pPr>
+      <w:proofErr w:type="spellStart"/>
+      <w:r>
+        <w:rPr>
+          <w:b/>
+          <w:bCs/>
+          <w:sz w:val="28"/>
+          <w:szCs w:val="28"/>
         </w:rPr>
         <w:t>CustomScrollView</w:t>
       </w:r>
@@ -2474,16 +2483,16 @@
         <w:rPr>
           <w:b/>
           <w:bCs/>
-          <w:sz w:val="32"/>
-          <w:szCs w:val="32"/>
-        </w:rPr>
-      </w:pPr>
-      <w:r>
-        <w:rPr>
-          <w:b/>
-          <w:bCs/>
-          <w:sz w:val="32"/>
-          <w:szCs w:val="32"/>
+          <w:sz w:val="28"/>
+          <w:szCs w:val="28"/>
+        </w:rPr>
+      </w:pPr>
+      <w:r>
+        <w:rPr>
+          <w:b/>
+          <w:bCs/>
+          <w:sz w:val="28"/>
+          <w:szCs w:val="28"/>
         </w:rPr>
         <w:t xml:space="preserve"> </w:t>
       </w:r>
@@ -2492,8 +2501,8 @@
           <w:rFonts w:ascii="Arial" w:hAnsi="Arial" w:cs="Arial"/>
           <w:b/>
           <w:bCs/>
-          <w:sz w:val="32"/>
-          <w:szCs w:val="32"/>
+          <w:sz w:val="28"/>
+          <w:szCs w:val="28"/>
         </w:rPr>
         <w:t>├</w:t>
       </w:r>
@@ -2502,8 +2511,8 @@
           <w:rFonts w:ascii="Aptos" w:hAnsi="Aptos" w:cs="Aptos"/>
           <w:b/>
           <w:bCs/>
-          <w:sz w:val="32"/>
-          <w:szCs w:val="32"/>
+          <w:sz w:val="28"/>
+          <w:szCs w:val="28"/>
         </w:rPr>
         <w:t>──</w:t>
       </w:r>
@@ -2511,8 +2520,8 @@
         <w:rPr>
           <w:b/>
           <w:bCs/>
-          <w:sz w:val="32"/>
-          <w:szCs w:val="32"/>
+          <w:sz w:val="28"/>
+          <w:szCs w:val="28"/>
         </w:rPr>
         <w:t xml:space="preserve"> </w:t>
       </w:r>
@@ -2521,8 +2530,8 @@
         <w:rPr>
           <w:b/>
           <w:bCs/>
-          <w:sz w:val="32"/>
-          <w:szCs w:val="32"/>
+          <w:sz w:val="28"/>
+          <w:szCs w:val="28"/>
         </w:rPr>
         <w:t>SliverAppBar</w:t>
       </w:r>
@@ -2531,8 +2540,8 @@
         <w:rPr>
           <w:b/>
           <w:bCs/>
-          <w:sz w:val="32"/>
-          <w:szCs w:val="32"/>
+          <w:sz w:val="28"/>
+          <w:szCs w:val="28"/>
         </w:rPr>
         <w:t xml:space="preserve"> (collapsing / pinned)</w:t>
       </w:r>
@@ -2543,16 +2552,16 @@
         <w:rPr>
           <w:b/>
           <w:bCs/>
-          <w:sz w:val="32"/>
-          <w:szCs w:val="32"/>
-        </w:rPr>
-      </w:pPr>
-      <w:r>
-        <w:rPr>
-          <w:b/>
-          <w:bCs/>
-          <w:sz w:val="32"/>
-          <w:szCs w:val="32"/>
+          <w:sz w:val="28"/>
+          <w:szCs w:val="28"/>
+        </w:rPr>
+      </w:pPr>
+      <w:r>
+        <w:rPr>
+          <w:b/>
+          <w:bCs/>
+          <w:sz w:val="28"/>
+          <w:szCs w:val="28"/>
         </w:rPr>
         <w:t xml:space="preserve"> </w:t>
       </w:r>
@@ -2561,8 +2570,8 @@
           <w:rFonts w:ascii="Arial" w:hAnsi="Arial" w:cs="Arial"/>
           <w:b/>
           <w:bCs/>
-          <w:sz w:val="32"/>
-          <w:szCs w:val="32"/>
+          <w:sz w:val="28"/>
+          <w:szCs w:val="28"/>
         </w:rPr>
         <w:t>├</w:t>
       </w:r>
@@ -2571,8 +2580,8 @@
           <w:rFonts w:ascii="Aptos" w:hAnsi="Aptos" w:cs="Aptos"/>
           <w:b/>
           <w:bCs/>
-          <w:sz w:val="32"/>
-          <w:szCs w:val="32"/>
+          <w:sz w:val="28"/>
+          <w:szCs w:val="28"/>
         </w:rPr>
         <w:t>──</w:t>
       </w:r>
@@ -2580,8 +2589,8 @@
         <w:rPr>
           <w:b/>
           <w:bCs/>
-          <w:sz w:val="32"/>
-          <w:szCs w:val="32"/>
+          <w:sz w:val="28"/>
+          <w:szCs w:val="28"/>
         </w:rPr>
         <w:t xml:space="preserve"> </w:t>
       </w:r>
@@ -2590,8 +2599,8 @@
         <w:rPr>
           <w:b/>
           <w:bCs/>
-          <w:sz w:val="32"/>
-          <w:szCs w:val="32"/>
+          <w:sz w:val="28"/>
+          <w:szCs w:val="28"/>
         </w:rPr>
         <w:t>SliverToBoxAdapter</w:t>
       </w:r>
@@ -2600,8 +2609,8 @@
         <w:rPr>
           <w:b/>
           <w:bCs/>
-          <w:sz w:val="32"/>
-          <w:szCs w:val="32"/>
+          <w:sz w:val="28"/>
+          <w:szCs w:val="28"/>
         </w:rPr>
         <w:t xml:space="preserve"> (balance cards)</w:t>
       </w:r>
@@ -2612,16 +2621,16 @@
         <w:rPr>
           <w:b/>
           <w:bCs/>
-          <w:sz w:val="32"/>
-          <w:szCs w:val="32"/>
-        </w:rPr>
-      </w:pPr>
-      <w:r>
-        <w:rPr>
-          <w:b/>
-          <w:bCs/>
-          <w:sz w:val="32"/>
-          <w:szCs w:val="32"/>
+          <w:sz w:val="28"/>
+          <w:szCs w:val="28"/>
+        </w:rPr>
+      </w:pPr>
+      <w:r>
+        <w:rPr>
+          <w:b/>
+          <w:bCs/>
+          <w:sz w:val="28"/>
+          <w:szCs w:val="28"/>
         </w:rPr>
         <w:t xml:space="preserve"> </w:t>
       </w:r>
@@ -2630,8 +2639,8 @@
           <w:rFonts w:ascii="Arial" w:hAnsi="Arial" w:cs="Arial"/>
           <w:b/>
           <w:bCs/>
-          <w:sz w:val="32"/>
-          <w:szCs w:val="32"/>
+          <w:sz w:val="28"/>
+          <w:szCs w:val="28"/>
         </w:rPr>
         <w:t>├</w:t>
       </w:r>
@@ -2640,8 +2649,8 @@
           <w:rFonts w:ascii="Aptos" w:hAnsi="Aptos" w:cs="Aptos"/>
           <w:b/>
           <w:bCs/>
-          <w:sz w:val="32"/>
-          <w:szCs w:val="32"/>
+          <w:sz w:val="28"/>
+          <w:szCs w:val="28"/>
         </w:rPr>
         <w:t>──</w:t>
       </w:r>
@@ -2649,8 +2658,8 @@
         <w:rPr>
           <w:b/>
           <w:bCs/>
-          <w:sz w:val="32"/>
-          <w:szCs w:val="32"/>
+          <w:sz w:val="28"/>
+          <w:szCs w:val="28"/>
         </w:rPr>
         <w:t xml:space="preserve"> </w:t>
       </w:r>
@@ -2659,8 +2668,8 @@
         <w:rPr>
           <w:b/>
           <w:bCs/>
-          <w:sz w:val="32"/>
-          <w:szCs w:val="32"/>
+          <w:sz w:val="28"/>
+          <w:szCs w:val="28"/>
         </w:rPr>
         <w:t>SliverList</w:t>
       </w:r>
@@ -2669,8 +2678,8 @@
         <w:rPr>
           <w:b/>
           <w:bCs/>
-          <w:sz w:val="32"/>
-          <w:szCs w:val="32"/>
+          <w:sz w:val="28"/>
+          <w:szCs w:val="28"/>
         </w:rPr>
         <w:t xml:space="preserve"> / </w:t>
       </w:r>
@@ -2679,8 +2688,8 @@
         <w:rPr>
           <w:b/>
           <w:bCs/>
-          <w:sz w:val="32"/>
-          <w:szCs w:val="32"/>
+          <w:sz w:val="28"/>
+          <w:szCs w:val="28"/>
         </w:rPr>
         <w:t>SliverGrid</w:t>
       </w:r>
@@ -2689,8 +2698,8 @@
         <w:rPr>
           <w:b/>
           <w:bCs/>
-          <w:sz w:val="32"/>
-          <w:szCs w:val="32"/>
+          <w:sz w:val="28"/>
+          <w:szCs w:val="28"/>
         </w:rPr>
         <w:t xml:space="preserve"> (actions)</w:t>
       </w:r>
@@ -2708,23 +2717,21 @@
           <w:sz w:val="32"/>
           <w:szCs w:val="32"/>
         </w:rPr>
-        <w:t xml:space="preserve"># Core Concepts (VERY IMPORTANT). </w:t>
-      </w:r>
-      <w:proofErr w:type="spellStart"/>
-      <w:r>
-        <w:rPr>
-          <w:sz w:val="32"/>
-          <w:szCs w:val="32"/>
-        </w:rPr>
-        <w:t>BKash</w:t>
-      </w:r>
-      <w:proofErr w:type="spellEnd"/>
-      <w:r>
-        <w:rPr>
-          <w:sz w:val="32"/>
-          <w:szCs w:val="32"/>
-        </w:rPr>
-        <w:t xml:space="preserve"> does NOT rely on default </w:t>
+        <w:t># Core Concepts (VERY IMPORTANT). B</w:t>
+      </w:r>
+      <w:r>
+        <w:rPr>
+          <w:sz w:val="32"/>
+          <w:szCs w:val="32"/>
+        </w:rPr>
+        <w:t>k</w:t>
+      </w:r>
+      <w:r>
+        <w:rPr>
+          <w:sz w:val="32"/>
+          <w:szCs w:val="32"/>
+        </w:rPr>
+        <w:t xml:space="preserve">ash does NOT rely on default </w:t>
       </w:r>
       <w:proofErr w:type="spellStart"/>
       <w:r>
@@ -3106,6 +3113,7 @@
           <w:sz w:val="32"/>
           <w:szCs w:val="32"/>
         </w:rPr>
+        <w:lastRenderedPageBreak/>
         <w:t>Fully collapsed</w:t>
       </w:r>
       <w:r>
@@ -3143,23 +3151,1088 @@
           <w:sz w:val="32"/>
           <w:szCs w:val="32"/>
         </w:rPr>
+        <w:t xml:space="preserve"># Listen to scroll changes using </w:t>
+      </w:r>
+      <w:r>
+        <w:rPr>
+          <w:b/>
+          <w:bCs/>
+          <w:sz w:val="32"/>
+          <w:szCs w:val="32"/>
+        </w:rPr>
+        <w:t>_</w:t>
+      </w:r>
+      <w:proofErr w:type="spellStart"/>
+      <w:r>
+        <w:rPr>
+          <w:b/>
+          <w:bCs/>
+          <w:sz w:val="32"/>
+          <w:szCs w:val="32"/>
+        </w:rPr>
+        <w:t>scrollController.addListener</w:t>
+      </w:r>
+      <w:proofErr w:type="spellEnd"/>
+      <w:r>
+        <w:rPr>
+          <w:b/>
+          <w:bCs/>
+          <w:sz w:val="32"/>
+          <w:szCs w:val="32"/>
+        </w:rPr>
+        <w:t xml:space="preserve">(() {…}) </w:t>
+      </w:r>
+      <w:r>
+        <w:rPr>
+          <w:sz w:val="32"/>
+          <w:szCs w:val="32"/>
+        </w:rPr>
+        <w:t xml:space="preserve">in </w:t>
+      </w:r>
+      <w:proofErr w:type="spellStart"/>
+      <w:proofErr w:type="gramStart"/>
+      <w:r>
+        <w:rPr>
+          <w:b/>
+          <w:bCs/>
+          <w:sz w:val="32"/>
+          <w:szCs w:val="32"/>
+        </w:rPr>
+        <w:t>initState</w:t>
+      </w:r>
+      <w:proofErr w:type="spellEnd"/>
+      <w:r>
+        <w:rPr>
+          <w:b/>
+          <w:bCs/>
+          <w:sz w:val="32"/>
+          <w:szCs w:val="32"/>
+        </w:rPr>
+        <w:t>(</w:t>
+      </w:r>
+      <w:proofErr w:type="gramEnd"/>
+      <w:r>
+        <w:rPr>
+          <w:b/>
+          <w:bCs/>
+          <w:sz w:val="32"/>
+          <w:szCs w:val="32"/>
+        </w:rPr>
+        <w:t>)</w:t>
+      </w:r>
+      <w:r>
+        <w:rPr>
+          <w:sz w:val="32"/>
+          <w:szCs w:val="32"/>
+        </w:rPr>
+        <w:t>. This is safe because UI is lightweight and no heavy rebuilds</w:t>
+      </w:r>
+    </w:p>
+    <w:p>
+      <w:pPr>
+        <w:jc w:val="both"/>
+        <w:rPr>
+          <w:sz w:val="32"/>
+          <w:szCs w:val="32"/>
+        </w:rPr>
+      </w:pPr>
+      <w:r>
+        <w:rPr>
+          <w:sz w:val="32"/>
+          <w:szCs w:val="32"/>
+        </w:rPr>
+        <w:t xml:space="preserve"># Then use </w:t>
+      </w:r>
+      <w:proofErr w:type="spellStart"/>
+      <w:r>
+        <w:rPr>
+          <w:b/>
+          <w:bCs/>
+          <w:sz w:val="32"/>
+          <w:szCs w:val="32"/>
+        </w:rPr>
+        <w:t>SliverAppBar</w:t>
+      </w:r>
+      <w:proofErr w:type="spellEnd"/>
+      <w:r>
+        <w:rPr>
+          <w:sz w:val="32"/>
+          <w:szCs w:val="32"/>
+        </w:rPr>
+        <w:t xml:space="preserve"> and Animated Widgets</w:t>
+      </w:r>
+    </w:p>
+    <w:p>
+      <w:pPr>
+        <w:jc w:val="both"/>
+        <w:rPr>
+          <w:sz w:val="32"/>
+          <w:szCs w:val="32"/>
+        </w:rPr>
+      </w:pPr>
+      <w:r>
+        <w:rPr>
+          <w:sz w:val="32"/>
+          <w:szCs w:val="32"/>
+        </w:rPr>
+        <w:t xml:space="preserve"># </w:t>
+      </w:r>
+      <w:r>
+        <w:rPr>
+          <w:b/>
+          <w:bCs/>
+          <w:sz w:val="32"/>
+          <w:szCs w:val="32"/>
+        </w:rPr>
+        <w:t>opacity: _</w:t>
+      </w:r>
+      <w:proofErr w:type="spellStart"/>
+      <w:proofErr w:type="gramStart"/>
+      <w:r>
+        <w:rPr>
+          <w:b/>
+          <w:bCs/>
+          <w:sz w:val="32"/>
+          <w:szCs w:val="32"/>
+        </w:rPr>
+        <w:t>getCollapseProgress</w:t>
+      </w:r>
+      <w:proofErr w:type="spellEnd"/>
+      <w:r>
+        <w:rPr>
+          <w:b/>
+          <w:bCs/>
+          <w:sz w:val="32"/>
+          <w:szCs w:val="32"/>
+        </w:rPr>
+        <w:t>(</w:t>
+      </w:r>
+      <w:proofErr w:type="gramEnd"/>
+      <w:r>
+        <w:rPr>
+          <w:b/>
+          <w:bCs/>
+          <w:sz w:val="32"/>
+          <w:szCs w:val="32"/>
+        </w:rPr>
+        <w:t>)</w:t>
+      </w:r>
+      <w:r>
+        <w:rPr>
+          <w:sz w:val="32"/>
+          <w:szCs w:val="32"/>
+        </w:rPr>
+        <w:t xml:space="preserve"> is the title invisible when expanded. Appears smoothly when collapsed. Exactly how bKash reveals its app title.</w:t>
+      </w:r>
+    </w:p>
+    <w:p>
+      <w:pPr>
+        <w:jc w:val="both"/>
+        <w:rPr>
+          <w:sz w:val="32"/>
+          <w:szCs w:val="32"/>
+        </w:rPr>
+      </w:pPr>
+      <w:r>
+        <w:rPr>
+          <w:sz w:val="32"/>
+          <w:szCs w:val="32"/>
+        </w:rPr>
+        <w:t xml:space="preserve"># </w:t>
+      </w:r>
+      <w:r>
+        <w:rPr>
+          <w:b/>
+          <w:bCs/>
+          <w:sz w:val="32"/>
+          <w:szCs w:val="32"/>
+        </w:rPr>
+        <w:t xml:space="preserve">padding: </w:t>
+      </w:r>
+      <w:proofErr w:type="spellStart"/>
+      <w:r>
+        <w:rPr>
+          <w:b/>
+          <w:bCs/>
+          <w:sz w:val="32"/>
+          <w:szCs w:val="32"/>
+        </w:rPr>
+        <w:t>EdgeInsets.lerp</w:t>
+      </w:r>
+      <w:proofErr w:type="spellEnd"/>
+      <w:r>
+        <w:rPr>
+          <w:b/>
+          <w:bCs/>
+          <w:sz w:val="32"/>
+          <w:szCs w:val="32"/>
+        </w:rPr>
+        <w:t>(expanded, collapsed, progress)</w:t>
+      </w:r>
+      <w:r>
+        <w:rPr>
+          <w:sz w:val="32"/>
+          <w:szCs w:val="32"/>
+        </w:rPr>
+        <w:t>. This creates content squeeze effect. Based on progress value uses big padding or small padding</w:t>
+      </w:r>
+    </w:p>
+    <w:p>
+      <w:pPr>
+        <w:jc w:val="both"/>
+        <w:rPr>
+          <w:sz w:val="32"/>
+          <w:szCs w:val="32"/>
+        </w:rPr>
+      </w:pPr>
+      <w:r>
+        <w:rPr>
+          <w:sz w:val="32"/>
+          <w:szCs w:val="32"/>
+        </w:rPr>
+        <w:t xml:space="preserve"># In </w:t>
+      </w:r>
+      <w:proofErr w:type="spellStart"/>
+      <w:r>
+        <w:rPr>
+          <w:b/>
+          <w:bCs/>
+          <w:sz w:val="32"/>
+          <w:szCs w:val="32"/>
+        </w:rPr>
+        <w:t>AnimatedDefaultTextStyle</w:t>
+      </w:r>
+      <w:proofErr w:type="spellEnd"/>
+      <w:r>
+        <w:rPr>
+          <w:sz w:val="32"/>
+          <w:szCs w:val="32"/>
+        </w:rPr>
+        <w:t xml:space="preserve"> widget we </w:t>
+      </w:r>
+      <w:proofErr w:type="gramStart"/>
+      <w:r>
+        <w:rPr>
+          <w:sz w:val="32"/>
+          <w:szCs w:val="32"/>
+        </w:rPr>
+        <w:t>use  .</w:t>
+      </w:r>
+      <w:proofErr w:type="spellStart"/>
+      <w:proofErr w:type="gramEnd"/>
+      <w:r>
+        <w:rPr>
+          <w:b/>
+          <w:bCs/>
+          <w:sz w:val="32"/>
+          <w:szCs w:val="32"/>
+        </w:rPr>
+        <w:t>lerpDouble</w:t>
+      </w:r>
+      <w:proofErr w:type="spellEnd"/>
+      <w:r>
+        <w:rPr>
+          <w:b/>
+          <w:bCs/>
+          <w:sz w:val="32"/>
+          <w:szCs w:val="32"/>
+        </w:rPr>
+        <w:t xml:space="preserve">(30, 18, progress) </w:t>
+      </w:r>
+      <w:r>
+        <w:rPr>
+          <w:sz w:val="32"/>
+          <w:szCs w:val="32"/>
+        </w:rPr>
+        <w:t xml:space="preserve">method to select the </w:t>
+      </w:r>
+      <w:proofErr w:type="spellStart"/>
+      <w:r>
+        <w:rPr>
+          <w:b/>
+          <w:bCs/>
+          <w:sz w:val="32"/>
+          <w:szCs w:val="32"/>
+        </w:rPr>
+        <w:t>fontSize</w:t>
+      </w:r>
+      <w:proofErr w:type="spellEnd"/>
+      <w:r>
+        <w:rPr>
+          <w:b/>
+          <w:bCs/>
+          <w:sz w:val="32"/>
+          <w:szCs w:val="32"/>
+        </w:rPr>
+        <w:t xml:space="preserve">: </w:t>
+      </w:r>
+      <w:r>
+        <w:rPr>
+          <w:sz w:val="32"/>
+          <w:szCs w:val="32"/>
+        </w:rPr>
+        <w:t xml:space="preserve">based on progress. It balances text shrink smoothly and much cleaner than multiple </w:t>
+      </w:r>
+      <w:r>
+        <w:rPr>
+          <w:b/>
+          <w:bCs/>
+          <w:sz w:val="32"/>
+          <w:szCs w:val="32"/>
+        </w:rPr>
+        <w:t>Text</w:t>
+      </w:r>
+      <w:r>
+        <w:rPr>
+          <w:sz w:val="32"/>
+          <w:szCs w:val="32"/>
+        </w:rPr>
+        <w:t xml:space="preserve"> Widgets</w:t>
+      </w:r>
+    </w:p>
+    <w:p>
+      <w:pPr>
+        <w:jc w:val="both"/>
+        <w:rPr>
+          <w:sz w:val="32"/>
+          <w:szCs w:val="32"/>
+        </w:rPr>
+      </w:pPr>
+      <w:r>
+        <w:rPr>
+          <w:sz w:val="32"/>
+          <w:szCs w:val="32"/>
+        </w:rPr>
+        <w:t xml:space="preserve"># In </w:t>
+      </w:r>
+      <w:proofErr w:type="spellStart"/>
+      <w:r>
+        <w:rPr>
+          <w:b/>
+          <w:bCs/>
+          <w:sz w:val="32"/>
+          <w:szCs w:val="32"/>
+        </w:rPr>
+        <w:t>AnimatedOpacity</w:t>
+      </w:r>
+      <w:proofErr w:type="spellEnd"/>
+      <w:r>
+        <w:rPr>
+          <w:b/>
+          <w:bCs/>
+          <w:sz w:val="32"/>
+          <w:szCs w:val="32"/>
+        </w:rPr>
+        <w:t xml:space="preserve"> </w:t>
+      </w:r>
+      <w:r>
+        <w:rPr>
+          <w:sz w:val="32"/>
+          <w:szCs w:val="32"/>
+        </w:rPr>
+        <w:t>adjusting opacity: 1 – progress. It balances label fades out and avoids sudden disappearance</w:t>
+      </w:r>
+    </w:p>
+    <w:p>
+      <w:pPr>
+        <w:jc w:val="both"/>
+        <w:rPr>
+          <w:sz w:val="32"/>
+          <w:szCs w:val="32"/>
+        </w:rPr>
+      </w:pPr>
+      <w:r>
+        <w:rPr>
+          <w:sz w:val="32"/>
+          <w:szCs w:val="32"/>
+        </w:rPr>
+        <w:t xml:space="preserve"># </w:t>
+      </w:r>
+      <w:r>
+        <w:rPr>
+          <w:b/>
+          <w:bCs/>
+          <w:sz w:val="32"/>
+          <w:szCs w:val="32"/>
+        </w:rPr>
+        <w:t xml:space="preserve">elevation: progress &gt; </w:t>
+      </w:r>
+      <w:proofErr w:type="gramStart"/>
+      <w:r>
+        <w:rPr>
+          <w:b/>
+          <w:bCs/>
+          <w:sz w:val="32"/>
+          <w:szCs w:val="32"/>
+        </w:rPr>
+        <w:t>0.8 ?</w:t>
+      </w:r>
+      <w:proofErr w:type="gramEnd"/>
+      <w:r>
+        <w:rPr>
+          <w:b/>
+          <w:bCs/>
+          <w:sz w:val="32"/>
+          <w:szCs w:val="32"/>
+        </w:rPr>
+        <w:t xml:space="preserve"> </w:t>
+      </w:r>
+      <w:proofErr w:type="gramStart"/>
+      <w:r>
+        <w:rPr>
+          <w:b/>
+          <w:bCs/>
+          <w:sz w:val="32"/>
+          <w:szCs w:val="32"/>
+        </w:rPr>
+        <w:t>4 :</w:t>
+      </w:r>
+      <w:proofErr w:type="gramEnd"/>
+      <w:r>
+        <w:rPr>
+          <w:b/>
+          <w:bCs/>
+          <w:sz w:val="32"/>
+          <w:szCs w:val="32"/>
+        </w:rPr>
+        <w:t xml:space="preserve"> 0</w:t>
+      </w:r>
+      <w:r>
+        <w:rPr>
+          <w:sz w:val="32"/>
+          <w:szCs w:val="32"/>
+        </w:rPr>
+        <w:t xml:space="preserve"> flat when expanded, shadow when collapsed. Very fintech-style UX</w:t>
+      </w:r>
+    </w:p>
+    <w:p>
+      <w:pPr>
+        <w:jc w:val="both"/>
+        <w:rPr>
+          <w:b/>
+          <w:bCs/>
+          <w:color w:val="D86DCB" w:themeColor="accent5" w:themeTint="99"/>
+          <w:sz w:val="32"/>
+          <w:szCs w:val="32"/>
+        </w:rPr>
+      </w:pPr>
+      <w:r>
+        <w:rPr>
+          <w:b/>
+          <w:bCs/>
+          <w:color w:val="D86DCB" w:themeColor="accent5" w:themeTint="99"/>
+          <w:sz w:val="32"/>
+          <w:szCs w:val="32"/>
+        </w:rPr>
+        <w:t xml:space="preserve">final </w:t>
+      </w:r>
+      <w:proofErr w:type="spellStart"/>
+      <w:r>
+        <w:rPr>
+          <w:b/>
+          <w:bCs/>
+          <w:color w:val="D86DCB" w:themeColor="accent5" w:themeTint="99"/>
+          <w:sz w:val="32"/>
+          <w:szCs w:val="32"/>
+        </w:rPr>
+        <w:t>ScrollController</w:t>
+      </w:r>
+      <w:proofErr w:type="spellEnd"/>
+      <w:r>
+        <w:rPr>
+          <w:b/>
+          <w:bCs/>
+          <w:color w:val="D86DCB" w:themeColor="accent5" w:themeTint="99"/>
+          <w:sz w:val="32"/>
+          <w:szCs w:val="32"/>
+        </w:rPr>
+        <w:t xml:space="preserve"> _</w:t>
+      </w:r>
+      <w:proofErr w:type="spellStart"/>
+      <w:r>
+        <w:rPr>
+          <w:b/>
+          <w:bCs/>
+          <w:color w:val="D86DCB" w:themeColor="accent5" w:themeTint="99"/>
+          <w:sz w:val="32"/>
+          <w:szCs w:val="32"/>
+        </w:rPr>
+        <w:t>scrollController</w:t>
+      </w:r>
+      <w:proofErr w:type="spellEnd"/>
+      <w:r>
+        <w:rPr>
+          <w:b/>
+          <w:bCs/>
+          <w:color w:val="D86DCB" w:themeColor="accent5" w:themeTint="99"/>
+          <w:sz w:val="32"/>
+          <w:szCs w:val="32"/>
+        </w:rPr>
+        <w:t xml:space="preserve"> = </w:t>
+      </w:r>
+      <w:proofErr w:type="spellStart"/>
+      <w:proofErr w:type="gramStart"/>
+      <w:r>
+        <w:rPr>
+          <w:b/>
+          <w:bCs/>
+          <w:color w:val="D86DCB" w:themeColor="accent5" w:themeTint="99"/>
+          <w:sz w:val="32"/>
+          <w:szCs w:val="32"/>
+        </w:rPr>
+        <w:t>ScrollController</w:t>
+      </w:r>
+      <w:proofErr w:type="spellEnd"/>
+      <w:r>
+        <w:rPr>
+          <w:b/>
+          <w:bCs/>
+          <w:color w:val="D86DCB" w:themeColor="accent5" w:themeTint="99"/>
+          <w:sz w:val="32"/>
+          <w:szCs w:val="32"/>
+        </w:rPr>
+        <w:t>(</w:t>
+      </w:r>
+      <w:proofErr w:type="gramEnd"/>
+      <w:r>
+        <w:rPr>
+          <w:b/>
+          <w:bCs/>
+          <w:color w:val="D86DCB" w:themeColor="accent5" w:themeTint="99"/>
+          <w:sz w:val="32"/>
+          <w:szCs w:val="32"/>
+        </w:rPr>
+        <w:t>);</w:t>
+      </w:r>
+    </w:p>
+    <w:p>
+      <w:pPr>
+        <w:jc w:val="both"/>
+        <w:rPr>
+          <w:b/>
+          <w:bCs/>
+          <w:color w:val="D86DCB" w:themeColor="accent5" w:themeTint="99"/>
+          <w:sz w:val="32"/>
+          <w:szCs w:val="32"/>
+        </w:rPr>
+      </w:pPr>
+      <w:r>
+        <w:rPr>
+          <w:b/>
+          <w:bCs/>
+          <w:color w:val="D86DCB" w:themeColor="accent5" w:themeTint="99"/>
+          <w:sz w:val="32"/>
+          <w:szCs w:val="32"/>
+        </w:rPr>
+        <w:t>static const double _</w:t>
+      </w:r>
+      <w:proofErr w:type="spellStart"/>
+      <w:r>
+        <w:rPr>
+          <w:b/>
+          <w:bCs/>
+          <w:color w:val="D86DCB" w:themeColor="accent5" w:themeTint="99"/>
+          <w:sz w:val="32"/>
+          <w:szCs w:val="32"/>
+        </w:rPr>
+        <w:t>expandedHeight</w:t>
+      </w:r>
+      <w:proofErr w:type="spellEnd"/>
+      <w:r>
+        <w:rPr>
+          <w:b/>
+          <w:bCs/>
+          <w:color w:val="D86DCB" w:themeColor="accent5" w:themeTint="99"/>
+          <w:sz w:val="32"/>
+          <w:szCs w:val="32"/>
+        </w:rPr>
+        <w:t xml:space="preserve"> = 200;</w:t>
+      </w:r>
+    </w:p>
+    <w:p>
+      <w:pPr>
+        <w:jc w:val="both"/>
+        <w:rPr>
+          <w:b/>
+          <w:bCs/>
+          <w:color w:val="D86DCB" w:themeColor="accent5" w:themeTint="99"/>
+          <w:sz w:val="32"/>
+          <w:szCs w:val="32"/>
+        </w:rPr>
+      </w:pPr>
+      <w:r>
+        <w:rPr>
+          <w:b/>
+          <w:bCs/>
+          <w:color w:val="D86DCB" w:themeColor="accent5" w:themeTint="99"/>
+          <w:sz w:val="32"/>
+          <w:szCs w:val="32"/>
+        </w:rPr>
+        <w:t>static const double _</w:t>
+      </w:r>
+      <w:proofErr w:type="spellStart"/>
+      <w:r>
+        <w:rPr>
+          <w:b/>
+          <w:bCs/>
+          <w:color w:val="D86DCB" w:themeColor="accent5" w:themeTint="99"/>
+          <w:sz w:val="32"/>
+          <w:szCs w:val="32"/>
+        </w:rPr>
+        <w:t>collapsedHeight</w:t>
+      </w:r>
+      <w:proofErr w:type="spellEnd"/>
+      <w:r>
+        <w:rPr>
+          <w:b/>
+          <w:bCs/>
+          <w:color w:val="D86DCB" w:themeColor="accent5" w:themeTint="99"/>
+          <w:sz w:val="32"/>
+          <w:szCs w:val="32"/>
+        </w:rPr>
+        <w:t xml:space="preserve"> = </w:t>
+      </w:r>
+      <w:proofErr w:type="spellStart"/>
+      <w:r>
+        <w:rPr>
+          <w:b/>
+          <w:bCs/>
+          <w:color w:val="D86DCB" w:themeColor="accent5" w:themeTint="99"/>
+          <w:sz w:val="32"/>
+          <w:szCs w:val="32"/>
+        </w:rPr>
+        <w:t>kToolbarHeight</w:t>
+      </w:r>
+      <w:proofErr w:type="spellEnd"/>
+      <w:r>
+        <w:rPr>
+          <w:b/>
+          <w:bCs/>
+          <w:color w:val="D86DCB" w:themeColor="accent5" w:themeTint="99"/>
+          <w:sz w:val="32"/>
+          <w:szCs w:val="32"/>
+        </w:rPr>
+        <w:t>;</w:t>
+      </w:r>
+    </w:p>
+    <w:p>
+      <w:pPr>
+        <w:jc w:val="both"/>
+        <w:rPr>
+          <w:b/>
+          <w:bCs/>
+          <w:color w:val="D86DCB" w:themeColor="accent5" w:themeTint="99"/>
+          <w:sz w:val="32"/>
+          <w:szCs w:val="32"/>
+        </w:rPr>
+      </w:pPr>
+      <w:r>
+        <w:rPr>
+          <w:b/>
+          <w:bCs/>
+          <w:color w:val="D86DCB" w:themeColor="accent5" w:themeTint="99"/>
+          <w:sz w:val="32"/>
+          <w:szCs w:val="32"/>
+        </w:rPr>
+        <w:t>double _</w:t>
+      </w:r>
+      <w:proofErr w:type="spellStart"/>
+      <w:proofErr w:type="gramStart"/>
+      <w:r>
+        <w:rPr>
+          <w:b/>
+          <w:bCs/>
+          <w:color w:val="D86DCB" w:themeColor="accent5" w:themeTint="99"/>
+          <w:sz w:val="32"/>
+          <w:szCs w:val="32"/>
+        </w:rPr>
+        <w:t>getCollapseProgress</w:t>
+      </w:r>
+      <w:proofErr w:type="spellEnd"/>
+      <w:r>
+        <w:rPr>
+          <w:b/>
+          <w:bCs/>
+          <w:color w:val="D86DCB" w:themeColor="accent5" w:themeTint="99"/>
+          <w:sz w:val="32"/>
+          <w:szCs w:val="32"/>
+        </w:rPr>
+        <w:t>(</w:t>
+      </w:r>
+      <w:proofErr w:type="gramEnd"/>
+      <w:r>
+        <w:rPr>
+          <w:b/>
+          <w:bCs/>
+          <w:color w:val="D86DCB" w:themeColor="accent5" w:themeTint="99"/>
+          <w:sz w:val="32"/>
+          <w:szCs w:val="32"/>
+        </w:rPr>
+        <w:t>) {</w:t>
+      </w:r>
+    </w:p>
+    <w:p>
+      <w:pPr>
+        <w:jc w:val="both"/>
+        <w:rPr>
+          <w:b/>
+          <w:bCs/>
+          <w:color w:val="D86DCB" w:themeColor="accent5" w:themeTint="99"/>
+          <w:sz w:val="32"/>
+          <w:szCs w:val="32"/>
+        </w:rPr>
+      </w:pPr>
+      <w:r>
+        <w:rPr>
+          <w:b/>
+          <w:bCs/>
+          <w:color w:val="D86DCB" w:themeColor="accent5" w:themeTint="99"/>
+          <w:sz w:val="32"/>
+          <w:szCs w:val="32"/>
+        </w:rPr>
+        <w:t xml:space="preserve">  final offset = _</w:t>
+      </w:r>
+      <w:proofErr w:type="spellStart"/>
+      <w:r>
+        <w:rPr>
+          <w:b/>
+          <w:bCs/>
+          <w:color w:val="D86DCB" w:themeColor="accent5" w:themeTint="99"/>
+          <w:sz w:val="32"/>
+          <w:szCs w:val="32"/>
+        </w:rPr>
+        <w:t>scrollController.offset</w:t>
+      </w:r>
+      <w:proofErr w:type="spellEnd"/>
+      <w:r>
+        <w:rPr>
+          <w:b/>
+          <w:bCs/>
+          <w:color w:val="D86DCB" w:themeColor="accent5" w:themeTint="99"/>
+          <w:sz w:val="32"/>
+          <w:szCs w:val="32"/>
+        </w:rPr>
+        <w:t>;</w:t>
+      </w:r>
+    </w:p>
+    <w:p>
+      <w:pPr>
+        <w:jc w:val="both"/>
+        <w:rPr>
+          <w:b/>
+          <w:bCs/>
+          <w:color w:val="D86DCB" w:themeColor="accent5" w:themeTint="99"/>
+          <w:sz w:val="32"/>
+          <w:szCs w:val="32"/>
+        </w:rPr>
+      </w:pPr>
+      <w:r>
+        <w:rPr>
+          <w:b/>
+          <w:bCs/>
+          <w:color w:val="D86DCB" w:themeColor="accent5" w:themeTint="99"/>
+          <w:sz w:val="32"/>
+          <w:szCs w:val="32"/>
+        </w:rPr>
+        <w:t xml:space="preserve">  final </w:t>
+      </w:r>
+      <w:proofErr w:type="spellStart"/>
+      <w:r>
+        <w:rPr>
+          <w:b/>
+          <w:bCs/>
+          <w:color w:val="D86DCB" w:themeColor="accent5" w:themeTint="99"/>
+          <w:sz w:val="32"/>
+          <w:szCs w:val="32"/>
+        </w:rPr>
+        <w:t>collapseRange</w:t>
+      </w:r>
+      <w:proofErr w:type="spellEnd"/>
+      <w:r>
+        <w:rPr>
+          <w:b/>
+          <w:bCs/>
+          <w:color w:val="D86DCB" w:themeColor="accent5" w:themeTint="99"/>
+          <w:sz w:val="32"/>
+          <w:szCs w:val="32"/>
+        </w:rPr>
+        <w:t xml:space="preserve"> = _</w:t>
+      </w:r>
+      <w:proofErr w:type="spellStart"/>
+      <w:r>
+        <w:rPr>
+          <w:b/>
+          <w:bCs/>
+          <w:color w:val="D86DCB" w:themeColor="accent5" w:themeTint="99"/>
+          <w:sz w:val="32"/>
+          <w:szCs w:val="32"/>
+        </w:rPr>
+        <w:t>expandedHeight</w:t>
+      </w:r>
+      <w:proofErr w:type="spellEnd"/>
+      <w:r>
+        <w:rPr>
+          <w:b/>
+          <w:bCs/>
+          <w:color w:val="D86DCB" w:themeColor="accent5" w:themeTint="99"/>
+          <w:sz w:val="32"/>
+          <w:szCs w:val="32"/>
+        </w:rPr>
+        <w:t xml:space="preserve"> - _</w:t>
+      </w:r>
+      <w:proofErr w:type="spellStart"/>
+      <w:r>
+        <w:rPr>
+          <w:b/>
+          <w:bCs/>
+          <w:color w:val="D86DCB" w:themeColor="accent5" w:themeTint="99"/>
+          <w:sz w:val="32"/>
+          <w:szCs w:val="32"/>
+        </w:rPr>
+        <w:t>collapsedHeight</w:t>
+      </w:r>
+      <w:proofErr w:type="spellEnd"/>
+      <w:r>
+        <w:rPr>
+          <w:b/>
+          <w:bCs/>
+          <w:color w:val="D86DCB" w:themeColor="accent5" w:themeTint="99"/>
+          <w:sz w:val="32"/>
+          <w:szCs w:val="32"/>
+        </w:rPr>
+        <w:t>;</w:t>
+      </w:r>
+    </w:p>
+    <w:p>
+      <w:pPr>
+        <w:jc w:val="both"/>
+        <w:rPr>
+          <w:b/>
+          <w:bCs/>
+          <w:color w:val="D86DCB" w:themeColor="accent5" w:themeTint="99"/>
+          <w:sz w:val="32"/>
+          <w:szCs w:val="32"/>
+        </w:rPr>
+      </w:pPr>
+      <w:r>
+        <w:rPr>
+          <w:b/>
+          <w:bCs/>
+          <w:color w:val="D86DCB" w:themeColor="accent5" w:themeTint="99"/>
+          <w:sz w:val="32"/>
+          <w:szCs w:val="32"/>
+        </w:rPr>
         <w:lastRenderedPageBreak/>
-        <w:t xml:space="preserve"># Listen to scroll changes using </w:t>
-      </w:r>
-      <w:r>
-        <w:rPr>
-          <w:b/>
-          <w:bCs/>
-          <w:sz w:val="32"/>
-          <w:szCs w:val="32"/>
-        </w:rPr>
-        <w:t>_</w:t>
-      </w:r>
-      <w:proofErr w:type="spellStart"/>
-      <w:r>
-        <w:rPr>
-          <w:b/>
-          <w:bCs/>
+        <w:t xml:space="preserve">  return (offset / </w:t>
+      </w:r>
+      <w:proofErr w:type="spellStart"/>
+      <w:r>
+        <w:rPr>
+          <w:b/>
+          <w:bCs/>
+          <w:color w:val="D86DCB" w:themeColor="accent5" w:themeTint="99"/>
+          <w:sz w:val="32"/>
+          <w:szCs w:val="32"/>
+        </w:rPr>
+        <w:t>collapseRange</w:t>
+      </w:r>
+      <w:proofErr w:type="spellEnd"/>
+      <w:proofErr w:type="gramStart"/>
+      <w:r>
+        <w:rPr>
+          <w:b/>
+          <w:bCs/>
+          <w:color w:val="D86DCB" w:themeColor="accent5" w:themeTint="99"/>
+          <w:sz w:val="32"/>
+          <w:szCs w:val="32"/>
+        </w:rPr>
+        <w:t>).clamp</w:t>
+      </w:r>
+      <w:proofErr w:type="gramEnd"/>
+      <w:r>
+        <w:rPr>
+          <w:b/>
+          <w:bCs/>
+          <w:color w:val="D86DCB" w:themeColor="accent5" w:themeTint="99"/>
+          <w:sz w:val="32"/>
+          <w:szCs w:val="32"/>
+        </w:rPr>
+        <w:t>(0.0, 1.0);</w:t>
+      </w:r>
+    </w:p>
+    <w:p>
+      <w:pPr>
+        <w:jc w:val="both"/>
+        <w:rPr>
+          <w:b/>
+          <w:bCs/>
+          <w:color w:val="D86DCB" w:themeColor="accent5" w:themeTint="99"/>
+          <w:sz w:val="32"/>
+          <w:szCs w:val="32"/>
+        </w:rPr>
+      </w:pPr>
+      <w:r>
+        <w:rPr>
+          <w:b/>
+          <w:bCs/>
+          <w:color w:val="D86DCB" w:themeColor="accent5" w:themeTint="99"/>
+          <w:sz w:val="32"/>
+          <w:szCs w:val="32"/>
+        </w:rPr>
+        <w:t>}</w:t>
+      </w:r>
+    </w:p>
+    <w:p>
+      <w:pPr>
+        <w:jc w:val="both"/>
+        <w:rPr>
+          <w:b/>
+          <w:bCs/>
+          <w:color w:val="D86DCB" w:themeColor="accent5" w:themeTint="99"/>
+          <w:sz w:val="32"/>
+          <w:szCs w:val="32"/>
+        </w:rPr>
+      </w:pPr>
+      <w:r>
+        <w:rPr>
+          <w:b/>
+          <w:bCs/>
+          <w:color w:val="D86DCB" w:themeColor="accent5" w:themeTint="99"/>
+          <w:sz w:val="32"/>
+          <w:szCs w:val="32"/>
+        </w:rPr>
+        <w:t>@override</w:t>
+      </w:r>
+    </w:p>
+    <w:p>
+      <w:pPr>
+        <w:jc w:val="both"/>
+        <w:rPr>
+          <w:b/>
+          <w:bCs/>
+          <w:color w:val="D86DCB" w:themeColor="accent5" w:themeTint="99"/>
+          <w:sz w:val="32"/>
+          <w:szCs w:val="32"/>
+        </w:rPr>
+      </w:pPr>
+      <w:r>
+        <w:rPr>
+          <w:b/>
+          <w:bCs/>
+          <w:color w:val="D86DCB" w:themeColor="accent5" w:themeTint="99"/>
+          <w:sz w:val="32"/>
+          <w:szCs w:val="32"/>
+        </w:rPr>
+        <w:t xml:space="preserve">void </w:t>
+      </w:r>
+      <w:proofErr w:type="spellStart"/>
+      <w:proofErr w:type="gramStart"/>
+      <w:r>
+        <w:rPr>
+          <w:b/>
+          <w:bCs/>
+          <w:color w:val="D86DCB" w:themeColor="accent5" w:themeTint="99"/>
+          <w:sz w:val="32"/>
+          <w:szCs w:val="32"/>
+        </w:rPr>
+        <w:t>initState</w:t>
+      </w:r>
+      <w:proofErr w:type="spellEnd"/>
+      <w:r>
+        <w:rPr>
+          <w:b/>
+          <w:bCs/>
+          <w:color w:val="D86DCB" w:themeColor="accent5" w:themeTint="99"/>
+          <w:sz w:val="32"/>
+          <w:szCs w:val="32"/>
+        </w:rPr>
+        <w:t>(</w:t>
+      </w:r>
+      <w:proofErr w:type="gramEnd"/>
+      <w:r>
+        <w:rPr>
+          <w:b/>
+          <w:bCs/>
+          <w:color w:val="D86DCB" w:themeColor="accent5" w:themeTint="99"/>
+          <w:sz w:val="32"/>
+          <w:szCs w:val="32"/>
+        </w:rPr>
+        <w:t>) {</w:t>
+      </w:r>
+    </w:p>
+    <w:p>
+      <w:pPr>
+        <w:jc w:val="both"/>
+        <w:rPr>
+          <w:b/>
+          <w:bCs/>
+          <w:color w:val="D86DCB" w:themeColor="accent5" w:themeTint="99"/>
+          <w:sz w:val="32"/>
+          <w:szCs w:val="32"/>
+        </w:rPr>
+      </w:pPr>
+      <w:r>
+        <w:rPr>
+          <w:b/>
+          <w:bCs/>
+          <w:color w:val="D86DCB" w:themeColor="accent5" w:themeTint="99"/>
+          <w:sz w:val="32"/>
+          <w:szCs w:val="32"/>
+        </w:rPr>
+        <w:t xml:space="preserve">  </w:t>
+      </w:r>
+      <w:proofErr w:type="spellStart"/>
+      <w:proofErr w:type="gramStart"/>
+      <w:r>
+        <w:rPr>
+          <w:b/>
+          <w:bCs/>
+          <w:color w:val="D86DCB" w:themeColor="accent5" w:themeTint="99"/>
+          <w:sz w:val="32"/>
+          <w:szCs w:val="32"/>
+        </w:rPr>
+        <w:t>super.initState</w:t>
+      </w:r>
+      <w:proofErr w:type="spellEnd"/>
+      <w:proofErr w:type="gramEnd"/>
+      <w:r>
+        <w:rPr>
+          <w:b/>
+          <w:bCs/>
+          <w:color w:val="D86DCB" w:themeColor="accent5" w:themeTint="99"/>
+          <w:sz w:val="32"/>
+          <w:szCs w:val="32"/>
+        </w:rPr>
+        <w:t>();</w:t>
+      </w:r>
+    </w:p>
+    <w:p>
+      <w:pPr>
+        <w:jc w:val="both"/>
+        <w:rPr>
+          <w:b/>
+          <w:bCs/>
+          <w:color w:val="D86DCB" w:themeColor="accent5" w:themeTint="99"/>
+          <w:sz w:val="32"/>
+          <w:szCs w:val="32"/>
+        </w:rPr>
+      </w:pPr>
+      <w:r>
+        <w:rPr>
+          <w:b/>
+          <w:bCs/>
+          <w:color w:val="D86DCB" w:themeColor="accent5" w:themeTint="99"/>
+          <w:sz w:val="32"/>
+          <w:szCs w:val="32"/>
+        </w:rPr>
+        <w:t xml:space="preserve">  _</w:t>
+      </w:r>
+      <w:proofErr w:type="spellStart"/>
+      <w:r>
+        <w:rPr>
+          <w:b/>
+          <w:bCs/>
+          <w:color w:val="D86DCB" w:themeColor="accent5" w:themeTint="99"/>
           <w:sz w:val="32"/>
           <w:szCs w:val="32"/>
         </w:rPr>
@@ -3170,17 +4243,33 @@
         <w:rPr>
           <w:b/>
           <w:bCs/>
-          <w:sz w:val="32"/>
-          <w:szCs w:val="32"/>
-        </w:rPr>
-        <w:t xml:space="preserve">(() {…}) </w:t>
-      </w:r>
-      <w:r>
-        <w:rPr>
-          <w:sz w:val="32"/>
-          <w:szCs w:val="32"/>
-        </w:rPr>
-        <w:t xml:space="preserve">in </w:t>
+          <w:color w:val="D86DCB" w:themeColor="accent5" w:themeTint="99"/>
+          <w:sz w:val="32"/>
+          <w:szCs w:val="32"/>
+        </w:rPr>
+        <w:t>(() {</w:t>
+      </w:r>
+    </w:p>
+    <w:p>
+      <w:pPr>
+        <w:jc w:val="both"/>
+        <w:rPr>
+          <w:b/>
+          <w:bCs/>
+          <w:color w:val="D86DCB" w:themeColor="accent5" w:themeTint="99"/>
+          <w:sz w:val="32"/>
+          <w:szCs w:val="32"/>
+        </w:rPr>
+      </w:pPr>
+      <w:r>
+        <w:rPr>
+          <w:b/>
+          <w:bCs/>
+          <w:color w:val="D86DCB" w:themeColor="accent5" w:themeTint="99"/>
+          <w:sz w:val="32"/>
+          <w:szCs w:val="32"/>
+        </w:rPr>
+        <w:t xml:space="preserve">    </w:t>
       </w:r>
       <w:proofErr w:type="spellStart"/>
       <w:proofErr w:type="gramStart"/>
@@ -3188,16 +4277,18 @@
         <w:rPr>
           <w:b/>
           <w:bCs/>
-          <w:sz w:val="32"/>
-          <w:szCs w:val="32"/>
-        </w:rPr>
-        <w:t>initState</w:t>
-      </w:r>
-      <w:proofErr w:type="spellEnd"/>
-      <w:r>
-        <w:rPr>
-          <w:b/>
-          <w:bCs/>
+          <w:color w:val="D86DCB" w:themeColor="accent5" w:themeTint="99"/>
+          <w:sz w:val="32"/>
+          <w:szCs w:val="32"/>
+        </w:rPr>
+        <w:t>setState</w:t>
+      </w:r>
+      <w:proofErr w:type="spellEnd"/>
+      <w:r>
+        <w:rPr>
+          <w:b/>
+          <w:bCs/>
+          <w:color w:val="D86DCB" w:themeColor="accent5" w:themeTint="99"/>
           <w:sz w:val="32"/>
           <w:szCs w:val="32"/>
         </w:rPr>
@@ -3208,37 +4299,97 @@
         <w:rPr>
           <w:b/>
           <w:bCs/>
-          <w:sz w:val="32"/>
-          <w:szCs w:val="32"/>
-        </w:rPr>
-        <w:t>)</w:t>
-      </w:r>
-      <w:r>
-        <w:rPr>
-          <w:sz w:val="32"/>
-          <w:szCs w:val="32"/>
-        </w:rPr>
-        <w:t>. This is safe because UI is lightweight and no heavy rebuilds</w:t>
-      </w:r>
-    </w:p>
-    <w:p>
-      <w:pPr>
-        <w:jc w:val="both"/>
-        <w:rPr>
-          <w:sz w:val="32"/>
-          <w:szCs w:val="32"/>
-        </w:rPr>
-      </w:pPr>
-      <w:r>
-        <w:rPr>
-          <w:sz w:val="32"/>
-          <w:szCs w:val="32"/>
-        </w:rPr>
-        <w:t xml:space="preserve"># Then use </w:t>
-      </w:r>
-      <w:proofErr w:type="spellStart"/>
-      <w:r>
-        <w:rPr>
+          <w:color w:val="D86DCB" w:themeColor="accent5" w:themeTint="99"/>
+          <w:sz w:val="32"/>
+          <w:szCs w:val="32"/>
+        </w:rPr>
+        <w:t>() {});</w:t>
+      </w:r>
+    </w:p>
+    <w:p>
+      <w:pPr>
+        <w:jc w:val="both"/>
+        <w:rPr>
+          <w:b/>
+          <w:bCs/>
+          <w:color w:val="D86DCB" w:themeColor="accent5" w:themeTint="99"/>
+          <w:sz w:val="32"/>
+          <w:szCs w:val="32"/>
+        </w:rPr>
+      </w:pPr>
+      <w:r>
+        <w:rPr>
+          <w:b/>
+          <w:bCs/>
+          <w:color w:val="D86DCB" w:themeColor="accent5" w:themeTint="99"/>
+          <w:sz w:val="32"/>
+          <w:szCs w:val="32"/>
+        </w:rPr>
+        <w:t xml:space="preserve">  });</w:t>
+      </w:r>
+    </w:p>
+    <w:p>
+      <w:pPr>
+        <w:jc w:val="both"/>
+        <w:rPr>
+          <w:b/>
+          <w:bCs/>
+          <w:color w:val="D86DCB" w:themeColor="accent5" w:themeTint="99"/>
+          <w:sz w:val="32"/>
+          <w:szCs w:val="32"/>
+        </w:rPr>
+      </w:pPr>
+      <w:r>
+        <w:rPr>
+          <w:b/>
+          <w:bCs/>
+          <w:color w:val="D86DCB" w:themeColor="accent5" w:themeTint="99"/>
+          <w:sz w:val="32"/>
+          <w:szCs w:val="32"/>
+        </w:rPr>
+        <w:t>}</w:t>
+      </w:r>
+    </w:p>
+    <w:p>
+      <w:pPr>
+        <w:jc w:val="both"/>
+        <w:rPr>
+          <w:b/>
+          <w:bCs/>
+          <w:color w:val="D86DCB" w:themeColor="accent5" w:themeTint="99"/>
+          <w:sz w:val="32"/>
+          <w:szCs w:val="32"/>
+        </w:rPr>
+      </w:pPr>
+      <w:r>
+        <w:rPr>
+          <w:b/>
+          <w:bCs/>
+          <w:color w:val="D86DCB" w:themeColor="accent5" w:themeTint="99"/>
+          <w:sz w:val="32"/>
+          <w:szCs w:val="32"/>
+        </w:rPr>
+        <w:t>…</w:t>
+      </w:r>
+    </w:p>
+    <w:p>
+      <w:pPr>
+        <w:jc w:val="both"/>
+        <w:rPr>
+          <w:b/>
+          <w:bCs/>
+          <w:color w:val="D86DCB" w:themeColor="accent5" w:themeTint="99"/>
+          <w:sz w:val="32"/>
+          <w:szCs w:val="32"/>
+        </w:rPr>
+      </w:pPr>
+      <w:proofErr w:type="spellStart"/>
+      <w:proofErr w:type="gramStart"/>
+      <w:r>
+        <w:rPr>
+          <w:b/>
+          <w:bCs/>
+          <w:color w:val="D86DCB" w:themeColor="accent5" w:themeTint="99"/>
           <w:sz w:val="32"/>
           <w:szCs w:val="32"/>
         </w:rPr>
@@ -3247,35 +4398,124 @@
       <w:proofErr w:type="spellEnd"/>
       <w:r>
         <w:rPr>
-          <w:sz w:val="32"/>
-          <w:szCs w:val="32"/>
-        </w:rPr>
-        <w:t xml:space="preserve"> and Animated Widgets</w:t>
-      </w:r>
-    </w:p>
-    <w:p>
-      <w:pPr>
-        <w:jc w:val="both"/>
-        <w:rPr>
-          <w:sz w:val="32"/>
-          <w:szCs w:val="32"/>
-        </w:rPr>
-      </w:pPr>
-      <w:r>
-        <w:rPr>
-          <w:sz w:val="32"/>
-          <w:szCs w:val="32"/>
-        </w:rPr>
-        <w:t xml:space="preserve"># </w:t>
-      </w:r>
-      <w:r>
-        <w:rPr>
-          <w:b/>
-          <w:bCs/>
-          <w:sz w:val="32"/>
-          <w:szCs w:val="32"/>
-        </w:rPr>
-        <w:t>opacity: _</w:t>
+          <w:b/>
+          <w:bCs/>
+          <w:color w:val="D86DCB" w:themeColor="accent5" w:themeTint="99"/>
+          <w:sz w:val="32"/>
+          <w:szCs w:val="32"/>
+        </w:rPr>
+        <w:t>(</w:t>
+      </w:r>
+      <w:proofErr w:type="gramEnd"/>
+    </w:p>
+    <w:p>
+      <w:pPr>
+        <w:jc w:val="both"/>
+        <w:rPr>
+          <w:b/>
+          <w:bCs/>
+          <w:color w:val="D86DCB" w:themeColor="accent5" w:themeTint="99"/>
+          <w:sz w:val="32"/>
+          <w:szCs w:val="32"/>
+        </w:rPr>
+      </w:pPr>
+      <w:r>
+        <w:rPr>
+          <w:b/>
+          <w:bCs/>
+          <w:color w:val="D86DCB" w:themeColor="accent5" w:themeTint="99"/>
+          <w:sz w:val="32"/>
+          <w:szCs w:val="32"/>
+        </w:rPr>
+        <w:t xml:space="preserve">  pinned: true,</w:t>
+      </w:r>
+    </w:p>
+    <w:p>
+      <w:pPr>
+        <w:jc w:val="both"/>
+        <w:rPr>
+          <w:b/>
+          <w:bCs/>
+          <w:color w:val="D86DCB" w:themeColor="accent5" w:themeTint="99"/>
+          <w:sz w:val="32"/>
+          <w:szCs w:val="32"/>
+        </w:rPr>
+      </w:pPr>
+      <w:r>
+        <w:rPr>
+          <w:b/>
+          <w:bCs/>
+          <w:color w:val="D86DCB" w:themeColor="accent5" w:themeTint="99"/>
+          <w:sz w:val="32"/>
+          <w:szCs w:val="32"/>
+        </w:rPr>
+        <w:t xml:space="preserve">  </w:t>
+      </w:r>
+      <w:proofErr w:type="spellStart"/>
+      <w:r>
+        <w:rPr>
+          <w:b/>
+          <w:bCs/>
+          <w:color w:val="D86DCB" w:themeColor="accent5" w:themeTint="99"/>
+          <w:sz w:val="32"/>
+          <w:szCs w:val="32"/>
+        </w:rPr>
+        <w:t>expandedHeight</w:t>
+      </w:r>
+      <w:proofErr w:type="spellEnd"/>
+      <w:r>
+        <w:rPr>
+          <w:b/>
+          <w:bCs/>
+          <w:color w:val="D86DCB" w:themeColor="accent5" w:themeTint="99"/>
+          <w:sz w:val="32"/>
+          <w:szCs w:val="32"/>
+        </w:rPr>
+        <w:t>: _</w:t>
+      </w:r>
+      <w:proofErr w:type="spellStart"/>
+      <w:r>
+        <w:rPr>
+          <w:b/>
+          <w:bCs/>
+          <w:color w:val="D86DCB" w:themeColor="accent5" w:themeTint="99"/>
+          <w:sz w:val="32"/>
+          <w:szCs w:val="32"/>
+        </w:rPr>
+        <w:t>expandedHeight</w:t>
+      </w:r>
+      <w:proofErr w:type="spellEnd"/>
+      <w:r>
+        <w:rPr>
+          <w:b/>
+          <w:bCs/>
+          <w:color w:val="D86DCB" w:themeColor="accent5" w:themeTint="99"/>
+          <w:sz w:val="32"/>
+          <w:szCs w:val="32"/>
+        </w:rPr>
+        <w:t>,</w:t>
+      </w:r>
+    </w:p>
+    <w:p>
+      <w:pPr>
+        <w:jc w:val="both"/>
+        <w:rPr>
+          <w:b/>
+          <w:bCs/>
+          <w:color w:val="D86DCB" w:themeColor="accent5" w:themeTint="99"/>
+          <w:sz w:val="32"/>
+          <w:szCs w:val="32"/>
+        </w:rPr>
+      </w:pPr>
+      <w:r>
+        <w:rPr>
+          <w:b/>
+          <w:bCs/>
+          <w:color w:val="D86DCB" w:themeColor="accent5" w:themeTint="99"/>
+          <w:sz w:val="32"/>
+          <w:szCs w:val="32"/>
+        </w:rPr>
+        <w:t xml:space="preserve">  elevation: _</w:t>
       </w:r>
       <w:proofErr w:type="spellStart"/>
       <w:proofErr w:type="gramStart"/>
@@ -3283,6 +4523,7 @@
         <w:rPr>
           <w:b/>
           <w:bCs/>
+          <w:color w:val="D86DCB" w:themeColor="accent5" w:themeTint="99"/>
           <w:sz w:val="32"/>
           <w:szCs w:val="32"/>
         </w:rPr>
@@ -3293,6 +4534,7 @@
         <w:rPr>
           <w:b/>
           <w:bCs/>
+          <w:color w:val="D86DCB" w:themeColor="accent5" w:themeTint="99"/>
           <w:sz w:val="32"/>
           <w:szCs w:val="32"/>
         </w:rPr>
@@ -3303,48 +4545,467 @@
         <w:rPr>
           <w:b/>
           <w:bCs/>
-          <w:sz w:val="32"/>
-          <w:szCs w:val="32"/>
-        </w:rPr>
-        <w:t>)</w:t>
-      </w:r>
-      <w:r>
-        <w:rPr>
-          <w:sz w:val="32"/>
-          <w:szCs w:val="32"/>
-        </w:rPr>
-        <w:t xml:space="preserve"> is the title invisible when expanded. Appears smoothly when collapsed. Exactly how bKash reveals its app title.</w:t>
-      </w:r>
-    </w:p>
-    <w:p>
-      <w:pPr>
-        <w:jc w:val="both"/>
-        <w:rPr>
-          <w:sz w:val="32"/>
-          <w:szCs w:val="32"/>
-        </w:rPr>
-      </w:pPr>
-      <w:r>
-        <w:rPr>
-          <w:sz w:val="32"/>
-          <w:szCs w:val="32"/>
-        </w:rPr>
-        <w:t xml:space="preserve"># </w:t>
-      </w:r>
-      <w:r>
-        <w:rPr>
-          <w:b/>
-          <w:bCs/>
-          <w:sz w:val="32"/>
-          <w:szCs w:val="32"/>
-        </w:rPr>
-        <w:t xml:space="preserve">padding: </w:t>
-      </w:r>
-      <w:proofErr w:type="spellStart"/>
-      <w:r>
-        <w:rPr>
-          <w:b/>
-          <w:bCs/>
+          <w:color w:val="D86DCB" w:themeColor="accent5" w:themeTint="99"/>
+          <w:sz w:val="32"/>
+          <w:szCs w:val="32"/>
+        </w:rPr>
+        <w:t xml:space="preserve">) &gt; 0.8 ? </w:t>
+      </w:r>
+      <w:proofErr w:type="gramStart"/>
+      <w:r>
+        <w:rPr>
+          <w:b/>
+          <w:bCs/>
+          <w:color w:val="D86DCB" w:themeColor="accent5" w:themeTint="99"/>
+          <w:sz w:val="32"/>
+          <w:szCs w:val="32"/>
+        </w:rPr>
+        <w:t>4 :</w:t>
+      </w:r>
+      <w:proofErr w:type="gramEnd"/>
+      <w:r>
+        <w:rPr>
+          <w:b/>
+          <w:bCs/>
+          <w:color w:val="D86DCB" w:themeColor="accent5" w:themeTint="99"/>
+          <w:sz w:val="32"/>
+          <w:szCs w:val="32"/>
+        </w:rPr>
+        <w:t xml:space="preserve"> 0,</w:t>
+      </w:r>
+    </w:p>
+    <w:p>
+      <w:pPr>
+        <w:jc w:val="both"/>
+        <w:rPr>
+          <w:b/>
+          <w:bCs/>
+          <w:color w:val="D86DCB" w:themeColor="accent5" w:themeTint="99"/>
+          <w:sz w:val="32"/>
+          <w:szCs w:val="32"/>
+        </w:rPr>
+      </w:pPr>
+      <w:r>
+        <w:rPr>
+          <w:b/>
+          <w:bCs/>
+          <w:color w:val="D86DCB" w:themeColor="accent5" w:themeTint="99"/>
+          <w:sz w:val="32"/>
+          <w:szCs w:val="32"/>
+        </w:rPr>
+        <w:t xml:space="preserve">  </w:t>
+      </w:r>
+      <w:proofErr w:type="spellStart"/>
+      <w:r>
+        <w:rPr>
+          <w:b/>
+          <w:bCs/>
+          <w:color w:val="D86DCB" w:themeColor="accent5" w:themeTint="99"/>
+          <w:sz w:val="32"/>
+          <w:szCs w:val="32"/>
+        </w:rPr>
+        <w:t>backgroundColor</w:t>
+      </w:r>
+      <w:proofErr w:type="spellEnd"/>
+      <w:r>
+        <w:rPr>
+          <w:b/>
+          <w:bCs/>
+          <w:color w:val="D86DCB" w:themeColor="accent5" w:themeTint="99"/>
+          <w:sz w:val="32"/>
+          <w:szCs w:val="32"/>
+        </w:rPr>
+        <w:t>: const Color(0xFFE2136E), // bKash pink</w:t>
+      </w:r>
+    </w:p>
+    <w:p>
+      <w:pPr>
+        <w:jc w:val="both"/>
+        <w:rPr>
+          <w:b/>
+          <w:bCs/>
+          <w:color w:val="D86DCB" w:themeColor="accent5" w:themeTint="99"/>
+          <w:sz w:val="32"/>
+          <w:szCs w:val="32"/>
+        </w:rPr>
+      </w:pPr>
+      <w:r>
+        <w:rPr>
+          <w:b/>
+          <w:bCs/>
+          <w:color w:val="D86DCB" w:themeColor="accent5" w:themeTint="99"/>
+          <w:sz w:val="32"/>
+          <w:szCs w:val="32"/>
+        </w:rPr>
+        <w:t xml:space="preserve">  title: </w:t>
+      </w:r>
+      <w:proofErr w:type="gramStart"/>
+      <w:r>
+        <w:rPr>
+          <w:b/>
+          <w:bCs/>
+          <w:color w:val="D86DCB" w:themeColor="accent5" w:themeTint="99"/>
+          <w:sz w:val="32"/>
+          <w:szCs w:val="32"/>
+        </w:rPr>
+        <w:t>Opacity(</w:t>
+      </w:r>
+      <w:proofErr w:type="gramEnd"/>
+    </w:p>
+    <w:p>
+      <w:pPr>
+        <w:jc w:val="both"/>
+        <w:rPr>
+          <w:b/>
+          <w:bCs/>
+          <w:color w:val="D86DCB" w:themeColor="accent5" w:themeTint="99"/>
+          <w:sz w:val="32"/>
+          <w:szCs w:val="32"/>
+        </w:rPr>
+      </w:pPr>
+      <w:r>
+        <w:rPr>
+          <w:b/>
+          <w:bCs/>
+          <w:color w:val="D86DCB" w:themeColor="accent5" w:themeTint="99"/>
+          <w:sz w:val="32"/>
+          <w:szCs w:val="32"/>
+        </w:rPr>
+        <w:t xml:space="preserve">    opacity: _</w:t>
+      </w:r>
+      <w:proofErr w:type="spellStart"/>
+      <w:proofErr w:type="gramStart"/>
+      <w:r>
+        <w:rPr>
+          <w:b/>
+          <w:bCs/>
+          <w:color w:val="D86DCB" w:themeColor="accent5" w:themeTint="99"/>
+          <w:sz w:val="32"/>
+          <w:szCs w:val="32"/>
+        </w:rPr>
+        <w:t>getCollapseProgress</w:t>
+      </w:r>
+      <w:proofErr w:type="spellEnd"/>
+      <w:r>
+        <w:rPr>
+          <w:b/>
+          <w:bCs/>
+          <w:color w:val="D86DCB" w:themeColor="accent5" w:themeTint="99"/>
+          <w:sz w:val="32"/>
+          <w:szCs w:val="32"/>
+        </w:rPr>
+        <w:t>(</w:t>
+      </w:r>
+      <w:proofErr w:type="gramEnd"/>
+      <w:r>
+        <w:rPr>
+          <w:b/>
+          <w:bCs/>
+          <w:color w:val="D86DCB" w:themeColor="accent5" w:themeTint="99"/>
+          <w:sz w:val="32"/>
+          <w:szCs w:val="32"/>
+        </w:rPr>
+        <w:t>),</w:t>
+      </w:r>
+    </w:p>
+    <w:p>
+      <w:pPr>
+        <w:jc w:val="both"/>
+        <w:rPr>
+          <w:b/>
+          <w:bCs/>
+          <w:color w:val="D86DCB" w:themeColor="accent5" w:themeTint="99"/>
+          <w:sz w:val="32"/>
+          <w:szCs w:val="32"/>
+        </w:rPr>
+      </w:pPr>
+      <w:r>
+        <w:rPr>
+          <w:b/>
+          <w:bCs/>
+          <w:color w:val="D86DCB" w:themeColor="accent5" w:themeTint="99"/>
+          <w:sz w:val="32"/>
+          <w:szCs w:val="32"/>
+        </w:rPr>
+        <w:t xml:space="preserve">    child: const Text('bKash'),</w:t>
+      </w:r>
+    </w:p>
+    <w:p>
+      <w:pPr>
+        <w:jc w:val="both"/>
+        <w:rPr>
+          <w:b/>
+          <w:bCs/>
+          <w:color w:val="D86DCB" w:themeColor="accent5" w:themeTint="99"/>
+          <w:sz w:val="32"/>
+          <w:szCs w:val="32"/>
+        </w:rPr>
+      </w:pPr>
+      <w:r>
+        <w:rPr>
+          <w:b/>
+          <w:bCs/>
+          <w:color w:val="D86DCB" w:themeColor="accent5" w:themeTint="99"/>
+          <w:sz w:val="32"/>
+          <w:szCs w:val="32"/>
+        </w:rPr>
+        <w:t xml:space="preserve">  ),</w:t>
+      </w:r>
+    </w:p>
+    <w:p>
+      <w:pPr>
+        <w:jc w:val="both"/>
+        <w:rPr>
+          <w:b/>
+          <w:bCs/>
+          <w:color w:val="D86DCB" w:themeColor="accent5" w:themeTint="99"/>
+          <w:sz w:val="32"/>
+          <w:szCs w:val="32"/>
+        </w:rPr>
+      </w:pPr>
+      <w:r>
+        <w:rPr>
+          <w:b/>
+          <w:bCs/>
+          <w:color w:val="D86DCB" w:themeColor="accent5" w:themeTint="99"/>
+          <w:sz w:val="32"/>
+          <w:szCs w:val="32"/>
+        </w:rPr>
+        <w:t xml:space="preserve">  </w:t>
+      </w:r>
+      <w:proofErr w:type="spellStart"/>
+      <w:r>
+        <w:rPr>
+          <w:b/>
+          <w:bCs/>
+          <w:color w:val="D86DCB" w:themeColor="accent5" w:themeTint="99"/>
+          <w:sz w:val="32"/>
+          <w:szCs w:val="32"/>
+        </w:rPr>
+        <w:t>flexibleSpace</w:t>
+      </w:r>
+      <w:proofErr w:type="spellEnd"/>
+      <w:r>
+        <w:rPr>
+          <w:b/>
+          <w:bCs/>
+          <w:color w:val="D86DCB" w:themeColor="accent5" w:themeTint="99"/>
+          <w:sz w:val="32"/>
+          <w:szCs w:val="32"/>
+        </w:rPr>
+        <w:t xml:space="preserve">: </w:t>
+      </w:r>
+      <w:proofErr w:type="spellStart"/>
+      <w:proofErr w:type="gramStart"/>
+      <w:r>
+        <w:rPr>
+          <w:b/>
+          <w:bCs/>
+          <w:color w:val="D86DCB" w:themeColor="accent5" w:themeTint="99"/>
+          <w:sz w:val="32"/>
+          <w:szCs w:val="32"/>
+        </w:rPr>
+        <w:t>LayoutBuilder</w:t>
+      </w:r>
+      <w:proofErr w:type="spellEnd"/>
+      <w:r>
+        <w:rPr>
+          <w:b/>
+          <w:bCs/>
+          <w:color w:val="D86DCB" w:themeColor="accent5" w:themeTint="99"/>
+          <w:sz w:val="32"/>
+          <w:szCs w:val="32"/>
+        </w:rPr>
+        <w:t>(</w:t>
+      </w:r>
+      <w:proofErr w:type="gramEnd"/>
+    </w:p>
+    <w:p>
+      <w:pPr>
+        <w:jc w:val="both"/>
+        <w:rPr>
+          <w:b/>
+          <w:bCs/>
+          <w:color w:val="D86DCB" w:themeColor="accent5" w:themeTint="99"/>
+          <w:sz w:val="32"/>
+          <w:szCs w:val="32"/>
+        </w:rPr>
+      </w:pPr>
+      <w:r>
+        <w:rPr>
+          <w:b/>
+          <w:bCs/>
+          <w:color w:val="D86DCB" w:themeColor="accent5" w:themeTint="99"/>
+          <w:sz w:val="32"/>
+          <w:szCs w:val="32"/>
+        </w:rPr>
+        <w:t xml:space="preserve">    builder: (context, constraints) {</w:t>
+      </w:r>
+    </w:p>
+    <w:p>
+      <w:pPr>
+        <w:jc w:val="both"/>
+        <w:rPr>
+          <w:b/>
+          <w:bCs/>
+          <w:color w:val="D86DCB" w:themeColor="accent5" w:themeTint="99"/>
+          <w:sz w:val="32"/>
+          <w:szCs w:val="32"/>
+        </w:rPr>
+      </w:pPr>
+      <w:r>
+        <w:rPr>
+          <w:b/>
+          <w:bCs/>
+          <w:color w:val="D86DCB" w:themeColor="accent5" w:themeTint="99"/>
+          <w:sz w:val="32"/>
+          <w:szCs w:val="32"/>
+        </w:rPr>
+        <w:t xml:space="preserve">      final progress = _</w:t>
+      </w:r>
+      <w:proofErr w:type="spellStart"/>
+      <w:proofErr w:type="gramStart"/>
+      <w:r>
+        <w:rPr>
+          <w:b/>
+          <w:bCs/>
+          <w:color w:val="D86DCB" w:themeColor="accent5" w:themeTint="99"/>
+          <w:sz w:val="32"/>
+          <w:szCs w:val="32"/>
+        </w:rPr>
+        <w:t>getCollapseProgress</w:t>
+      </w:r>
+      <w:proofErr w:type="spellEnd"/>
+      <w:r>
+        <w:rPr>
+          <w:b/>
+          <w:bCs/>
+          <w:color w:val="D86DCB" w:themeColor="accent5" w:themeTint="99"/>
+          <w:sz w:val="32"/>
+          <w:szCs w:val="32"/>
+        </w:rPr>
+        <w:t>(</w:t>
+      </w:r>
+      <w:proofErr w:type="gramEnd"/>
+      <w:r>
+        <w:rPr>
+          <w:b/>
+          <w:bCs/>
+          <w:color w:val="D86DCB" w:themeColor="accent5" w:themeTint="99"/>
+          <w:sz w:val="32"/>
+          <w:szCs w:val="32"/>
+        </w:rPr>
+        <w:t>);</w:t>
+      </w:r>
+    </w:p>
+    <w:p>
+      <w:pPr>
+        <w:jc w:val="both"/>
+        <w:rPr>
+          <w:b/>
+          <w:bCs/>
+          <w:color w:val="D86DCB" w:themeColor="accent5" w:themeTint="99"/>
+          <w:sz w:val="32"/>
+          <w:szCs w:val="32"/>
+        </w:rPr>
+      </w:pPr>
+      <w:r>
+        <w:rPr>
+          <w:b/>
+          <w:bCs/>
+          <w:color w:val="D86DCB" w:themeColor="accent5" w:themeTint="99"/>
+          <w:sz w:val="32"/>
+          <w:szCs w:val="32"/>
+        </w:rPr>
+        <w:t xml:space="preserve">      return </w:t>
+      </w:r>
+      <w:proofErr w:type="spellStart"/>
+      <w:proofErr w:type="gramStart"/>
+      <w:r>
+        <w:rPr>
+          <w:b/>
+          <w:bCs/>
+          <w:color w:val="D86DCB" w:themeColor="accent5" w:themeTint="99"/>
+          <w:sz w:val="32"/>
+          <w:szCs w:val="32"/>
+        </w:rPr>
+        <w:t>FlexibleSpaceBar</w:t>
+      </w:r>
+      <w:proofErr w:type="spellEnd"/>
+      <w:r>
+        <w:rPr>
+          <w:b/>
+          <w:bCs/>
+          <w:color w:val="D86DCB" w:themeColor="accent5" w:themeTint="99"/>
+          <w:sz w:val="32"/>
+          <w:szCs w:val="32"/>
+        </w:rPr>
+        <w:t>(</w:t>
+      </w:r>
+      <w:proofErr w:type="gramEnd"/>
+    </w:p>
+    <w:p>
+      <w:pPr>
+        <w:jc w:val="both"/>
+        <w:rPr>
+          <w:b/>
+          <w:bCs/>
+          <w:color w:val="D86DCB" w:themeColor="accent5" w:themeTint="99"/>
+          <w:sz w:val="32"/>
+          <w:szCs w:val="32"/>
+        </w:rPr>
+      </w:pPr>
+      <w:r>
+        <w:rPr>
+          <w:b/>
+          <w:bCs/>
+          <w:color w:val="D86DCB" w:themeColor="accent5" w:themeTint="99"/>
+          <w:sz w:val="32"/>
+          <w:szCs w:val="32"/>
+        </w:rPr>
+        <w:lastRenderedPageBreak/>
+        <w:t xml:space="preserve">        background: </w:t>
+      </w:r>
+      <w:proofErr w:type="gramStart"/>
+      <w:r>
+        <w:rPr>
+          <w:b/>
+          <w:bCs/>
+          <w:color w:val="D86DCB" w:themeColor="accent5" w:themeTint="99"/>
+          <w:sz w:val="32"/>
+          <w:szCs w:val="32"/>
+        </w:rPr>
+        <w:t>Padding(</w:t>
+      </w:r>
+      <w:proofErr w:type="gramEnd"/>
+    </w:p>
+    <w:p>
+      <w:pPr>
+        <w:jc w:val="both"/>
+        <w:rPr>
+          <w:b/>
+          <w:bCs/>
+          <w:color w:val="D86DCB" w:themeColor="accent5" w:themeTint="99"/>
+          <w:sz w:val="32"/>
+          <w:szCs w:val="32"/>
+        </w:rPr>
+      </w:pPr>
+      <w:r>
+        <w:rPr>
+          <w:b/>
+          <w:bCs/>
+          <w:color w:val="D86DCB" w:themeColor="accent5" w:themeTint="99"/>
+          <w:sz w:val="32"/>
+          <w:szCs w:val="32"/>
+        </w:rPr>
+        <w:t xml:space="preserve">          padding: </w:t>
+      </w:r>
+      <w:proofErr w:type="spellStart"/>
+      <w:r>
+        <w:rPr>
+          <w:b/>
+          <w:bCs/>
+          <w:color w:val="D86DCB" w:themeColor="accent5" w:themeTint="99"/>
           <w:sz w:val="32"/>
           <w:szCs w:val="32"/>
         </w:rPr>
@@ -3355,39 +5016,709 @@
         <w:rPr>
           <w:b/>
           <w:bCs/>
-          <w:sz w:val="32"/>
-          <w:szCs w:val="32"/>
-        </w:rPr>
-        <w:t>(expanded, collapsed, progress)</w:t>
-      </w:r>
-      <w:r>
-        <w:rPr>
-          <w:sz w:val="32"/>
-          <w:szCs w:val="32"/>
-        </w:rPr>
-        <w:t>. This creates content squeeze effect. Based on progress value uses big padding or small padding</w:t>
-      </w:r>
-    </w:p>
-    <w:p>
-      <w:pPr>
-        <w:jc w:val="both"/>
-        <w:rPr>
-          <w:sz w:val="32"/>
-          <w:szCs w:val="32"/>
-        </w:rPr>
-      </w:pPr>
-      <w:r>
-        <w:rPr>
-          <w:sz w:val="32"/>
-          <w:szCs w:val="32"/>
-        </w:rPr>
-        <w:t xml:space="preserve"># In </w:t>
-      </w:r>
-      <w:proofErr w:type="spellStart"/>
-      <w:r>
-        <w:rPr>
-          <w:b/>
-          <w:bCs/>
+          <w:color w:val="D86DCB" w:themeColor="accent5" w:themeTint="99"/>
+          <w:sz w:val="32"/>
+          <w:szCs w:val="32"/>
+        </w:rPr>
+        <w:t>(</w:t>
+      </w:r>
+    </w:p>
+    <w:p>
+      <w:pPr>
+        <w:jc w:val="both"/>
+        <w:rPr>
+          <w:b/>
+          <w:bCs/>
+          <w:color w:val="D86DCB" w:themeColor="accent5" w:themeTint="99"/>
+          <w:sz w:val="32"/>
+          <w:szCs w:val="32"/>
+        </w:rPr>
+      </w:pPr>
+      <w:r>
+        <w:rPr>
+          <w:b/>
+          <w:bCs/>
+          <w:color w:val="D86DCB" w:themeColor="accent5" w:themeTint="99"/>
+          <w:sz w:val="32"/>
+          <w:szCs w:val="32"/>
+        </w:rPr>
+        <w:t xml:space="preserve">            const </w:t>
+      </w:r>
+      <w:proofErr w:type="spellStart"/>
+      <w:proofErr w:type="gramStart"/>
+      <w:r>
+        <w:rPr>
+          <w:b/>
+          <w:bCs/>
+          <w:color w:val="D86DCB" w:themeColor="accent5" w:themeTint="99"/>
+          <w:sz w:val="32"/>
+          <w:szCs w:val="32"/>
+        </w:rPr>
+        <w:t>EdgeInsets.all</w:t>
+      </w:r>
+      <w:proofErr w:type="spellEnd"/>
+      <w:r>
+        <w:rPr>
+          <w:b/>
+          <w:bCs/>
+          <w:color w:val="D86DCB" w:themeColor="accent5" w:themeTint="99"/>
+          <w:sz w:val="32"/>
+          <w:szCs w:val="32"/>
+        </w:rPr>
+        <w:t>(</w:t>
+      </w:r>
+      <w:proofErr w:type="gramEnd"/>
+      <w:r>
+        <w:rPr>
+          <w:b/>
+          <w:bCs/>
+          <w:color w:val="D86DCB" w:themeColor="accent5" w:themeTint="99"/>
+          <w:sz w:val="32"/>
+          <w:szCs w:val="32"/>
+        </w:rPr>
+        <w:t>24),</w:t>
+      </w:r>
+    </w:p>
+    <w:p>
+      <w:pPr>
+        <w:jc w:val="both"/>
+        <w:rPr>
+          <w:b/>
+          <w:bCs/>
+          <w:color w:val="D86DCB" w:themeColor="accent5" w:themeTint="99"/>
+          <w:sz w:val="32"/>
+          <w:szCs w:val="32"/>
+        </w:rPr>
+      </w:pPr>
+      <w:r>
+        <w:rPr>
+          <w:b/>
+          <w:bCs/>
+          <w:color w:val="D86DCB" w:themeColor="accent5" w:themeTint="99"/>
+          <w:sz w:val="32"/>
+          <w:szCs w:val="32"/>
+        </w:rPr>
+        <w:t xml:space="preserve">            const </w:t>
+      </w:r>
+      <w:proofErr w:type="spellStart"/>
+      <w:proofErr w:type="gramStart"/>
+      <w:r>
+        <w:rPr>
+          <w:b/>
+          <w:bCs/>
+          <w:color w:val="D86DCB" w:themeColor="accent5" w:themeTint="99"/>
+          <w:sz w:val="32"/>
+          <w:szCs w:val="32"/>
+        </w:rPr>
+        <w:t>EdgeInsets.all</w:t>
+      </w:r>
+      <w:proofErr w:type="spellEnd"/>
+      <w:r>
+        <w:rPr>
+          <w:b/>
+          <w:bCs/>
+          <w:color w:val="D86DCB" w:themeColor="accent5" w:themeTint="99"/>
+          <w:sz w:val="32"/>
+          <w:szCs w:val="32"/>
+        </w:rPr>
+        <w:t>(</w:t>
+      </w:r>
+      <w:proofErr w:type="gramEnd"/>
+      <w:r>
+        <w:rPr>
+          <w:b/>
+          <w:bCs/>
+          <w:color w:val="D86DCB" w:themeColor="accent5" w:themeTint="99"/>
+          <w:sz w:val="32"/>
+          <w:szCs w:val="32"/>
+        </w:rPr>
+        <w:t>12),</w:t>
+      </w:r>
+    </w:p>
+    <w:p>
+      <w:pPr>
+        <w:jc w:val="both"/>
+        <w:rPr>
+          <w:b/>
+          <w:bCs/>
+          <w:color w:val="D86DCB" w:themeColor="accent5" w:themeTint="99"/>
+          <w:sz w:val="32"/>
+          <w:szCs w:val="32"/>
+        </w:rPr>
+      </w:pPr>
+      <w:r>
+        <w:rPr>
+          <w:b/>
+          <w:bCs/>
+          <w:color w:val="D86DCB" w:themeColor="accent5" w:themeTint="99"/>
+          <w:sz w:val="32"/>
+          <w:szCs w:val="32"/>
+        </w:rPr>
+        <w:t xml:space="preserve">            progress,</w:t>
+      </w:r>
+    </w:p>
+    <w:p>
+      <w:pPr>
+        <w:jc w:val="both"/>
+        <w:rPr>
+          <w:b/>
+          <w:bCs/>
+          <w:color w:val="D86DCB" w:themeColor="accent5" w:themeTint="99"/>
+          <w:sz w:val="32"/>
+          <w:szCs w:val="32"/>
+        </w:rPr>
+      </w:pPr>
+      <w:r>
+        <w:rPr>
+          <w:b/>
+          <w:bCs/>
+          <w:color w:val="D86DCB" w:themeColor="accent5" w:themeTint="99"/>
+          <w:sz w:val="32"/>
+          <w:szCs w:val="32"/>
+        </w:rPr>
+        <w:t xml:space="preserve">          )!,</w:t>
+      </w:r>
+    </w:p>
+    <w:p>
+      <w:pPr>
+        <w:jc w:val="both"/>
+        <w:rPr>
+          <w:b/>
+          <w:bCs/>
+          <w:color w:val="D86DCB" w:themeColor="accent5" w:themeTint="99"/>
+          <w:sz w:val="32"/>
+          <w:szCs w:val="32"/>
+        </w:rPr>
+      </w:pPr>
+      <w:r>
+        <w:rPr>
+          <w:b/>
+          <w:bCs/>
+          <w:color w:val="D86DCB" w:themeColor="accent5" w:themeTint="99"/>
+          <w:sz w:val="32"/>
+          <w:szCs w:val="32"/>
+        </w:rPr>
+        <w:t xml:space="preserve">          child: </w:t>
+      </w:r>
+      <w:proofErr w:type="gramStart"/>
+      <w:r>
+        <w:rPr>
+          <w:b/>
+          <w:bCs/>
+          <w:color w:val="D86DCB" w:themeColor="accent5" w:themeTint="99"/>
+          <w:sz w:val="32"/>
+          <w:szCs w:val="32"/>
+        </w:rPr>
+        <w:t>Column(</w:t>
+      </w:r>
+      <w:proofErr w:type="gramEnd"/>
+    </w:p>
+    <w:p>
+      <w:pPr>
+        <w:jc w:val="both"/>
+        <w:rPr>
+          <w:b/>
+          <w:bCs/>
+          <w:color w:val="D86DCB" w:themeColor="accent5" w:themeTint="99"/>
+          <w:sz w:val="32"/>
+          <w:szCs w:val="32"/>
+        </w:rPr>
+      </w:pPr>
+      <w:r>
+        <w:rPr>
+          <w:b/>
+          <w:bCs/>
+          <w:color w:val="D86DCB" w:themeColor="accent5" w:themeTint="99"/>
+          <w:sz w:val="32"/>
+          <w:szCs w:val="32"/>
+        </w:rPr>
+        <w:t xml:space="preserve">            </w:t>
+      </w:r>
+      <w:proofErr w:type="spellStart"/>
+      <w:r>
+        <w:rPr>
+          <w:b/>
+          <w:bCs/>
+          <w:color w:val="D86DCB" w:themeColor="accent5" w:themeTint="99"/>
+          <w:sz w:val="32"/>
+          <w:szCs w:val="32"/>
+        </w:rPr>
+        <w:t>mainAxisAlignment</w:t>
+      </w:r>
+      <w:proofErr w:type="spellEnd"/>
+      <w:r>
+        <w:rPr>
+          <w:b/>
+          <w:bCs/>
+          <w:color w:val="D86DCB" w:themeColor="accent5" w:themeTint="99"/>
+          <w:sz w:val="32"/>
+          <w:szCs w:val="32"/>
+        </w:rPr>
+        <w:t xml:space="preserve">: </w:t>
+      </w:r>
+      <w:proofErr w:type="spellStart"/>
+      <w:r>
+        <w:rPr>
+          <w:b/>
+          <w:bCs/>
+          <w:color w:val="D86DCB" w:themeColor="accent5" w:themeTint="99"/>
+          <w:sz w:val="32"/>
+          <w:szCs w:val="32"/>
+        </w:rPr>
+        <w:t>MainAxisAlignment.end</w:t>
+      </w:r>
+      <w:proofErr w:type="spellEnd"/>
+      <w:r>
+        <w:rPr>
+          <w:b/>
+          <w:bCs/>
+          <w:color w:val="D86DCB" w:themeColor="accent5" w:themeTint="99"/>
+          <w:sz w:val="32"/>
+          <w:szCs w:val="32"/>
+        </w:rPr>
+        <w:t>,</w:t>
+      </w:r>
+    </w:p>
+    <w:p>
+      <w:pPr>
+        <w:jc w:val="both"/>
+        <w:rPr>
+          <w:b/>
+          <w:bCs/>
+          <w:color w:val="D86DCB" w:themeColor="accent5" w:themeTint="99"/>
+          <w:sz w:val="32"/>
+          <w:szCs w:val="32"/>
+        </w:rPr>
+      </w:pPr>
+      <w:r>
+        <w:rPr>
+          <w:b/>
+          <w:bCs/>
+          <w:color w:val="D86DCB" w:themeColor="accent5" w:themeTint="99"/>
+          <w:sz w:val="32"/>
+          <w:szCs w:val="32"/>
+        </w:rPr>
+        <w:t xml:space="preserve">            </w:t>
+      </w:r>
+      <w:proofErr w:type="spellStart"/>
+      <w:r>
+        <w:rPr>
+          <w:b/>
+          <w:bCs/>
+          <w:color w:val="D86DCB" w:themeColor="accent5" w:themeTint="99"/>
+          <w:sz w:val="32"/>
+          <w:szCs w:val="32"/>
+        </w:rPr>
+        <w:t>crossAxisAlignment</w:t>
+      </w:r>
+      <w:proofErr w:type="spellEnd"/>
+      <w:r>
+        <w:rPr>
+          <w:b/>
+          <w:bCs/>
+          <w:color w:val="D86DCB" w:themeColor="accent5" w:themeTint="99"/>
+          <w:sz w:val="32"/>
+          <w:szCs w:val="32"/>
+        </w:rPr>
+        <w:t xml:space="preserve">: </w:t>
+      </w:r>
+      <w:proofErr w:type="spellStart"/>
+      <w:r>
+        <w:rPr>
+          <w:b/>
+          <w:bCs/>
+          <w:color w:val="D86DCB" w:themeColor="accent5" w:themeTint="99"/>
+          <w:sz w:val="32"/>
+          <w:szCs w:val="32"/>
+        </w:rPr>
+        <w:t>CrossAxisAlignment.start</w:t>
+      </w:r>
+      <w:proofErr w:type="spellEnd"/>
+      <w:r>
+        <w:rPr>
+          <w:b/>
+          <w:bCs/>
+          <w:color w:val="D86DCB" w:themeColor="accent5" w:themeTint="99"/>
+          <w:sz w:val="32"/>
+          <w:szCs w:val="32"/>
+        </w:rPr>
+        <w:t>,</w:t>
+      </w:r>
+    </w:p>
+    <w:p>
+      <w:pPr>
+        <w:jc w:val="both"/>
+        <w:rPr>
+          <w:b/>
+          <w:bCs/>
+          <w:color w:val="D86DCB" w:themeColor="accent5" w:themeTint="99"/>
+          <w:sz w:val="32"/>
+          <w:szCs w:val="32"/>
+        </w:rPr>
+      </w:pPr>
+      <w:r>
+        <w:rPr>
+          <w:b/>
+          <w:bCs/>
+          <w:color w:val="D86DCB" w:themeColor="accent5" w:themeTint="99"/>
+          <w:sz w:val="32"/>
+          <w:szCs w:val="32"/>
+        </w:rPr>
+        <w:t xml:space="preserve">            children: [</w:t>
+      </w:r>
+    </w:p>
+    <w:p>
+      <w:pPr>
+        <w:jc w:val="both"/>
+        <w:rPr>
+          <w:b/>
+          <w:bCs/>
+          <w:color w:val="D86DCB" w:themeColor="accent5" w:themeTint="99"/>
+          <w:sz w:val="32"/>
+          <w:szCs w:val="32"/>
+        </w:rPr>
+      </w:pPr>
+      <w:r>
+        <w:rPr>
+          <w:b/>
+          <w:bCs/>
+          <w:color w:val="D86DCB" w:themeColor="accent5" w:themeTint="99"/>
+          <w:sz w:val="32"/>
+          <w:szCs w:val="32"/>
+        </w:rPr>
+        <w:t xml:space="preserve">              </w:t>
+      </w:r>
+      <w:proofErr w:type="spellStart"/>
+      <w:proofErr w:type="gramStart"/>
+      <w:r>
+        <w:rPr>
+          <w:b/>
+          <w:bCs/>
+          <w:color w:val="D86DCB" w:themeColor="accent5" w:themeTint="99"/>
+          <w:sz w:val="32"/>
+          <w:szCs w:val="32"/>
+        </w:rPr>
+        <w:t>AnimatedOpacity</w:t>
+      </w:r>
+      <w:proofErr w:type="spellEnd"/>
+      <w:r>
+        <w:rPr>
+          <w:b/>
+          <w:bCs/>
+          <w:color w:val="D86DCB" w:themeColor="accent5" w:themeTint="99"/>
+          <w:sz w:val="32"/>
+          <w:szCs w:val="32"/>
+        </w:rPr>
+        <w:t>(</w:t>
+      </w:r>
+      <w:proofErr w:type="gramEnd"/>
+    </w:p>
+    <w:p>
+      <w:pPr>
+        <w:jc w:val="both"/>
+        <w:rPr>
+          <w:b/>
+          <w:bCs/>
+          <w:color w:val="D86DCB" w:themeColor="accent5" w:themeTint="99"/>
+          <w:sz w:val="32"/>
+          <w:szCs w:val="32"/>
+        </w:rPr>
+      </w:pPr>
+      <w:r>
+        <w:rPr>
+          <w:b/>
+          <w:bCs/>
+          <w:color w:val="D86DCB" w:themeColor="accent5" w:themeTint="99"/>
+          <w:sz w:val="32"/>
+          <w:szCs w:val="32"/>
+        </w:rPr>
+        <w:t xml:space="preserve">                duration: const </w:t>
+      </w:r>
+      <w:proofErr w:type="gramStart"/>
+      <w:r>
+        <w:rPr>
+          <w:b/>
+          <w:bCs/>
+          <w:color w:val="D86DCB" w:themeColor="accent5" w:themeTint="99"/>
+          <w:sz w:val="32"/>
+          <w:szCs w:val="32"/>
+        </w:rPr>
+        <w:t>Duration(</w:t>
+      </w:r>
+      <w:proofErr w:type="gramEnd"/>
+      <w:r>
+        <w:rPr>
+          <w:b/>
+          <w:bCs/>
+          <w:color w:val="D86DCB" w:themeColor="accent5" w:themeTint="99"/>
+          <w:sz w:val="32"/>
+          <w:szCs w:val="32"/>
+        </w:rPr>
+        <w:t>milliseconds: 0),</w:t>
+      </w:r>
+    </w:p>
+    <w:p>
+      <w:pPr>
+        <w:jc w:val="both"/>
+        <w:rPr>
+          <w:b/>
+          <w:bCs/>
+          <w:color w:val="D86DCB" w:themeColor="accent5" w:themeTint="99"/>
+          <w:sz w:val="32"/>
+          <w:szCs w:val="32"/>
+        </w:rPr>
+      </w:pPr>
+      <w:r>
+        <w:rPr>
+          <w:b/>
+          <w:bCs/>
+          <w:color w:val="D86DCB" w:themeColor="accent5" w:themeTint="99"/>
+          <w:sz w:val="32"/>
+          <w:szCs w:val="32"/>
+        </w:rPr>
+        <w:t xml:space="preserve">                opacity: 1 - progress,</w:t>
+      </w:r>
+    </w:p>
+    <w:p>
+      <w:pPr>
+        <w:jc w:val="both"/>
+        <w:rPr>
+          <w:b/>
+          <w:bCs/>
+          <w:color w:val="D86DCB" w:themeColor="accent5" w:themeTint="99"/>
+          <w:sz w:val="32"/>
+          <w:szCs w:val="32"/>
+        </w:rPr>
+      </w:pPr>
+      <w:r>
+        <w:rPr>
+          <w:b/>
+          <w:bCs/>
+          <w:color w:val="D86DCB" w:themeColor="accent5" w:themeTint="99"/>
+          <w:sz w:val="32"/>
+          <w:szCs w:val="32"/>
+        </w:rPr>
+        <w:t xml:space="preserve">                child: const </w:t>
+      </w:r>
+      <w:proofErr w:type="gramStart"/>
+      <w:r>
+        <w:rPr>
+          <w:b/>
+          <w:bCs/>
+          <w:color w:val="D86DCB" w:themeColor="accent5" w:themeTint="99"/>
+          <w:sz w:val="32"/>
+          <w:szCs w:val="32"/>
+        </w:rPr>
+        <w:t>Text(</w:t>
+      </w:r>
+      <w:proofErr w:type="gramEnd"/>
+    </w:p>
+    <w:p>
+      <w:pPr>
+        <w:jc w:val="both"/>
+        <w:rPr>
+          <w:b/>
+          <w:bCs/>
+          <w:color w:val="D86DCB" w:themeColor="accent5" w:themeTint="99"/>
+          <w:sz w:val="32"/>
+          <w:szCs w:val="32"/>
+        </w:rPr>
+      </w:pPr>
+      <w:r>
+        <w:rPr>
+          <w:b/>
+          <w:bCs/>
+          <w:color w:val="D86DCB" w:themeColor="accent5" w:themeTint="99"/>
+          <w:sz w:val="32"/>
+          <w:szCs w:val="32"/>
+        </w:rPr>
+        <w:t xml:space="preserve">                  'Available Balance',</w:t>
+      </w:r>
+    </w:p>
+    <w:p>
+      <w:pPr>
+        <w:jc w:val="both"/>
+        <w:rPr>
+          <w:b/>
+          <w:bCs/>
+          <w:color w:val="D86DCB" w:themeColor="accent5" w:themeTint="99"/>
+          <w:sz w:val="32"/>
+          <w:szCs w:val="32"/>
+        </w:rPr>
+      </w:pPr>
+      <w:r>
+        <w:rPr>
+          <w:b/>
+          <w:bCs/>
+          <w:color w:val="D86DCB" w:themeColor="accent5" w:themeTint="99"/>
+          <w:sz w:val="32"/>
+          <w:szCs w:val="32"/>
+        </w:rPr>
+        <w:t xml:space="preserve">                  style: </w:t>
+      </w:r>
+      <w:proofErr w:type="spellStart"/>
+      <w:proofErr w:type="gramStart"/>
+      <w:r>
+        <w:rPr>
+          <w:b/>
+          <w:bCs/>
+          <w:color w:val="D86DCB" w:themeColor="accent5" w:themeTint="99"/>
+          <w:sz w:val="32"/>
+          <w:szCs w:val="32"/>
+        </w:rPr>
+        <w:t>TextStyle</w:t>
+      </w:r>
+      <w:proofErr w:type="spellEnd"/>
+      <w:r>
+        <w:rPr>
+          <w:b/>
+          <w:bCs/>
+          <w:color w:val="D86DCB" w:themeColor="accent5" w:themeTint="99"/>
+          <w:sz w:val="32"/>
+          <w:szCs w:val="32"/>
+        </w:rPr>
+        <w:t>(</w:t>
+      </w:r>
+      <w:proofErr w:type="gramEnd"/>
+      <w:r>
+        <w:rPr>
+          <w:b/>
+          <w:bCs/>
+          <w:color w:val="D86DCB" w:themeColor="accent5" w:themeTint="99"/>
+          <w:sz w:val="32"/>
+          <w:szCs w:val="32"/>
+        </w:rPr>
+        <w:t>color: Colors.white70),</w:t>
+      </w:r>
+    </w:p>
+    <w:p>
+      <w:pPr>
+        <w:jc w:val="both"/>
+        <w:rPr>
+          <w:b/>
+          <w:bCs/>
+          <w:color w:val="D86DCB" w:themeColor="accent5" w:themeTint="99"/>
+          <w:sz w:val="32"/>
+          <w:szCs w:val="32"/>
+        </w:rPr>
+      </w:pPr>
+      <w:r>
+        <w:rPr>
+          <w:b/>
+          <w:bCs/>
+          <w:color w:val="D86DCB" w:themeColor="accent5" w:themeTint="99"/>
+          <w:sz w:val="32"/>
+          <w:szCs w:val="32"/>
+        </w:rPr>
+        <w:t xml:space="preserve">                ),</w:t>
+      </w:r>
+    </w:p>
+    <w:p>
+      <w:pPr>
+        <w:jc w:val="both"/>
+        <w:rPr>
+          <w:b/>
+          <w:bCs/>
+          <w:color w:val="D86DCB" w:themeColor="accent5" w:themeTint="99"/>
+          <w:sz w:val="32"/>
+          <w:szCs w:val="32"/>
+        </w:rPr>
+      </w:pPr>
+      <w:r>
+        <w:rPr>
+          <w:b/>
+          <w:bCs/>
+          <w:color w:val="D86DCB" w:themeColor="accent5" w:themeTint="99"/>
+          <w:sz w:val="32"/>
+          <w:szCs w:val="32"/>
+        </w:rPr>
+        <w:t xml:space="preserve">              ),</w:t>
+      </w:r>
+    </w:p>
+    <w:p>
+      <w:pPr>
+        <w:jc w:val="both"/>
+        <w:rPr>
+          <w:b/>
+          <w:bCs/>
+          <w:color w:val="D86DCB" w:themeColor="accent5" w:themeTint="99"/>
+          <w:sz w:val="32"/>
+          <w:szCs w:val="32"/>
+        </w:rPr>
+      </w:pPr>
+      <w:r>
+        <w:rPr>
+          <w:b/>
+          <w:bCs/>
+          <w:color w:val="D86DCB" w:themeColor="accent5" w:themeTint="99"/>
+          <w:sz w:val="32"/>
+          <w:szCs w:val="32"/>
+        </w:rPr>
+        <w:t xml:space="preserve">              const </w:t>
+      </w:r>
+      <w:proofErr w:type="spellStart"/>
+      <w:proofErr w:type="gramStart"/>
+      <w:r>
+        <w:rPr>
+          <w:b/>
+          <w:bCs/>
+          <w:color w:val="D86DCB" w:themeColor="accent5" w:themeTint="99"/>
+          <w:sz w:val="32"/>
+          <w:szCs w:val="32"/>
+        </w:rPr>
+        <w:t>SizedBox</w:t>
+      </w:r>
+      <w:proofErr w:type="spellEnd"/>
+      <w:r>
+        <w:rPr>
+          <w:b/>
+          <w:bCs/>
+          <w:color w:val="D86DCB" w:themeColor="accent5" w:themeTint="99"/>
+          <w:sz w:val="32"/>
+          <w:szCs w:val="32"/>
+        </w:rPr>
+        <w:t>(</w:t>
+      </w:r>
+      <w:proofErr w:type="gramEnd"/>
+      <w:r>
+        <w:rPr>
+          <w:b/>
+          <w:bCs/>
+          <w:color w:val="D86DCB" w:themeColor="accent5" w:themeTint="99"/>
+          <w:sz w:val="32"/>
+          <w:szCs w:val="32"/>
+        </w:rPr>
+        <w:t>height: 6),</w:t>
+      </w:r>
+    </w:p>
+    <w:p>
+      <w:pPr>
+        <w:jc w:val="both"/>
+        <w:rPr>
+          <w:b/>
+          <w:bCs/>
+          <w:color w:val="D86DCB" w:themeColor="accent5" w:themeTint="99"/>
+          <w:sz w:val="32"/>
+          <w:szCs w:val="32"/>
+        </w:rPr>
+      </w:pPr>
+      <w:r>
+        <w:rPr>
+          <w:b/>
+          <w:bCs/>
+          <w:color w:val="D86DCB" w:themeColor="accent5" w:themeTint="99"/>
+          <w:sz w:val="32"/>
+          <w:szCs w:val="32"/>
+        </w:rPr>
+        <w:t xml:space="preserve">              </w:t>
+      </w:r>
+      <w:proofErr w:type="spellStart"/>
+      <w:proofErr w:type="gramStart"/>
+      <w:r>
+        <w:rPr>
+          <w:b/>
+          <w:bCs/>
+          <w:color w:val="D86DCB" w:themeColor="accent5" w:themeTint="99"/>
           <w:sz w:val="32"/>
           <w:szCs w:val="32"/>
         </w:rPr>
@@ -3396,25 +5727,156 @@
       <w:proofErr w:type="spellEnd"/>
       <w:r>
         <w:rPr>
-          <w:sz w:val="32"/>
-          <w:szCs w:val="32"/>
-        </w:rPr>
-        <w:t xml:space="preserve"> widget we </w:t>
+          <w:b/>
+          <w:bCs/>
+          <w:color w:val="D86DCB" w:themeColor="accent5" w:themeTint="99"/>
+          <w:sz w:val="32"/>
+          <w:szCs w:val="32"/>
+        </w:rPr>
+        <w:t>(</w:t>
+      </w:r>
+      <w:proofErr w:type="gramEnd"/>
+    </w:p>
+    <w:p>
+      <w:pPr>
+        <w:jc w:val="both"/>
+        <w:rPr>
+          <w:b/>
+          <w:bCs/>
+          <w:color w:val="D86DCB" w:themeColor="accent5" w:themeTint="99"/>
+          <w:sz w:val="32"/>
+          <w:szCs w:val="32"/>
+        </w:rPr>
+      </w:pPr>
+      <w:r>
+        <w:rPr>
+          <w:b/>
+          <w:bCs/>
+          <w:color w:val="D86DCB" w:themeColor="accent5" w:themeTint="99"/>
+          <w:sz w:val="32"/>
+          <w:szCs w:val="32"/>
+        </w:rPr>
+        <w:t xml:space="preserve">                duration: const </w:t>
       </w:r>
       <w:proofErr w:type="gramStart"/>
       <w:r>
         <w:rPr>
-          <w:sz w:val="32"/>
-          <w:szCs w:val="32"/>
-        </w:rPr>
-        <w:t>use  .</w:t>
-      </w:r>
-      <w:proofErr w:type="spellStart"/>
+          <w:b/>
+          <w:bCs/>
+          <w:color w:val="D86DCB" w:themeColor="accent5" w:themeTint="99"/>
+          <w:sz w:val="32"/>
+          <w:szCs w:val="32"/>
+        </w:rPr>
+        <w:t>Duration(</w:t>
+      </w:r>
       <w:proofErr w:type="gramEnd"/>
       <w:r>
         <w:rPr>
           <w:b/>
           <w:bCs/>
+          <w:color w:val="D86DCB" w:themeColor="accent5" w:themeTint="99"/>
+          <w:sz w:val="32"/>
+          <w:szCs w:val="32"/>
+        </w:rPr>
+        <w:t>milliseconds: 0),</w:t>
+      </w:r>
+    </w:p>
+    <w:p>
+      <w:pPr>
+        <w:jc w:val="both"/>
+        <w:rPr>
+          <w:b/>
+          <w:bCs/>
+          <w:color w:val="D86DCB" w:themeColor="accent5" w:themeTint="99"/>
+          <w:sz w:val="32"/>
+          <w:szCs w:val="32"/>
+        </w:rPr>
+      </w:pPr>
+      <w:r>
+        <w:rPr>
+          <w:b/>
+          <w:bCs/>
+          <w:color w:val="D86DCB" w:themeColor="accent5" w:themeTint="99"/>
+          <w:sz w:val="32"/>
+          <w:szCs w:val="32"/>
+        </w:rPr>
+        <w:t xml:space="preserve">                style: </w:t>
+      </w:r>
+      <w:proofErr w:type="spellStart"/>
+      <w:proofErr w:type="gramStart"/>
+      <w:r>
+        <w:rPr>
+          <w:b/>
+          <w:bCs/>
+          <w:color w:val="D86DCB" w:themeColor="accent5" w:themeTint="99"/>
+          <w:sz w:val="32"/>
+          <w:szCs w:val="32"/>
+        </w:rPr>
+        <w:t>TextStyle</w:t>
+      </w:r>
+      <w:proofErr w:type="spellEnd"/>
+      <w:r>
+        <w:rPr>
+          <w:b/>
+          <w:bCs/>
+          <w:color w:val="D86DCB" w:themeColor="accent5" w:themeTint="99"/>
+          <w:sz w:val="32"/>
+          <w:szCs w:val="32"/>
+        </w:rPr>
+        <w:t>(</w:t>
+      </w:r>
+      <w:proofErr w:type="gramEnd"/>
+    </w:p>
+    <w:p>
+      <w:pPr>
+        <w:jc w:val="both"/>
+        <w:rPr>
+          <w:b/>
+          <w:bCs/>
+          <w:color w:val="D86DCB" w:themeColor="accent5" w:themeTint="99"/>
+          <w:sz w:val="32"/>
+          <w:szCs w:val="32"/>
+        </w:rPr>
+      </w:pPr>
+      <w:r>
+        <w:rPr>
+          <w:b/>
+          <w:bCs/>
+          <w:color w:val="D86DCB" w:themeColor="accent5" w:themeTint="99"/>
+          <w:sz w:val="32"/>
+          <w:szCs w:val="32"/>
+        </w:rPr>
+        <w:t xml:space="preserve">                  </w:t>
+      </w:r>
+      <w:proofErr w:type="spellStart"/>
+      <w:r>
+        <w:rPr>
+          <w:b/>
+          <w:bCs/>
+          <w:color w:val="D86DCB" w:themeColor="accent5" w:themeTint="99"/>
+          <w:sz w:val="32"/>
+          <w:szCs w:val="32"/>
+        </w:rPr>
+        <w:t>fontSize</w:t>
+      </w:r>
+      <w:proofErr w:type="spellEnd"/>
+      <w:r>
+        <w:rPr>
+          <w:b/>
+          <w:bCs/>
+          <w:color w:val="D86DCB" w:themeColor="accent5" w:themeTint="99"/>
+          <w:sz w:val="32"/>
+          <w:szCs w:val="32"/>
+        </w:rPr>
+        <w:t xml:space="preserve">: </w:t>
+      </w:r>
+      <w:proofErr w:type="spellStart"/>
+      <w:proofErr w:type="gramStart"/>
+      <w:r>
+        <w:rPr>
+          <w:b/>
+          <w:bCs/>
+          <w:color w:val="D86DCB" w:themeColor="accent5" w:themeTint="99"/>
           <w:sz w:val="32"/>
           <w:szCs w:val="32"/>
         </w:rPr>
@@ -3425,1269 +5887,255 @@
         <w:rPr>
           <w:b/>
           <w:bCs/>
-          <w:sz w:val="32"/>
-          <w:szCs w:val="32"/>
-        </w:rPr>
-        <w:t xml:space="preserve">(30, 18, progress) </w:t>
-      </w:r>
-      <w:r>
-        <w:rPr>
-          <w:sz w:val="32"/>
-          <w:szCs w:val="32"/>
-        </w:rPr>
-        <w:t xml:space="preserve">method to select the </w:t>
-      </w:r>
-      <w:proofErr w:type="spellStart"/>
-      <w:r>
-        <w:rPr>
-          <w:b/>
-          <w:bCs/>
-          <w:sz w:val="32"/>
-          <w:szCs w:val="32"/>
-        </w:rPr>
-        <w:t>fontSize</w:t>
-      </w:r>
-      <w:proofErr w:type="spellEnd"/>
-      <w:r>
-        <w:rPr>
-          <w:b/>
-          <w:bCs/>
+          <w:color w:val="D86DCB" w:themeColor="accent5" w:themeTint="99"/>
+          <w:sz w:val="32"/>
+          <w:szCs w:val="32"/>
+        </w:rPr>
+        <w:t>(</w:t>
+      </w:r>
+      <w:proofErr w:type="gramEnd"/>
+      <w:r>
+        <w:rPr>
+          <w:b/>
+          <w:bCs/>
+          <w:color w:val="D86DCB" w:themeColor="accent5" w:themeTint="99"/>
+          <w:sz w:val="32"/>
+          <w:szCs w:val="32"/>
+        </w:rPr>
+        <w:t>30, 18, progress)!,</w:t>
+      </w:r>
+    </w:p>
+    <w:p>
+      <w:pPr>
+        <w:jc w:val="both"/>
+        <w:rPr>
+          <w:b/>
+          <w:bCs/>
+          <w:color w:val="D86DCB" w:themeColor="accent5" w:themeTint="99"/>
+          <w:sz w:val="32"/>
+          <w:szCs w:val="32"/>
+        </w:rPr>
+      </w:pPr>
+      <w:r>
+        <w:rPr>
+          <w:b/>
+          <w:bCs/>
+          <w:color w:val="D86DCB" w:themeColor="accent5" w:themeTint="99"/>
+          <w:sz w:val="32"/>
+          <w:szCs w:val="32"/>
+        </w:rPr>
+        <w:lastRenderedPageBreak/>
+        <w:t xml:space="preserve">                  </w:t>
+      </w:r>
+      <w:proofErr w:type="spellStart"/>
+      <w:r>
+        <w:rPr>
+          <w:b/>
+          <w:bCs/>
+          <w:color w:val="D86DCB" w:themeColor="accent5" w:themeTint="99"/>
+          <w:sz w:val="32"/>
+          <w:szCs w:val="32"/>
+        </w:rPr>
+        <w:t>fontWeight</w:t>
+      </w:r>
+      <w:proofErr w:type="spellEnd"/>
+      <w:r>
+        <w:rPr>
+          <w:b/>
+          <w:bCs/>
+          <w:color w:val="D86DCB" w:themeColor="accent5" w:themeTint="99"/>
           <w:sz w:val="32"/>
           <w:szCs w:val="32"/>
         </w:rPr>
         <w:t xml:space="preserve">: </w:t>
       </w:r>
-      <w:r>
-        <w:rPr>
-          <w:sz w:val="32"/>
-          <w:szCs w:val="32"/>
-        </w:rPr>
-        <w:t xml:space="preserve">based on progress. It balances text shrink smoothly and much cleaner than multiple </w:t>
-      </w:r>
-      <w:r>
-        <w:rPr>
-          <w:b/>
-          <w:bCs/>
-          <w:sz w:val="32"/>
-          <w:szCs w:val="32"/>
-        </w:rPr>
-        <w:t>Text</w:t>
-      </w:r>
-      <w:r>
-        <w:rPr>
-          <w:sz w:val="32"/>
-          <w:szCs w:val="32"/>
-        </w:rPr>
-        <w:t xml:space="preserve"> Widgets</w:t>
-      </w:r>
-    </w:p>
-    <w:p>
-      <w:pPr>
-        <w:jc w:val="both"/>
-        <w:rPr>
-          <w:sz w:val="32"/>
-          <w:szCs w:val="32"/>
-        </w:rPr>
-      </w:pPr>
-      <w:r>
-        <w:rPr>
-          <w:sz w:val="32"/>
-          <w:szCs w:val="32"/>
-        </w:rPr>
-        <w:t xml:space="preserve"># In </w:t>
-      </w:r>
-      <w:proofErr w:type="spellStart"/>
-      <w:r>
-        <w:rPr>
-          <w:b/>
-          <w:bCs/>
-          <w:sz w:val="32"/>
-          <w:szCs w:val="32"/>
-        </w:rPr>
-        <w:t>AnimatedOpacity</w:t>
-      </w:r>
-      <w:proofErr w:type="spellEnd"/>
-      <w:r>
-        <w:rPr>
-          <w:b/>
-          <w:bCs/>
-          <w:sz w:val="32"/>
-          <w:szCs w:val="32"/>
-        </w:rPr>
-        <w:t xml:space="preserve"> </w:t>
-      </w:r>
-      <w:r>
-        <w:rPr>
-          <w:sz w:val="32"/>
-          <w:szCs w:val="32"/>
-        </w:rPr>
-        <w:t>adjusting opacity: 1 – progress. It balances label fades out and avoids sudden disappearance</w:t>
-      </w:r>
-    </w:p>
-    <w:p>
-      <w:pPr>
-        <w:jc w:val="both"/>
-        <w:rPr>
-          <w:sz w:val="32"/>
-          <w:szCs w:val="32"/>
-        </w:rPr>
-      </w:pPr>
-      <w:r>
-        <w:rPr>
-          <w:sz w:val="32"/>
-          <w:szCs w:val="32"/>
-        </w:rPr>
-        <w:t xml:space="preserve"># </w:t>
-      </w:r>
-      <w:r>
-        <w:rPr>
-          <w:b/>
-          <w:bCs/>
-          <w:sz w:val="32"/>
-          <w:szCs w:val="32"/>
-        </w:rPr>
-        <w:t xml:space="preserve">elevation: progress &gt; </w:t>
+      <w:proofErr w:type="spellStart"/>
+      <w:r>
+        <w:rPr>
+          <w:b/>
+          <w:bCs/>
+          <w:color w:val="D86DCB" w:themeColor="accent5" w:themeTint="99"/>
+          <w:sz w:val="32"/>
+          <w:szCs w:val="32"/>
+        </w:rPr>
+        <w:t>FontWeight.bold</w:t>
+      </w:r>
+      <w:proofErr w:type="spellEnd"/>
+      <w:r>
+        <w:rPr>
+          <w:b/>
+          <w:bCs/>
+          <w:color w:val="D86DCB" w:themeColor="accent5" w:themeTint="99"/>
+          <w:sz w:val="32"/>
+          <w:szCs w:val="32"/>
+        </w:rPr>
+        <w:t>,</w:t>
+      </w:r>
+    </w:p>
+    <w:p>
+      <w:pPr>
+        <w:jc w:val="both"/>
+        <w:rPr>
+          <w:b/>
+          <w:bCs/>
+          <w:color w:val="D86DCB" w:themeColor="accent5" w:themeTint="99"/>
+          <w:sz w:val="32"/>
+          <w:szCs w:val="32"/>
+        </w:rPr>
+      </w:pPr>
+      <w:r>
+        <w:rPr>
+          <w:b/>
+          <w:bCs/>
+          <w:color w:val="D86DCB" w:themeColor="accent5" w:themeTint="99"/>
+          <w:sz w:val="32"/>
+          <w:szCs w:val="32"/>
+        </w:rPr>
+        <w:t xml:space="preserve">                  color: </w:t>
+      </w:r>
+      <w:proofErr w:type="spellStart"/>
+      <w:r>
+        <w:rPr>
+          <w:b/>
+          <w:bCs/>
+          <w:color w:val="D86DCB" w:themeColor="accent5" w:themeTint="99"/>
+          <w:sz w:val="32"/>
+          <w:szCs w:val="32"/>
+        </w:rPr>
+        <w:t>Colors.white</w:t>
+      </w:r>
+      <w:proofErr w:type="spellEnd"/>
+      <w:r>
+        <w:rPr>
+          <w:b/>
+          <w:bCs/>
+          <w:color w:val="D86DCB" w:themeColor="accent5" w:themeTint="99"/>
+          <w:sz w:val="32"/>
+          <w:szCs w:val="32"/>
+        </w:rPr>
+        <w:t>,</w:t>
+      </w:r>
+    </w:p>
+    <w:p>
+      <w:pPr>
+        <w:jc w:val="both"/>
+        <w:rPr>
+          <w:b/>
+          <w:bCs/>
+          <w:color w:val="D86DCB" w:themeColor="accent5" w:themeTint="99"/>
+          <w:sz w:val="32"/>
+          <w:szCs w:val="32"/>
+        </w:rPr>
+      </w:pPr>
+      <w:r>
+        <w:rPr>
+          <w:b/>
+          <w:bCs/>
+          <w:color w:val="D86DCB" w:themeColor="accent5" w:themeTint="99"/>
+          <w:sz w:val="32"/>
+          <w:szCs w:val="32"/>
+        </w:rPr>
+        <w:t xml:space="preserve">                ),</w:t>
+      </w:r>
+    </w:p>
+    <w:p>
+      <w:pPr>
+        <w:jc w:val="both"/>
+        <w:rPr>
+          <w:b/>
+          <w:bCs/>
+          <w:color w:val="D86DCB" w:themeColor="accent5" w:themeTint="99"/>
+          <w:sz w:val="32"/>
+          <w:szCs w:val="32"/>
+        </w:rPr>
+      </w:pPr>
+      <w:r>
+        <w:rPr>
+          <w:b/>
+          <w:bCs/>
+          <w:color w:val="D86DCB" w:themeColor="accent5" w:themeTint="99"/>
+          <w:sz w:val="32"/>
+          <w:szCs w:val="32"/>
+        </w:rPr>
+        <w:t xml:space="preserve">                child: const </w:t>
       </w:r>
       <w:proofErr w:type="gramStart"/>
       <w:r>
         <w:rPr>
           <w:b/>
           <w:bCs/>
-          <w:sz w:val="32"/>
-          <w:szCs w:val="32"/>
-        </w:rPr>
-        <w:t>0.8 ?</w:t>
+          <w:color w:val="D86DCB" w:themeColor="accent5" w:themeTint="99"/>
+          <w:sz w:val="32"/>
+          <w:szCs w:val="32"/>
+        </w:rPr>
+        <w:t>Text(</w:t>
       </w:r>
       <w:proofErr w:type="gramEnd"/>
       <w:r>
         <w:rPr>
           <w:b/>
           <w:bCs/>
-          <w:sz w:val="32"/>
-          <w:szCs w:val="32"/>
-        </w:rPr>
-        <w:t xml:space="preserve"> </w:t>
-      </w:r>
-      <w:proofErr w:type="gramStart"/>
-      <w:r>
-        <w:rPr>
-          <w:b/>
-          <w:bCs/>
-          <w:sz w:val="32"/>
-          <w:szCs w:val="32"/>
-        </w:rPr>
-        <w:t>4 :</w:t>
-      </w:r>
-      <w:proofErr w:type="gramEnd"/>
-      <w:r>
-        <w:rPr>
-          <w:b/>
-          <w:bCs/>
-          <w:sz w:val="32"/>
-          <w:szCs w:val="32"/>
-        </w:rPr>
-        <w:t xml:space="preserve"> 0</w:t>
-      </w:r>
-      <w:r>
-        <w:rPr>
-          <w:sz w:val="32"/>
-          <w:szCs w:val="32"/>
-        </w:rPr>
-        <w:t xml:space="preserve"> flat when expanded, shadow when collapsed. Very fintech-style UX</w:t>
-      </w:r>
-    </w:p>
-    <w:p>
-      <w:pPr>
-        <w:jc w:val="both"/>
-        <w:rPr>
-          <w:b/>
-          <w:bCs/>
-          <w:color w:val="D86DCB" w:themeColor="accent5" w:themeTint="99"/>
-          <w:sz w:val="32"/>
-          <w:szCs w:val="32"/>
-        </w:rPr>
-      </w:pPr>
-      <w:r>
-        <w:rPr>
-          <w:b/>
-          <w:bCs/>
-          <w:color w:val="D86DCB" w:themeColor="accent5" w:themeTint="99"/>
-          <w:sz w:val="32"/>
-          <w:szCs w:val="32"/>
-        </w:rPr>
-        <w:t xml:space="preserve">final </w:t>
-      </w:r>
-      <w:proofErr w:type="spellStart"/>
-      <w:r>
-        <w:rPr>
-          <w:b/>
-          <w:bCs/>
-          <w:color w:val="D86DCB" w:themeColor="accent5" w:themeTint="99"/>
-          <w:sz w:val="32"/>
-          <w:szCs w:val="32"/>
-        </w:rPr>
-        <w:t>ScrollController</w:t>
-      </w:r>
-      <w:proofErr w:type="spellEnd"/>
-      <w:r>
-        <w:rPr>
-          <w:b/>
-          <w:bCs/>
-          <w:color w:val="D86DCB" w:themeColor="accent5" w:themeTint="99"/>
-          <w:sz w:val="32"/>
-          <w:szCs w:val="32"/>
-        </w:rPr>
-        <w:t xml:space="preserve"> _</w:t>
-      </w:r>
-      <w:proofErr w:type="spellStart"/>
-      <w:r>
-        <w:rPr>
-          <w:b/>
-          <w:bCs/>
-          <w:color w:val="D86DCB" w:themeColor="accent5" w:themeTint="99"/>
-          <w:sz w:val="32"/>
-          <w:szCs w:val="32"/>
-        </w:rPr>
-        <w:t>scrollController</w:t>
-      </w:r>
-      <w:proofErr w:type="spellEnd"/>
-      <w:r>
-        <w:rPr>
-          <w:b/>
-          <w:bCs/>
-          <w:color w:val="D86DCB" w:themeColor="accent5" w:themeTint="99"/>
-          <w:sz w:val="32"/>
-          <w:szCs w:val="32"/>
-        </w:rPr>
-        <w:t xml:space="preserve"> = </w:t>
-      </w:r>
-      <w:proofErr w:type="spellStart"/>
-      <w:proofErr w:type="gramStart"/>
-      <w:r>
-        <w:rPr>
-          <w:b/>
-          <w:bCs/>
-          <w:color w:val="D86DCB" w:themeColor="accent5" w:themeTint="99"/>
-          <w:sz w:val="32"/>
-          <w:szCs w:val="32"/>
-        </w:rPr>
-        <w:t>ScrollController</w:t>
-      </w:r>
-      <w:proofErr w:type="spellEnd"/>
-      <w:r>
-        <w:rPr>
-          <w:b/>
-          <w:bCs/>
-          <w:color w:val="D86DCB" w:themeColor="accent5" w:themeTint="99"/>
-          <w:sz w:val="32"/>
-          <w:szCs w:val="32"/>
-        </w:rPr>
-        <w:t>(</w:t>
-      </w:r>
-      <w:proofErr w:type="gramEnd"/>
-      <w:r>
-        <w:rPr>
-          <w:b/>
-          <w:bCs/>
-          <w:color w:val="D86DCB" w:themeColor="accent5" w:themeTint="99"/>
-          <w:sz w:val="32"/>
-          <w:szCs w:val="32"/>
-        </w:rPr>
-        <w:t>);</w:t>
-      </w:r>
-    </w:p>
-    <w:p>
-      <w:pPr>
-        <w:jc w:val="both"/>
-        <w:rPr>
-          <w:b/>
-          <w:bCs/>
-          <w:color w:val="D86DCB" w:themeColor="accent5" w:themeTint="99"/>
-          <w:sz w:val="32"/>
-          <w:szCs w:val="32"/>
-        </w:rPr>
-      </w:pPr>
-      <w:r>
-        <w:rPr>
-          <w:b/>
-          <w:bCs/>
-          <w:color w:val="D86DCB" w:themeColor="accent5" w:themeTint="99"/>
-          <w:sz w:val="32"/>
-          <w:szCs w:val="32"/>
-        </w:rPr>
-        <w:t>static const double _</w:t>
-      </w:r>
-      <w:proofErr w:type="spellStart"/>
-      <w:r>
-        <w:rPr>
-          <w:b/>
-          <w:bCs/>
-          <w:color w:val="D86DCB" w:themeColor="accent5" w:themeTint="99"/>
-          <w:sz w:val="32"/>
-          <w:szCs w:val="32"/>
-        </w:rPr>
-        <w:t>expandedHeight</w:t>
-      </w:r>
-      <w:proofErr w:type="spellEnd"/>
-      <w:r>
-        <w:rPr>
-          <w:b/>
-          <w:bCs/>
-          <w:color w:val="D86DCB" w:themeColor="accent5" w:themeTint="99"/>
-          <w:sz w:val="32"/>
-          <w:szCs w:val="32"/>
-        </w:rPr>
-        <w:t xml:space="preserve"> = 200;</w:t>
-      </w:r>
-    </w:p>
-    <w:p>
-      <w:pPr>
-        <w:jc w:val="both"/>
-        <w:rPr>
-          <w:b/>
-          <w:bCs/>
-          <w:color w:val="D86DCB" w:themeColor="accent5" w:themeTint="99"/>
-          <w:sz w:val="32"/>
-          <w:szCs w:val="32"/>
-        </w:rPr>
-      </w:pPr>
-      <w:r>
-        <w:rPr>
-          <w:b/>
-          <w:bCs/>
-          <w:color w:val="D86DCB" w:themeColor="accent5" w:themeTint="99"/>
-          <w:sz w:val="32"/>
-          <w:szCs w:val="32"/>
-        </w:rPr>
-        <w:t>static const double _</w:t>
-      </w:r>
-      <w:proofErr w:type="spellStart"/>
-      <w:r>
-        <w:rPr>
-          <w:b/>
-          <w:bCs/>
-          <w:color w:val="D86DCB" w:themeColor="accent5" w:themeTint="99"/>
-          <w:sz w:val="32"/>
-          <w:szCs w:val="32"/>
-        </w:rPr>
-        <w:t>collapsedHeight</w:t>
-      </w:r>
-      <w:proofErr w:type="spellEnd"/>
-      <w:r>
-        <w:rPr>
-          <w:b/>
-          <w:bCs/>
-          <w:color w:val="D86DCB" w:themeColor="accent5" w:themeTint="99"/>
-          <w:sz w:val="32"/>
-          <w:szCs w:val="32"/>
-        </w:rPr>
-        <w:t xml:space="preserve"> = </w:t>
-      </w:r>
-      <w:proofErr w:type="spellStart"/>
-      <w:r>
-        <w:rPr>
-          <w:b/>
-          <w:bCs/>
-          <w:color w:val="D86DCB" w:themeColor="accent5" w:themeTint="99"/>
-          <w:sz w:val="32"/>
-          <w:szCs w:val="32"/>
-        </w:rPr>
-        <w:t>kToolbarHeight</w:t>
-      </w:r>
-      <w:proofErr w:type="spellEnd"/>
-      <w:r>
-        <w:rPr>
-          <w:b/>
-          <w:bCs/>
-          <w:color w:val="D86DCB" w:themeColor="accent5" w:themeTint="99"/>
-          <w:sz w:val="32"/>
-          <w:szCs w:val="32"/>
-        </w:rPr>
-        <w:t>;</w:t>
-      </w:r>
-    </w:p>
-    <w:p>
-      <w:pPr>
-        <w:jc w:val="both"/>
-        <w:rPr>
-          <w:b/>
-          <w:bCs/>
-          <w:color w:val="D86DCB" w:themeColor="accent5" w:themeTint="99"/>
-          <w:sz w:val="32"/>
-          <w:szCs w:val="32"/>
-        </w:rPr>
-      </w:pPr>
-      <w:r>
-        <w:rPr>
-          <w:b/>
-          <w:bCs/>
-          <w:color w:val="D86DCB" w:themeColor="accent5" w:themeTint="99"/>
-          <w:sz w:val="32"/>
-          <w:szCs w:val="32"/>
-        </w:rPr>
-        <w:t>double _</w:t>
-      </w:r>
-      <w:proofErr w:type="spellStart"/>
-      <w:proofErr w:type="gramStart"/>
-      <w:r>
-        <w:rPr>
-          <w:b/>
-          <w:bCs/>
-          <w:color w:val="D86DCB" w:themeColor="accent5" w:themeTint="99"/>
-          <w:sz w:val="32"/>
-          <w:szCs w:val="32"/>
-        </w:rPr>
-        <w:t>getCollapseProgress</w:t>
-      </w:r>
-      <w:proofErr w:type="spellEnd"/>
-      <w:r>
-        <w:rPr>
-          <w:b/>
-          <w:bCs/>
-          <w:color w:val="D86DCB" w:themeColor="accent5" w:themeTint="99"/>
-          <w:sz w:val="32"/>
-          <w:szCs w:val="32"/>
-        </w:rPr>
-        <w:t>(</w:t>
-      </w:r>
-      <w:proofErr w:type="gramEnd"/>
-      <w:r>
-        <w:rPr>
-          <w:b/>
-          <w:bCs/>
-          <w:color w:val="D86DCB" w:themeColor="accent5" w:themeTint="99"/>
-          <w:sz w:val="32"/>
-          <w:szCs w:val="32"/>
-        </w:rPr>
-        <w:t>) {</w:t>
-      </w:r>
-    </w:p>
-    <w:p>
-      <w:pPr>
-        <w:jc w:val="both"/>
-        <w:rPr>
-          <w:b/>
-          <w:bCs/>
-          <w:color w:val="D86DCB" w:themeColor="accent5" w:themeTint="99"/>
-          <w:sz w:val="32"/>
-          <w:szCs w:val="32"/>
-        </w:rPr>
-      </w:pPr>
-      <w:r>
-        <w:rPr>
-          <w:b/>
-          <w:bCs/>
-          <w:color w:val="D86DCB" w:themeColor="accent5" w:themeTint="99"/>
-          <w:sz w:val="32"/>
-          <w:szCs w:val="32"/>
-        </w:rPr>
-        <w:t xml:space="preserve">  final offset = _</w:t>
-      </w:r>
-      <w:proofErr w:type="spellStart"/>
-      <w:r>
-        <w:rPr>
-          <w:b/>
-          <w:bCs/>
-          <w:color w:val="D86DCB" w:themeColor="accent5" w:themeTint="99"/>
-          <w:sz w:val="32"/>
-          <w:szCs w:val="32"/>
-        </w:rPr>
-        <w:t>scrollController.offset</w:t>
-      </w:r>
-      <w:proofErr w:type="spellEnd"/>
-      <w:r>
-        <w:rPr>
-          <w:b/>
-          <w:bCs/>
-          <w:color w:val="D86DCB" w:themeColor="accent5" w:themeTint="99"/>
-          <w:sz w:val="32"/>
-          <w:szCs w:val="32"/>
-        </w:rPr>
-        <w:t>;</w:t>
-      </w:r>
-    </w:p>
-    <w:p>
-      <w:pPr>
-        <w:jc w:val="both"/>
-        <w:rPr>
-          <w:b/>
-          <w:bCs/>
-          <w:color w:val="D86DCB" w:themeColor="accent5" w:themeTint="99"/>
-          <w:sz w:val="32"/>
-          <w:szCs w:val="32"/>
-        </w:rPr>
-      </w:pPr>
-      <w:r>
-        <w:rPr>
-          <w:b/>
-          <w:bCs/>
-          <w:color w:val="D86DCB" w:themeColor="accent5" w:themeTint="99"/>
-          <w:sz w:val="32"/>
-          <w:szCs w:val="32"/>
-        </w:rPr>
-        <w:t xml:space="preserve">  final </w:t>
-      </w:r>
-      <w:proofErr w:type="spellStart"/>
-      <w:r>
-        <w:rPr>
-          <w:b/>
-          <w:bCs/>
-          <w:color w:val="D86DCB" w:themeColor="accent5" w:themeTint="99"/>
-          <w:sz w:val="32"/>
-          <w:szCs w:val="32"/>
-        </w:rPr>
-        <w:t>collapseRange</w:t>
-      </w:r>
-      <w:proofErr w:type="spellEnd"/>
-      <w:r>
-        <w:rPr>
-          <w:b/>
-          <w:bCs/>
-          <w:color w:val="D86DCB" w:themeColor="accent5" w:themeTint="99"/>
-          <w:sz w:val="32"/>
-          <w:szCs w:val="32"/>
-        </w:rPr>
-        <w:t xml:space="preserve"> = _</w:t>
-      </w:r>
-      <w:proofErr w:type="spellStart"/>
-      <w:r>
-        <w:rPr>
-          <w:b/>
-          <w:bCs/>
-          <w:color w:val="D86DCB" w:themeColor="accent5" w:themeTint="99"/>
-          <w:sz w:val="32"/>
-          <w:szCs w:val="32"/>
-        </w:rPr>
-        <w:t>expandedHeight</w:t>
-      </w:r>
-      <w:proofErr w:type="spellEnd"/>
-      <w:r>
-        <w:rPr>
-          <w:b/>
-          <w:bCs/>
-          <w:color w:val="D86DCB" w:themeColor="accent5" w:themeTint="99"/>
-          <w:sz w:val="32"/>
-          <w:szCs w:val="32"/>
-        </w:rPr>
-        <w:t xml:space="preserve"> - _</w:t>
-      </w:r>
-      <w:proofErr w:type="spellStart"/>
-      <w:r>
-        <w:rPr>
-          <w:b/>
-          <w:bCs/>
-          <w:color w:val="D86DCB" w:themeColor="accent5" w:themeTint="99"/>
-          <w:sz w:val="32"/>
-          <w:szCs w:val="32"/>
-        </w:rPr>
-        <w:t>collapsedHeight</w:t>
-      </w:r>
-      <w:proofErr w:type="spellEnd"/>
-      <w:r>
-        <w:rPr>
-          <w:b/>
-          <w:bCs/>
-          <w:color w:val="D86DCB" w:themeColor="accent5" w:themeTint="99"/>
-          <w:sz w:val="32"/>
-          <w:szCs w:val="32"/>
-        </w:rPr>
-        <w:t>;</w:t>
-      </w:r>
-    </w:p>
-    <w:p>
-      <w:pPr>
-        <w:jc w:val="both"/>
-        <w:rPr>
-          <w:b/>
-          <w:bCs/>
-          <w:color w:val="D86DCB" w:themeColor="accent5" w:themeTint="99"/>
-          <w:sz w:val="32"/>
-          <w:szCs w:val="32"/>
-        </w:rPr>
-      </w:pPr>
-      <w:r>
-        <w:rPr>
-          <w:b/>
-          <w:bCs/>
-          <w:color w:val="D86DCB" w:themeColor="accent5" w:themeTint="99"/>
-          <w:sz w:val="32"/>
-          <w:szCs w:val="32"/>
-        </w:rPr>
-        <w:t xml:space="preserve">  return (offset / </w:t>
-      </w:r>
-      <w:proofErr w:type="spellStart"/>
-      <w:r>
-        <w:rPr>
-          <w:b/>
-          <w:bCs/>
-          <w:color w:val="D86DCB" w:themeColor="accent5" w:themeTint="99"/>
-          <w:sz w:val="32"/>
-          <w:szCs w:val="32"/>
-        </w:rPr>
-        <w:t>collapseRange</w:t>
-      </w:r>
-      <w:proofErr w:type="spellEnd"/>
-      <w:proofErr w:type="gramStart"/>
-      <w:r>
-        <w:rPr>
-          <w:b/>
-          <w:bCs/>
-          <w:color w:val="D86DCB" w:themeColor="accent5" w:themeTint="99"/>
-          <w:sz w:val="32"/>
-          <w:szCs w:val="32"/>
-        </w:rPr>
-        <w:t>).clamp</w:t>
-      </w:r>
-      <w:proofErr w:type="gramEnd"/>
-      <w:r>
-        <w:rPr>
-          <w:b/>
-          <w:bCs/>
-          <w:color w:val="D86DCB" w:themeColor="accent5" w:themeTint="99"/>
-          <w:sz w:val="32"/>
-          <w:szCs w:val="32"/>
-        </w:rPr>
-        <w:t>(0.0, 1.0);</w:t>
-      </w:r>
-    </w:p>
-    <w:p>
-      <w:pPr>
-        <w:jc w:val="both"/>
-        <w:rPr>
-          <w:b/>
-          <w:bCs/>
-          <w:color w:val="D86DCB" w:themeColor="accent5" w:themeTint="99"/>
-          <w:sz w:val="32"/>
-          <w:szCs w:val="32"/>
-        </w:rPr>
-      </w:pPr>
-      <w:r>
-        <w:rPr>
-          <w:b/>
-          <w:bCs/>
-          <w:color w:val="D86DCB" w:themeColor="accent5" w:themeTint="99"/>
-          <w:sz w:val="32"/>
-          <w:szCs w:val="32"/>
-        </w:rPr>
-        <w:t>}</w:t>
-      </w:r>
-    </w:p>
-    <w:p>
-      <w:pPr>
-        <w:jc w:val="both"/>
-        <w:rPr>
-          <w:b/>
-          <w:bCs/>
-          <w:color w:val="D86DCB" w:themeColor="accent5" w:themeTint="99"/>
-          <w:sz w:val="32"/>
-          <w:szCs w:val="32"/>
-        </w:rPr>
-      </w:pPr>
-      <w:r>
-        <w:rPr>
-          <w:b/>
-          <w:bCs/>
-          <w:color w:val="D86DCB" w:themeColor="accent5" w:themeTint="99"/>
-          <w:sz w:val="32"/>
-          <w:szCs w:val="32"/>
-        </w:rPr>
-        <w:lastRenderedPageBreak/>
-        <w:t>@override</w:t>
-      </w:r>
-    </w:p>
-    <w:p>
-      <w:pPr>
-        <w:jc w:val="both"/>
-        <w:rPr>
-          <w:b/>
-          <w:bCs/>
-          <w:color w:val="D86DCB" w:themeColor="accent5" w:themeTint="99"/>
-          <w:sz w:val="32"/>
-          <w:szCs w:val="32"/>
-        </w:rPr>
-      </w:pPr>
-      <w:r>
-        <w:rPr>
-          <w:b/>
-          <w:bCs/>
-          <w:color w:val="D86DCB" w:themeColor="accent5" w:themeTint="99"/>
-          <w:sz w:val="32"/>
-          <w:szCs w:val="32"/>
-        </w:rPr>
-        <w:t xml:space="preserve">void </w:t>
-      </w:r>
-      <w:proofErr w:type="spellStart"/>
-      <w:proofErr w:type="gramStart"/>
-      <w:r>
-        <w:rPr>
-          <w:b/>
-          <w:bCs/>
-          <w:color w:val="D86DCB" w:themeColor="accent5" w:themeTint="99"/>
-          <w:sz w:val="32"/>
-          <w:szCs w:val="32"/>
-        </w:rPr>
-        <w:t>initState</w:t>
-      </w:r>
-      <w:proofErr w:type="spellEnd"/>
-      <w:r>
-        <w:rPr>
-          <w:b/>
-          <w:bCs/>
-          <w:color w:val="D86DCB" w:themeColor="accent5" w:themeTint="99"/>
-          <w:sz w:val="32"/>
-          <w:szCs w:val="32"/>
-        </w:rPr>
-        <w:t>(</w:t>
-      </w:r>
-      <w:proofErr w:type="gramEnd"/>
-      <w:r>
-        <w:rPr>
-          <w:b/>
-          <w:bCs/>
-          <w:color w:val="D86DCB" w:themeColor="accent5" w:themeTint="99"/>
-          <w:sz w:val="32"/>
-          <w:szCs w:val="32"/>
-        </w:rPr>
-        <w:t>) {</w:t>
-      </w:r>
-    </w:p>
-    <w:p>
-      <w:pPr>
-        <w:jc w:val="both"/>
-        <w:rPr>
-          <w:b/>
-          <w:bCs/>
-          <w:color w:val="D86DCB" w:themeColor="accent5" w:themeTint="99"/>
-          <w:sz w:val="32"/>
-          <w:szCs w:val="32"/>
-        </w:rPr>
-      </w:pPr>
-      <w:r>
-        <w:rPr>
-          <w:b/>
-          <w:bCs/>
-          <w:color w:val="D86DCB" w:themeColor="accent5" w:themeTint="99"/>
-          <w:sz w:val="32"/>
-          <w:szCs w:val="32"/>
-        </w:rPr>
-        <w:t xml:space="preserve">  </w:t>
-      </w:r>
-      <w:proofErr w:type="spellStart"/>
-      <w:proofErr w:type="gramStart"/>
-      <w:r>
-        <w:rPr>
-          <w:b/>
-          <w:bCs/>
-          <w:color w:val="D86DCB" w:themeColor="accent5" w:themeTint="99"/>
-          <w:sz w:val="32"/>
-          <w:szCs w:val="32"/>
-        </w:rPr>
-        <w:t>super.initState</w:t>
-      </w:r>
-      <w:proofErr w:type="spellEnd"/>
-      <w:proofErr w:type="gramEnd"/>
-      <w:r>
-        <w:rPr>
-          <w:b/>
-          <w:bCs/>
-          <w:color w:val="D86DCB" w:themeColor="accent5" w:themeTint="99"/>
-          <w:sz w:val="32"/>
-          <w:szCs w:val="32"/>
-        </w:rPr>
-        <w:t>();</w:t>
-      </w:r>
-    </w:p>
-    <w:p>
-      <w:pPr>
-        <w:jc w:val="both"/>
-        <w:rPr>
-          <w:b/>
-          <w:bCs/>
-          <w:color w:val="D86DCB" w:themeColor="accent5" w:themeTint="99"/>
-          <w:sz w:val="32"/>
-          <w:szCs w:val="32"/>
-        </w:rPr>
-      </w:pPr>
-      <w:r>
-        <w:rPr>
-          <w:b/>
-          <w:bCs/>
-          <w:color w:val="D86DCB" w:themeColor="accent5" w:themeTint="99"/>
-          <w:sz w:val="32"/>
-          <w:szCs w:val="32"/>
-        </w:rPr>
-        <w:t xml:space="preserve">  _</w:t>
-      </w:r>
-      <w:proofErr w:type="spellStart"/>
-      <w:r>
-        <w:rPr>
-          <w:b/>
-          <w:bCs/>
-          <w:color w:val="D86DCB" w:themeColor="accent5" w:themeTint="99"/>
-          <w:sz w:val="32"/>
-          <w:szCs w:val="32"/>
-        </w:rPr>
-        <w:t>scrollController.addListener</w:t>
-      </w:r>
-      <w:proofErr w:type="spellEnd"/>
-      <w:r>
-        <w:rPr>
-          <w:b/>
-          <w:bCs/>
-          <w:color w:val="D86DCB" w:themeColor="accent5" w:themeTint="99"/>
-          <w:sz w:val="32"/>
-          <w:szCs w:val="32"/>
-        </w:rPr>
-        <w:t>(() {</w:t>
-      </w:r>
-    </w:p>
-    <w:p>
-      <w:pPr>
-        <w:jc w:val="both"/>
-        <w:rPr>
-          <w:b/>
-          <w:bCs/>
-          <w:color w:val="D86DCB" w:themeColor="accent5" w:themeTint="99"/>
-          <w:sz w:val="32"/>
-          <w:szCs w:val="32"/>
-        </w:rPr>
-      </w:pPr>
-      <w:r>
-        <w:rPr>
-          <w:b/>
-          <w:bCs/>
-          <w:color w:val="D86DCB" w:themeColor="accent5" w:themeTint="99"/>
-          <w:sz w:val="32"/>
-          <w:szCs w:val="32"/>
-        </w:rPr>
-        <w:t xml:space="preserve">    </w:t>
-      </w:r>
-      <w:proofErr w:type="spellStart"/>
-      <w:proofErr w:type="gramStart"/>
-      <w:r>
-        <w:rPr>
-          <w:b/>
-          <w:bCs/>
-          <w:color w:val="D86DCB" w:themeColor="accent5" w:themeTint="99"/>
-          <w:sz w:val="32"/>
-          <w:szCs w:val="32"/>
-        </w:rPr>
-        <w:t>setState</w:t>
-      </w:r>
-      <w:proofErr w:type="spellEnd"/>
-      <w:r>
-        <w:rPr>
-          <w:b/>
-          <w:bCs/>
-          <w:color w:val="D86DCB" w:themeColor="accent5" w:themeTint="99"/>
-          <w:sz w:val="32"/>
-          <w:szCs w:val="32"/>
-        </w:rPr>
-        <w:t>(</w:t>
-      </w:r>
-      <w:proofErr w:type="gramEnd"/>
-      <w:r>
-        <w:rPr>
-          <w:b/>
-          <w:bCs/>
-          <w:color w:val="D86DCB" w:themeColor="accent5" w:themeTint="99"/>
-          <w:sz w:val="32"/>
-          <w:szCs w:val="32"/>
-        </w:rPr>
-        <w:t>() {});</w:t>
-      </w:r>
-    </w:p>
-    <w:p>
-      <w:pPr>
-        <w:jc w:val="both"/>
-        <w:rPr>
-          <w:b/>
-          <w:bCs/>
-          <w:color w:val="D86DCB" w:themeColor="accent5" w:themeTint="99"/>
-          <w:sz w:val="32"/>
-          <w:szCs w:val="32"/>
-        </w:rPr>
-      </w:pPr>
-      <w:r>
-        <w:rPr>
-          <w:b/>
-          <w:bCs/>
-          <w:color w:val="D86DCB" w:themeColor="accent5" w:themeTint="99"/>
-          <w:sz w:val="32"/>
-          <w:szCs w:val="32"/>
-        </w:rPr>
-        <w:t xml:space="preserve">  });</w:t>
-      </w:r>
-    </w:p>
-    <w:p>
-      <w:pPr>
-        <w:jc w:val="both"/>
-        <w:rPr>
-          <w:b/>
-          <w:bCs/>
-          <w:color w:val="D86DCB" w:themeColor="accent5" w:themeTint="99"/>
-          <w:sz w:val="32"/>
-          <w:szCs w:val="32"/>
-        </w:rPr>
-      </w:pPr>
-      <w:r>
-        <w:rPr>
-          <w:b/>
-          <w:bCs/>
-          <w:color w:val="D86DCB" w:themeColor="accent5" w:themeTint="99"/>
-          <w:sz w:val="32"/>
-          <w:szCs w:val="32"/>
-        </w:rPr>
-        <w:t>}</w:t>
-      </w:r>
-    </w:p>
-    <w:p>
-      <w:pPr>
-        <w:jc w:val="both"/>
-        <w:rPr>
-          <w:b/>
-          <w:bCs/>
-          <w:color w:val="D86DCB" w:themeColor="accent5" w:themeTint="99"/>
-          <w:sz w:val="32"/>
-          <w:szCs w:val="32"/>
-        </w:rPr>
-      </w:pPr>
-      <w:r>
-        <w:rPr>
-          <w:b/>
-          <w:bCs/>
-          <w:color w:val="D86DCB" w:themeColor="accent5" w:themeTint="99"/>
-          <w:sz w:val="32"/>
-          <w:szCs w:val="32"/>
-        </w:rPr>
-        <w:t>…</w:t>
-      </w:r>
-    </w:p>
-    <w:p>
-      <w:pPr>
-        <w:jc w:val="both"/>
-        <w:rPr>
-          <w:b/>
-          <w:bCs/>
-          <w:color w:val="D86DCB" w:themeColor="accent5" w:themeTint="99"/>
-          <w:sz w:val="32"/>
-          <w:szCs w:val="32"/>
-        </w:rPr>
-      </w:pPr>
-      <w:proofErr w:type="spellStart"/>
-      <w:proofErr w:type="gramStart"/>
-      <w:r>
-        <w:rPr>
-          <w:b/>
-          <w:bCs/>
-          <w:color w:val="D86DCB" w:themeColor="accent5" w:themeTint="99"/>
-          <w:sz w:val="32"/>
-          <w:szCs w:val="32"/>
-        </w:rPr>
-        <w:t>SliverAppBar</w:t>
-      </w:r>
-      <w:proofErr w:type="spellEnd"/>
-      <w:r>
-        <w:rPr>
-          <w:b/>
-          <w:bCs/>
-          <w:color w:val="D86DCB" w:themeColor="accent5" w:themeTint="99"/>
-          <w:sz w:val="32"/>
-          <w:szCs w:val="32"/>
-        </w:rPr>
-        <w:t>(</w:t>
-      </w:r>
-      <w:proofErr w:type="gramEnd"/>
-    </w:p>
-    <w:p>
-      <w:pPr>
-        <w:jc w:val="both"/>
-        <w:rPr>
-          <w:b/>
-          <w:bCs/>
-          <w:color w:val="D86DCB" w:themeColor="accent5" w:themeTint="99"/>
-          <w:sz w:val="32"/>
-          <w:szCs w:val="32"/>
-        </w:rPr>
-      </w:pPr>
-      <w:r>
-        <w:rPr>
-          <w:b/>
-          <w:bCs/>
-          <w:color w:val="D86DCB" w:themeColor="accent5" w:themeTint="99"/>
-          <w:sz w:val="32"/>
-          <w:szCs w:val="32"/>
-        </w:rPr>
-        <w:t xml:space="preserve">  pinned: true,</w:t>
-      </w:r>
-    </w:p>
-    <w:p>
-      <w:pPr>
-        <w:jc w:val="both"/>
-        <w:rPr>
-          <w:b/>
-          <w:bCs/>
-          <w:color w:val="D86DCB" w:themeColor="accent5" w:themeTint="99"/>
-          <w:sz w:val="32"/>
-          <w:szCs w:val="32"/>
-        </w:rPr>
-      </w:pPr>
-      <w:r>
-        <w:rPr>
-          <w:b/>
-          <w:bCs/>
-          <w:color w:val="D86DCB" w:themeColor="accent5" w:themeTint="99"/>
-          <w:sz w:val="32"/>
-          <w:szCs w:val="32"/>
-        </w:rPr>
-        <w:t xml:space="preserve">  </w:t>
-      </w:r>
-      <w:proofErr w:type="spellStart"/>
-      <w:r>
-        <w:rPr>
-          <w:b/>
-          <w:bCs/>
-          <w:color w:val="D86DCB" w:themeColor="accent5" w:themeTint="99"/>
-          <w:sz w:val="32"/>
-          <w:szCs w:val="32"/>
-        </w:rPr>
-        <w:t>expandedHeight</w:t>
-      </w:r>
-      <w:proofErr w:type="spellEnd"/>
-      <w:r>
-        <w:rPr>
-          <w:b/>
-          <w:bCs/>
-          <w:color w:val="D86DCB" w:themeColor="accent5" w:themeTint="99"/>
-          <w:sz w:val="32"/>
-          <w:szCs w:val="32"/>
-        </w:rPr>
-        <w:t>: _</w:t>
-      </w:r>
-      <w:proofErr w:type="spellStart"/>
-      <w:r>
-        <w:rPr>
-          <w:b/>
-          <w:bCs/>
-          <w:color w:val="D86DCB" w:themeColor="accent5" w:themeTint="99"/>
-          <w:sz w:val="32"/>
-          <w:szCs w:val="32"/>
-        </w:rPr>
-        <w:t>expandedHeight</w:t>
-      </w:r>
-      <w:proofErr w:type="spellEnd"/>
-      <w:r>
-        <w:rPr>
-          <w:b/>
-          <w:bCs/>
-          <w:color w:val="D86DCB" w:themeColor="accent5" w:themeTint="99"/>
-          <w:sz w:val="32"/>
-          <w:szCs w:val="32"/>
-        </w:rPr>
-        <w:t>,</w:t>
-      </w:r>
-    </w:p>
-    <w:p>
-      <w:pPr>
-        <w:jc w:val="both"/>
-        <w:rPr>
-          <w:b/>
-          <w:bCs/>
-          <w:color w:val="D86DCB" w:themeColor="accent5" w:themeTint="99"/>
-          <w:sz w:val="32"/>
-          <w:szCs w:val="32"/>
-        </w:rPr>
-      </w:pPr>
-      <w:r>
-        <w:rPr>
-          <w:b/>
-          <w:bCs/>
-          <w:color w:val="D86DCB" w:themeColor="accent5" w:themeTint="99"/>
-          <w:sz w:val="32"/>
-          <w:szCs w:val="32"/>
-        </w:rPr>
-        <w:t xml:space="preserve">  elevation: _</w:t>
-      </w:r>
-      <w:proofErr w:type="spellStart"/>
-      <w:proofErr w:type="gramStart"/>
-      <w:r>
-        <w:rPr>
-          <w:b/>
-          <w:bCs/>
-          <w:color w:val="D86DCB" w:themeColor="accent5" w:themeTint="99"/>
-          <w:sz w:val="32"/>
-          <w:szCs w:val="32"/>
-        </w:rPr>
-        <w:t>getCollapseProgress</w:t>
-      </w:r>
-      <w:proofErr w:type="spellEnd"/>
-      <w:r>
-        <w:rPr>
-          <w:b/>
-          <w:bCs/>
-          <w:color w:val="D86DCB" w:themeColor="accent5" w:themeTint="99"/>
-          <w:sz w:val="32"/>
-          <w:szCs w:val="32"/>
-        </w:rPr>
-        <w:t>(</w:t>
-      </w:r>
-      <w:proofErr w:type="gramEnd"/>
-      <w:r>
-        <w:rPr>
-          <w:b/>
-          <w:bCs/>
-          <w:color w:val="D86DCB" w:themeColor="accent5" w:themeTint="99"/>
-          <w:sz w:val="32"/>
-          <w:szCs w:val="32"/>
-        </w:rPr>
-        <w:t xml:space="preserve">) &gt; 0.8 ? </w:t>
-      </w:r>
-      <w:proofErr w:type="gramStart"/>
-      <w:r>
-        <w:rPr>
-          <w:b/>
-          <w:bCs/>
-          <w:color w:val="D86DCB" w:themeColor="accent5" w:themeTint="99"/>
-          <w:sz w:val="32"/>
-          <w:szCs w:val="32"/>
-        </w:rPr>
-        <w:t>4 :</w:t>
-      </w:r>
-      <w:proofErr w:type="gramEnd"/>
-      <w:r>
-        <w:rPr>
-          <w:b/>
-          <w:bCs/>
-          <w:color w:val="D86DCB" w:themeColor="accent5" w:themeTint="99"/>
-          <w:sz w:val="32"/>
-          <w:szCs w:val="32"/>
-        </w:rPr>
-        <w:t xml:space="preserve"> 0,</w:t>
-      </w:r>
-    </w:p>
-    <w:p>
-      <w:pPr>
-        <w:jc w:val="both"/>
-        <w:rPr>
-          <w:b/>
-          <w:bCs/>
-          <w:color w:val="D86DCB" w:themeColor="accent5" w:themeTint="99"/>
-          <w:sz w:val="32"/>
-          <w:szCs w:val="32"/>
-        </w:rPr>
-      </w:pPr>
-      <w:r>
-        <w:rPr>
-          <w:b/>
-          <w:bCs/>
-          <w:color w:val="D86DCB" w:themeColor="accent5" w:themeTint="99"/>
-          <w:sz w:val="32"/>
-          <w:szCs w:val="32"/>
-        </w:rPr>
-        <w:t xml:space="preserve">  </w:t>
-      </w:r>
-      <w:proofErr w:type="spellStart"/>
-      <w:r>
-        <w:rPr>
-          <w:b/>
-          <w:bCs/>
-          <w:color w:val="D86DCB" w:themeColor="accent5" w:themeTint="99"/>
-          <w:sz w:val="32"/>
-          <w:szCs w:val="32"/>
-        </w:rPr>
-        <w:t>backgroundColor</w:t>
-      </w:r>
-      <w:proofErr w:type="spellEnd"/>
-      <w:r>
-        <w:rPr>
-          <w:b/>
-          <w:bCs/>
-          <w:color w:val="D86DCB" w:themeColor="accent5" w:themeTint="99"/>
-          <w:sz w:val="32"/>
-          <w:szCs w:val="32"/>
-        </w:rPr>
-        <w:t>: const Color(0xFFE2136E), // bKash pink</w:t>
-      </w:r>
-    </w:p>
-    <w:p>
-      <w:pPr>
-        <w:jc w:val="both"/>
-        <w:rPr>
-          <w:b/>
-          <w:bCs/>
-          <w:color w:val="D86DCB" w:themeColor="accent5" w:themeTint="99"/>
-          <w:sz w:val="32"/>
-          <w:szCs w:val="32"/>
-        </w:rPr>
-      </w:pPr>
-      <w:r>
-        <w:rPr>
-          <w:b/>
-          <w:bCs/>
-          <w:color w:val="D86DCB" w:themeColor="accent5" w:themeTint="99"/>
-          <w:sz w:val="32"/>
-          <w:szCs w:val="32"/>
-        </w:rPr>
-        <w:t xml:space="preserve">  title: </w:t>
-      </w:r>
-      <w:proofErr w:type="gramStart"/>
-      <w:r>
-        <w:rPr>
-          <w:b/>
-          <w:bCs/>
-          <w:color w:val="D86DCB" w:themeColor="accent5" w:themeTint="99"/>
-          <w:sz w:val="32"/>
-          <w:szCs w:val="32"/>
-        </w:rPr>
-        <w:t>Opacity(</w:t>
-      </w:r>
-      <w:proofErr w:type="gramEnd"/>
-    </w:p>
-    <w:p>
-      <w:pPr>
-        <w:jc w:val="both"/>
-        <w:rPr>
-          <w:b/>
-          <w:bCs/>
-          <w:color w:val="D86DCB" w:themeColor="accent5" w:themeTint="99"/>
-          <w:sz w:val="32"/>
-          <w:szCs w:val="32"/>
-        </w:rPr>
-      </w:pPr>
-      <w:r>
-        <w:rPr>
-          <w:b/>
-          <w:bCs/>
-          <w:color w:val="D86DCB" w:themeColor="accent5" w:themeTint="99"/>
-          <w:sz w:val="32"/>
-          <w:szCs w:val="32"/>
-        </w:rPr>
-        <w:t xml:space="preserve">    opacity: _</w:t>
-      </w:r>
-      <w:proofErr w:type="spellStart"/>
-      <w:proofErr w:type="gramStart"/>
-      <w:r>
-        <w:rPr>
-          <w:b/>
-          <w:bCs/>
-          <w:color w:val="D86DCB" w:themeColor="accent5" w:themeTint="99"/>
-          <w:sz w:val="32"/>
-          <w:szCs w:val="32"/>
-        </w:rPr>
-        <w:t>getCollapseProgress</w:t>
-      </w:r>
-      <w:proofErr w:type="spellEnd"/>
-      <w:r>
-        <w:rPr>
-          <w:b/>
-          <w:bCs/>
-          <w:color w:val="D86DCB" w:themeColor="accent5" w:themeTint="99"/>
-          <w:sz w:val="32"/>
-          <w:szCs w:val="32"/>
-        </w:rPr>
-        <w:t>(</w:t>
-      </w:r>
-      <w:proofErr w:type="gramEnd"/>
+          <w:color w:val="D86DCB" w:themeColor="accent5" w:themeTint="99"/>
+          <w:sz w:val="32"/>
+          <w:szCs w:val="32"/>
+        </w:rPr>
+        <w:t>'</w:t>
+      </w:r>
+      <w:r>
+        <w:rPr>
+          <w:rFonts w:hint="cs"/>
+          <w:b/>
+          <w:bCs/>
+          <w:color w:val="D86DCB" w:themeColor="accent5" w:themeTint="99"/>
+          <w:sz w:val="32"/>
+          <w:szCs w:val="32"/>
+        </w:rPr>
+        <w:t>৳</w:t>
+      </w:r>
+      <w:r>
+        <w:rPr>
+          <w:b/>
+          <w:bCs/>
+          <w:color w:val="D86DCB" w:themeColor="accent5" w:themeTint="99"/>
+          <w:sz w:val="32"/>
+          <w:szCs w:val="32"/>
+        </w:rPr>
+        <w:t xml:space="preserve"> 2,450.00'),</w:t>
+      </w:r>
+    </w:p>
+    <w:p>
+      <w:pPr>
+        <w:jc w:val="both"/>
+        <w:rPr>
+          <w:b/>
+          <w:bCs/>
+          <w:color w:val="D86DCB" w:themeColor="accent5" w:themeTint="99"/>
+          <w:sz w:val="32"/>
+          <w:szCs w:val="32"/>
+        </w:rPr>
+      </w:pPr>
+      <w:r>
+        <w:rPr>
+          <w:b/>
+          <w:bCs/>
+          <w:color w:val="D86DCB" w:themeColor="accent5" w:themeTint="99"/>
+          <w:sz w:val="32"/>
+          <w:szCs w:val="32"/>
+        </w:rPr>
+        <w:t xml:space="preserve">       …</w:t>
+      </w:r>
+    </w:p>
+    <w:p>
+      <w:pPr>
+        <w:jc w:val="both"/>
+        <w:rPr>
+          <w:b/>
+          <w:bCs/>
+          <w:color w:val="D86DCB" w:themeColor="accent5" w:themeTint="99"/>
+          <w:sz w:val="32"/>
+          <w:szCs w:val="32"/>
+        </w:rPr>
+      </w:pPr>
       <w:r>
         <w:rPr>
           <w:b/>
@@ -4698,1454 +6146,6 @@
         </w:rPr>
         <w:t>),</w:t>
       </w:r>
-    </w:p>
-    <w:p>
-      <w:pPr>
-        <w:jc w:val="both"/>
-        <w:rPr>
-          <w:b/>
-          <w:bCs/>
-          <w:color w:val="D86DCB" w:themeColor="accent5" w:themeTint="99"/>
-          <w:sz w:val="32"/>
-          <w:szCs w:val="32"/>
-        </w:rPr>
-      </w:pPr>
-      <w:r>
-        <w:rPr>
-          <w:b/>
-          <w:bCs/>
-          <w:color w:val="D86DCB" w:themeColor="accent5" w:themeTint="99"/>
-          <w:sz w:val="32"/>
-          <w:szCs w:val="32"/>
-        </w:rPr>
-        <w:t xml:space="preserve">    child: const Text('bKash'),</w:t>
-      </w:r>
-    </w:p>
-    <w:p>
-      <w:pPr>
-        <w:jc w:val="both"/>
-        <w:rPr>
-          <w:b/>
-          <w:bCs/>
-          <w:color w:val="D86DCB" w:themeColor="accent5" w:themeTint="99"/>
-          <w:sz w:val="32"/>
-          <w:szCs w:val="32"/>
-        </w:rPr>
-      </w:pPr>
-      <w:r>
-        <w:rPr>
-          <w:b/>
-          <w:bCs/>
-          <w:color w:val="D86DCB" w:themeColor="accent5" w:themeTint="99"/>
-          <w:sz w:val="32"/>
-          <w:szCs w:val="32"/>
-        </w:rPr>
-        <w:t xml:space="preserve">  ),</w:t>
-      </w:r>
-    </w:p>
-    <w:p>
-      <w:pPr>
-        <w:jc w:val="both"/>
-        <w:rPr>
-          <w:b/>
-          <w:bCs/>
-          <w:color w:val="D86DCB" w:themeColor="accent5" w:themeTint="99"/>
-          <w:sz w:val="32"/>
-          <w:szCs w:val="32"/>
-        </w:rPr>
-      </w:pPr>
-      <w:r>
-        <w:rPr>
-          <w:b/>
-          <w:bCs/>
-          <w:color w:val="D86DCB" w:themeColor="accent5" w:themeTint="99"/>
-          <w:sz w:val="32"/>
-          <w:szCs w:val="32"/>
-        </w:rPr>
-        <w:t xml:space="preserve">  </w:t>
-      </w:r>
-      <w:proofErr w:type="spellStart"/>
-      <w:r>
-        <w:rPr>
-          <w:b/>
-          <w:bCs/>
-          <w:color w:val="D86DCB" w:themeColor="accent5" w:themeTint="99"/>
-          <w:sz w:val="32"/>
-          <w:szCs w:val="32"/>
-        </w:rPr>
-        <w:t>flexibleSpace</w:t>
-      </w:r>
-      <w:proofErr w:type="spellEnd"/>
-      <w:r>
-        <w:rPr>
-          <w:b/>
-          <w:bCs/>
-          <w:color w:val="D86DCB" w:themeColor="accent5" w:themeTint="99"/>
-          <w:sz w:val="32"/>
-          <w:szCs w:val="32"/>
-        </w:rPr>
-        <w:t xml:space="preserve">: </w:t>
-      </w:r>
-      <w:proofErr w:type="spellStart"/>
-      <w:proofErr w:type="gramStart"/>
-      <w:r>
-        <w:rPr>
-          <w:b/>
-          <w:bCs/>
-          <w:color w:val="D86DCB" w:themeColor="accent5" w:themeTint="99"/>
-          <w:sz w:val="32"/>
-          <w:szCs w:val="32"/>
-        </w:rPr>
-        <w:t>LayoutBuilder</w:t>
-      </w:r>
-      <w:proofErr w:type="spellEnd"/>
-      <w:r>
-        <w:rPr>
-          <w:b/>
-          <w:bCs/>
-          <w:color w:val="D86DCB" w:themeColor="accent5" w:themeTint="99"/>
-          <w:sz w:val="32"/>
-          <w:szCs w:val="32"/>
-        </w:rPr>
-        <w:t>(</w:t>
-      </w:r>
-      <w:proofErr w:type="gramEnd"/>
-    </w:p>
-    <w:p>
-      <w:pPr>
-        <w:jc w:val="both"/>
-        <w:rPr>
-          <w:b/>
-          <w:bCs/>
-          <w:color w:val="D86DCB" w:themeColor="accent5" w:themeTint="99"/>
-          <w:sz w:val="32"/>
-          <w:szCs w:val="32"/>
-        </w:rPr>
-      </w:pPr>
-      <w:r>
-        <w:rPr>
-          <w:b/>
-          <w:bCs/>
-          <w:color w:val="D86DCB" w:themeColor="accent5" w:themeTint="99"/>
-          <w:sz w:val="32"/>
-          <w:szCs w:val="32"/>
-        </w:rPr>
-        <w:t xml:space="preserve">    builder: (context, constraints) {</w:t>
-      </w:r>
-    </w:p>
-    <w:p>
-      <w:pPr>
-        <w:jc w:val="both"/>
-        <w:rPr>
-          <w:b/>
-          <w:bCs/>
-          <w:color w:val="D86DCB" w:themeColor="accent5" w:themeTint="99"/>
-          <w:sz w:val="32"/>
-          <w:szCs w:val="32"/>
-        </w:rPr>
-      </w:pPr>
-      <w:r>
-        <w:rPr>
-          <w:b/>
-          <w:bCs/>
-          <w:color w:val="D86DCB" w:themeColor="accent5" w:themeTint="99"/>
-          <w:sz w:val="32"/>
-          <w:szCs w:val="32"/>
-        </w:rPr>
-        <w:t xml:space="preserve">      final progress = _</w:t>
-      </w:r>
-      <w:proofErr w:type="spellStart"/>
-      <w:proofErr w:type="gramStart"/>
-      <w:r>
-        <w:rPr>
-          <w:b/>
-          <w:bCs/>
-          <w:color w:val="D86DCB" w:themeColor="accent5" w:themeTint="99"/>
-          <w:sz w:val="32"/>
-          <w:szCs w:val="32"/>
-        </w:rPr>
-        <w:t>getCollapseProgress</w:t>
-      </w:r>
-      <w:proofErr w:type="spellEnd"/>
-      <w:r>
-        <w:rPr>
-          <w:b/>
-          <w:bCs/>
-          <w:color w:val="D86DCB" w:themeColor="accent5" w:themeTint="99"/>
-          <w:sz w:val="32"/>
-          <w:szCs w:val="32"/>
-        </w:rPr>
-        <w:t>(</w:t>
-      </w:r>
-      <w:proofErr w:type="gramEnd"/>
-      <w:r>
-        <w:rPr>
-          <w:b/>
-          <w:bCs/>
-          <w:color w:val="D86DCB" w:themeColor="accent5" w:themeTint="99"/>
-          <w:sz w:val="32"/>
-          <w:szCs w:val="32"/>
-        </w:rPr>
-        <w:t>);</w:t>
-      </w:r>
-    </w:p>
-    <w:p>
-      <w:pPr>
-        <w:jc w:val="both"/>
-        <w:rPr>
-          <w:b/>
-          <w:bCs/>
-          <w:color w:val="D86DCB" w:themeColor="accent5" w:themeTint="99"/>
-          <w:sz w:val="32"/>
-          <w:szCs w:val="32"/>
-        </w:rPr>
-      </w:pPr>
-      <w:r>
-        <w:rPr>
-          <w:b/>
-          <w:bCs/>
-          <w:color w:val="D86DCB" w:themeColor="accent5" w:themeTint="99"/>
-          <w:sz w:val="32"/>
-          <w:szCs w:val="32"/>
-        </w:rPr>
-        <w:t xml:space="preserve">      return </w:t>
-      </w:r>
-      <w:proofErr w:type="spellStart"/>
-      <w:proofErr w:type="gramStart"/>
-      <w:r>
-        <w:rPr>
-          <w:b/>
-          <w:bCs/>
-          <w:color w:val="D86DCB" w:themeColor="accent5" w:themeTint="99"/>
-          <w:sz w:val="32"/>
-          <w:szCs w:val="32"/>
-        </w:rPr>
-        <w:t>FlexibleSpaceBar</w:t>
-      </w:r>
-      <w:proofErr w:type="spellEnd"/>
-      <w:r>
-        <w:rPr>
-          <w:b/>
-          <w:bCs/>
-          <w:color w:val="D86DCB" w:themeColor="accent5" w:themeTint="99"/>
-          <w:sz w:val="32"/>
-          <w:szCs w:val="32"/>
-        </w:rPr>
-        <w:t>(</w:t>
-      </w:r>
-      <w:proofErr w:type="gramEnd"/>
-    </w:p>
-    <w:p>
-      <w:pPr>
-        <w:jc w:val="both"/>
-        <w:rPr>
-          <w:b/>
-          <w:bCs/>
-          <w:color w:val="D86DCB" w:themeColor="accent5" w:themeTint="99"/>
-          <w:sz w:val="32"/>
-          <w:szCs w:val="32"/>
-        </w:rPr>
-      </w:pPr>
-      <w:r>
-        <w:rPr>
-          <w:b/>
-          <w:bCs/>
-          <w:color w:val="D86DCB" w:themeColor="accent5" w:themeTint="99"/>
-          <w:sz w:val="32"/>
-          <w:szCs w:val="32"/>
-        </w:rPr>
-        <w:t xml:space="preserve">        background: </w:t>
-      </w:r>
-      <w:proofErr w:type="gramStart"/>
-      <w:r>
-        <w:rPr>
-          <w:b/>
-          <w:bCs/>
-          <w:color w:val="D86DCB" w:themeColor="accent5" w:themeTint="99"/>
-          <w:sz w:val="32"/>
-          <w:szCs w:val="32"/>
-        </w:rPr>
-        <w:t>Padding(</w:t>
-      </w:r>
-      <w:proofErr w:type="gramEnd"/>
-    </w:p>
-    <w:p>
-      <w:pPr>
-        <w:jc w:val="both"/>
-        <w:rPr>
-          <w:b/>
-          <w:bCs/>
-          <w:color w:val="D86DCB" w:themeColor="accent5" w:themeTint="99"/>
-          <w:sz w:val="32"/>
-          <w:szCs w:val="32"/>
-        </w:rPr>
-      </w:pPr>
-      <w:r>
-        <w:rPr>
-          <w:b/>
-          <w:bCs/>
-          <w:color w:val="D86DCB" w:themeColor="accent5" w:themeTint="99"/>
-          <w:sz w:val="32"/>
-          <w:szCs w:val="32"/>
-        </w:rPr>
-        <w:t xml:space="preserve">          padding: </w:t>
-      </w:r>
-      <w:proofErr w:type="spellStart"/>
-      <w:r>
-        <w:rPr>
-          <w:b/>
-          <w:bCs/>
-          <w:color w:val="D86DCB" w:themeColor="accent5" w:themeTint="99"/>
-          <w:sz w:val="32"/>
-          <w:szCs w:val="32"/>
-        </w:rPr>
-        <w:t>EdgeInsets.lerp</w:t>
-      </w:r>
-      <w:proofErr w:type="spellEnd"/>
-      <w:r>
-        <w:rPr>
-          <w:b/>
-          <w:bCs/>
-          <w:color w:val="D86DCB" w:themeColor="accent5" w:themeTint="99"/>
-          <w:sz w:val="32"/>
-          <w:szCs w:val="32"/>
-        </w:rPr>
-        <w:t>(</w:t>
-      </w:r>
-    </w:p>
-    <w:p>
-      <w:pPr>
-        <w:jc w:val="both"/>
-        <w:rPr>
-          <w:b/>
-          <w:bCs/>
-          <w:color w:val="D86DCB" w:themeColor="accent5" w:themeTint="99"/>
-          <w:sz w:val="32"/>
-          <w:szCs w:val="32"/>
-        </w:rPr>
-      </w:pPr>
-      <w:r>
-        <w:rPr>
-          <w:b/>
-          <w:bCs/>
-          <w:color w:val="D86DCB" w:themeColor="accent5" w:themeTint="99"/>
-          <w:sz w:val="32"/>
-          <w:szCs w:val="32"/>
-        </w:rPr>
-        <w:lastRenderedPageBreak/>
-        <w:t xml:space="preserve">            const </w:t>
-      </w:r>
-      <w:proofErr w:type="spellStart"/>
-      <w:proofErr w:type="gramStart"/>
-      <w:r>
-        <w:rPr>
-          <w:b/>
-          <w:bCs/>
-          <w:color w:val="D86DCB" w:themeColor="accent5" w:themeTint="99"/>
-          <w:sz w:val="32"/>
-          <w:szCs w:val="32"/>
-        </w:rPr>
-        <w:t>EdgeInsets.all</w:t>
-      </w:r>
-      <w:proofErr w:type="spellEnd"/>
-      <w:r>
-        <w:rPr>
-          <w:b/>
-          <w:bCs/>
-          <w:color w:val="D86DCB" w:themeColor="accent5" w:themeTint="99"/>
-          <w:sz w:val="32"/>
-          <w:szCs w:val="32"/>
-        </w:rPr>
-        <w:t>(</w:t>
-      </w:r>
-      <w:proofErr w:type="gramEnd"/>
-      <w:r>
-        <w:rPr>
-          <w:b/>
-          <w:bCs/>
-          <w:color w:val="D86DCB" w:themeColor="accent5" w:themeTint="99"/>
-          <w:sz w:val="32"/>
-          <w:szCs w:val="32"/>
-        </w:rPr>
-        <w:t>24),</w:t>
-      </w:r>
-    </w:p>
-    <w:p>
-      <w:pPr>
-        <w:jc w:val="both"/>
-        <w:rPr>
-          <w:b/>
-          <w:bCs/>
-          <w:color w:val="D86DCB" w:themeColor="accent5" w:themeTint="99"/>
-          <w:sz w:val="32"/>
-          <w:szCs w:val="32"/>
-        </w:rPr>
-      </w:pPr>
-      <w:r>
-        <w:rPr>
-          <w:b/>
-          <w:bCs/>
-          <w:color w:val="D86DCB" w:themeColor="accent5" w:themeTint="99"/>
-          <w:sz w:val="32"/>
-          <w:szCs w:val="32"/>
-        </w:rPr>
-        <w:t xml:space="preserve">            const </w:t>
-      </w:r>
-      <w:proofErr w:type="spellStart"/>
-      <w:proofErr w:type="gramStart"/>
-      <w:r>
-        <w:rPr>
-          <w:b/>
-          <w:bCs/>
-          <w:color w:val="D86DCB" w:themeColor="accent5" w:themeTint="99"/>
-          <w:sz w:val="32"/>
-          <w:szCs w:val="32"/>
-        </w:rPr>
-        <w:t>EdgeInsets.all</w:t>
-      </w:r>
-      <w:proofErr w:type="spellEnd"/>
-      <w:r>
-        <w:rPr>
-          <w:b/>
-          <w:bCs/>
-          <w:color w:val="D86DCB" w:themeColor="accent5" w:themeTint="99"/>
-          <w:sz w:val="32"/>
-          <w:szCs w:val="32"/>
-        </w:rPr>
-        <w:t>(</w:t>
-      </w:r>
-      <w:proofErr w:type="gramEnd"/>
-      <w:r>
-        <w:rPr>
-          <w:b/>
-          <w:bCs/>
-          <w:color w:val="D86DCB" w:themeColor="accent5" w:themeTint="99"/>
-          <w:sz w:val="32"/>
-          <w:szCs w:val="32"/>
-        </w:rPr>
-        <w:t>12),</w:t>
-      </w:r>
-    </w:p>
-    <w:p>
-      <w:pPr>
-        <w:jc w:val="both"/>
-        <w:rPr>
-          <w:b/>
-          <w:bCs/>
-          <w:color w:val="D86DCB" w:themeColor="accent5" w:themeTint="99"/>
-          <w:sz w:val="32"/>
-          <w:szCs w:val="32"/>
-        </w:rPr>
-      </w:pPr>
-      <w:r>
-        <w:rPr>
-          <w:b/>
-          <w:bCs/>
-          <w:color w:val="D86DCB" w:themeColor="accent5" w:themeTint="99"/>
-          <w:sz w:val="32"/>
-          <w:szCs w:val="32"/>
-        </w:rPr>
-        <w:t xml:space="preserve">            progress,</w:t>
-      </w:r>
-    </w:p>
-    <w:p>
-      <w:pPr>
-        <w:jc w:val="both"/>
-        <w:rPr>
-          <w:b/>
-          <w:bCs/>
-          <w:color w:val="D86DCB" w:themeColor="accent5" w:themeTint="99"/>
-          <w:sz w:val="32"/>
-          <w:szCs w:val="32"/>
-        </w:rPr>
-      </w:pPr>
-      <w:r>
-        <w:rPr>
-          <w:b/>
-          <w:bCs/>
-          <w:color w:val="D86DCB" w:themeColor="accent5" w:themeTint="99"/>
-          <w:sz w:val="32"/>
-          <w:szCs w:val="32"/>
-        </w:rPr>
-        <w:t xml:space="preserve">          )!,</w:t>
-      </w:r>
-    </w:p>
-    <w:p>
-      <w:pPr>
-        <w:jc w:val="both"/>
-        <w:rPr>
-          <w:b/>
-          <w:bCs/>
-          <w:color w:val="D86DCB" w:themeColor="accent5" w:themeTint="99"/>
-          <w:sz w:val="32"/>
-          <w:szCs w:val="32"/>
-        </w:rPr>
-      </w:pPr>
-      <w:r>
-        <w:rPr>
-          <w:b/>
-          <w:bCs/>
-          <w:color w:val="D86DCB" w:themeColor="accent5" w:themeTint="99"/>
-          <w:sz w:val="32"/>
-          <w:szCs w:val="32"/>
-        </w:rPr>
-        <w:t xml:space="preserve">          child: </w:t>
-      </w:r>
-      <w:proofErr w:type="gramStart"/>
-      <w:r>
-        <w:rPr>
-          <w:b/>
-          <w:bCs/>
-          <w:color w:val="D86DCB" w:themeColor="accent5" w:themeTint="99"/>
-          <w:sz w:val="32"/>
-          <w:szCs w:val="32"/>
-        </w:rPr>
-        <w:t>Column(</w:t>
-      </w:r>
-      <w:proofErr w:type="gramEnd"/>
-    </w:p>
-    <w:p>
-      <w:pPr>
-        <w:jc w:val="both"/>
-        <w:rPr>
-          <w:b/>
-          <w:bCs/>
-          <w:color w:val="D86DCB" w:themeColor="accent5" w:themeTint="99"/>
-          <w:sz w:val="32"/>
-          <w:szCs w:val="32"/>
-        </w:rPr>
-      </w:pPr>
-      <w:r>
-        <w:rPr>
-          <w:b/>
-          <w:bCs/>
-          <w:color w:val="D86DCB" w:themeColor="accent5" w:themeTint="99"/>
-          <w:sz w:val="32"/>
-          <w:szCs w:val="32"/>
-        </w:rPr>
-        <w:t xml:space="preserve">            </w:t>
-      </w:r>
-      <w:proofErr w:type="spellStart"/>
-      <w:r>
-        <w:rPr>
-          <w:b/>
-          <w:bCs/>
-          <w:color w:val="D86DCB" w:themeColor="accent5" w:themeTint="99"/>
-          <w:sz w:val="32"/>
-          <w:szCs w:val="32"/>
-        </w:rPr>
-        <w:t>mainAxisAlignment</w:t>
-      </w:r>
-      <w:proofErr w:type="spellEnd"/>
-      <w:r>
-        <w:rPr>
-          <w:b/>
-          <w:bCs/>
-          <w:color w:val="D86DCB" w:themeColor="accent5" w:themeTint="99"/>
-          <w:sz w:val="32"/>
-          <w:szCs w:val="32"/>
-        </w:rPr>
-        <w:t xml:space="preserve">: </w:t>
-      </w:r>
-      <w:proofErr w:type="spellStart"/>
-      <w:r>
-        <w:rPr>
-          <w:b/>
-          <w:bCs/>
-          <w:color w:val="D86DCB" w:themeColor="accent5" w:themeTint="99"/>
-          <w:sz w:val="32"/>
-          <w:szCs w:val="32"/>
-        </w:rPr>
-        <w:t>MainAxisAlignment.end</w:t>
-      </w:r>
-      <w:proofErr w:type="spellEnd"/>
-      <w:r>
-        <w:rPr>
-          <w:b/>
-          <w:bCs/>
-          <w:color w:val="D86DCB" w:themeColor="accent5" w:themeTint="99"/>
-          <w:sz w:val="32"/>
-          <w:szCs w:val="32"/>
-        </w:rPr>
-        <w:t>,</w:t>
-      </w:r>
-    </w:p>
-    <w:p>
-      <w:pPr>
-        <w:jc w:val="both"/>
-        <w:rPr>
-          <w:b/>
-          <w:bCs/>
-          <w:color w:val="D86DCB" w:themeColor="accent5" w:themeTint="99"/>
-          <w:sz w:val="32"/>
-          <w:szCs w:val="32"/>
-        </w:rPr>
-      </w:pPr>
-      <w:r>
-        <w:rPr>
-          <w:b/>
-          <w:bCs/>
-          <w:color w:val="D86DCB" w:themeColor="accent5" w:themeTint="99"/>
-          <w:sz w:val="32"/>
-          <w:szCs w:val="32"/>
-        </w:rPr>
-        <w:t xml:space="preserve">            </w:t>
-      </w:r>
-      <w:proofErr w:type="spellStart"/>
-      <w:r>
-        <w:rPr>
-          <w:b/>
-          <w:bCs/>
-          <w:color w:val="D86DCB" w:themeColor="accent5" w:themeTint="99"/>
-          <w:sz w:val="32"/>
-          <w:szCs w:val="32"/>
-        </w:rPr>
-        <w:t>crossAxisAlignment</w:t>
-      </w:r>
-      <w:proofErr w:type="spellEnd"/>
-      <w:r>
-        <w:rPr>
-          <w:b/>
-          <w:bCs/>
-          <w:color w:val="D86DCB" w:themeColor="accent5" w:themeTint="99"/>
-          <w:sz w:val="32"/>
-          <w:szCs w:val="32"/>
-        </w:rPr>
-        <w:t xml:space="preserve">: </w:t>
-      </w:r>
-      <w:proofErr w:type="spellStart"/>
-      <w:r>
-        <w:rPr>
-          <w:b/>
-          <w:bCs/>
-          <w:color w:val="D86DCB" w:themeColor="accent5" w:themeTint="99"/>
-          <w:sz w:val="32"/>
-          <w:szCs w:val="32"/>
-        </w:rPr>
-        <w:t>CrossAxisAlignment.start</w:t>
-      </w:r>
-      <w:proofErr w:type="spellEnd"/>
-      <w:r>
-        <w:rPr>
-          <w:b/>
-          <w:bCs/>
-          <w:color w:val="D86DCB" w:themeColor="accent5" w:themeTint="99"/>
-          <w:sz w:val="32"/>
-          <w:szCs w:val="32"/>
-        </w:rPr>
-        <w:t>,</w:t>
-      </w:r>
-    </w:p>
-    <w:p>
-      <w:pPr>
-        <w:jc w:val="both"/>
-        <w:rPr>
-          <w:b/>
-          <w:bCs/>
-          <w:color w:val="D86DCB" w:themeColor="accent5" w:themeTint="99"/>
-          <w:sz w:val="32"/>
-          <w:szCs w:val="32"/>
-        </w:rPr>
-      </w:pPr>
-      <w:r>
-        <w:rPr>
-          <w:b/>
-          <w:bCs/>
-          <w:color w:val="D86DCB" w:themeColor="accent5" w:themeTint="99"/>
-          <w:sz w:val="32"/>
-          <w:szCs w:val="32"/>
-        </w:rPr>
-        <w:t xml:space="preserve">            children: [</w:t>
-      </w:r>
-    </w:p>
-    <w:p>
-      <w:pPr>
-        <w:jc w:val="both"/>
-        <w:rPr>
-          <w:b/>
-          <w:bCs/>
-          <w:color w:val="D86DCB" w:themeColor="accent5" w:themeTint="99"/>
-          <w:sz w:val="32"/>
-          <w:szCs w:val="32"/>
-        </w:rPr>
-      </w:pPr>
-      <w:r>
-        <w:rPr>
-          <w:b/>
-          <w:bCs/>
-          <w:color w:val="D86DCB" w:themeColor="accent5" w:themeTint="99"/>
-          <w:sz w:val="32"/>
-          <w:szCs w:val="32"/>
-        </w:rPr>
-        <w:t xml:space="preserve">              </w:t>
-      </w:r>
-      <w:proofErr w:type="spellStart"/>
-      <w:proofErr w:type="gramStart"/>
-      <w:r>
-        <w:rPr>
-          <w:b/>
-          <w:bCs/>
-          <w:color w:val="D86DCB" w:themeColor="accent5" w:themeTint="99"/>
-          <w:sz w:val="32"/>
-          <w:szCs w:val="32"/>
-        </w:rPr>
-        <w:t>AnimatedOpacity</w:t>
-      </w:r>
-      <w:proofErr w:type="spellEnd"/>
-      <w:r>
-        <w:rPr>
-          <w:b/>
-          <w:bCs/>
-          <w:color w:val="D86DCB" w:themeColor="accent5" w:themeTint="99"/>
-          <w:sz w:val="32"/>
-          <w:szCs w:val="32"/>
-        </w:rPr>
-        <w:t>(</w:t>
-      </w:r>
-      <w:proofErr w:type="gramEnd"/>
-    </w:p>
-    <w:p>
-      <w:pPr>
-        <w:jc w:val="both"/>
-        <w:rPr>
-          <w:b/>
-          <w:bCs/>
-          <w:color w:val="D86DCB" w:themeColor="accent5" w:themeTint="99"/>
-          <w:sz w:val="32"/>
-          <w:szCs w:val="32"/>
-        </w:rPr>
-      </w:pPr>
-      <w:r>
-        <w:rPr>
-          <w:b/>
-          <w:bCs/>
-          <w:color w:val="D86DCB" w:themeColor="accent5" w:themeTint="99"/>
-          <w:sz w:val="32"/>
-          <w:szCs w:val="32"/>
-        </w:rPr>
-        <w:t xml:space="preserve">                duration: const </w:t>
-      </w:r>
-      <w:proofErr w:type="gramStart"/>
-      <w:r>
-        <w:rPr>
-          <w:b/>
-          <w:bCs/>
-          <w:color w:val="D86DCB" w:themeColor="accent5" w:themeTint="99"/>
-          <w:sz w:val="32"/>
-          <w:szCs w:val="32"/>
-        </w:rPr>
-        <w:t>Duration(</w:t>
-      </w:r>
-      <w:proofErr w:type="gramEnd"/>
-      <w:r>
-        <w:rPr>
-          <w:b/>
-          <w:bCs/>
-          <w:color w:val="D86DCB" w:themeColor="accent5" w:themeTint="99"/>
-          <w:sz w:val="32"/>
-          <w:szCs w:val="32"/>
-        </w:rPr>
-        <w:t>milliseconds: 0),</w:t>
-      </w:r>
-    </w:p>
-    <w:p>
-      <w:pPr>
-        <w:jc w:val="both"/>
-        <w:rPr>
-          <w:b/>
-          <w:bCs/>
-          <w:color w:val="D86DCB" w:themeColor="accent5" w:themeTint="99"/>
-          <w:sz w:val="32"/>
-          <w:szCs w:val="32"/>
-        </w:rPr>
-      </w:pPr>
-      <w:r>
-        <w:rPr>
-          <w:b/>
-          <w:bCs/>
-          <w:color w:val="D86DCB" w:themeColor="accent5" w:themeTint="99"/>
-          <w:sz w:val="32"/>
-          <w:szCs w:val="32"/>
-        </w:rPr>
-        <w:t xml:space="preserve">                opacity: 1 - progress,</w:t>
-      </w:r>
-    </w:p>
-    <w:p>
-      <w:pPr>
-        <w:jc w:val="both"/>
-        <w:rPr>
-          <w:b/>
-          <w:bCs/>
-          <w:color w:val="D86DCB" w:themeColor="accent5" w:themeTint="99"/>
-          <w:sz w:val="32"/>
-          <w:szCs w:val="32"/>
-        </w:rPr>
-      </w:pPr>
-      <w:r>
-        <w:rPr>
-          <w:b/>
-          <w:bCs/>
-          <w:color w:val="D86DCB" w:themeColor="accent5" w:themeTint="99"/>
-          <w:sz w:val="32"/>
-          <w:szCs w:val="32"/>
-        </w:rPr>
-        <w:t xml:space="preserve">                child: const </w:t>
-      </w:r>
-      <w:proofErr w:type="gramStart"/>
-      <w:r>
-        <w:rPr>
-          <w:b/>
-          <w:bCs/>
-          <w:color w:val="D86DCB" w:themeColor="accent5" w:themeTint="99"/>
-          <w:sz w:val="32"/>
-          <w:szCs w:val="32"/>
-        </w:rPr>
-        <w:t>Text(</w:t>
-      </w:r>
-      <w:proofErr w:type="gramEnd"/>
-    </w:p>
-    <w:p>
-      <w:pPr>
-        <w:jc w:val="both"/>
-        <w:rPr>
-          <w:b/>
-          <w:bCs/>
-          <w:color w:val="D86DCB" w:themeColor="accent5" w:themeTint="99"/>
-          <w:sz w:val="32"/>
-          <w:szCs w:val="32"/>
-        </w:rPr>
-      </w:pPr>
-      <w:r>
-        <w:rPr>
-          <w:b/>
-          <w:bCs/>
-          <w:color w:val="D86DCB" w:themeColor="accent5" w:themeTint="99"/>
-          <w:sz w:val="32"/>
-          <w:szCs w:val="32"/>
-        </w:rPr>
-        <w:t xml:space="preserve">                  'Available Balance',</w:t>
-      </w:r>
-    </w:p>
-    <w:p>
-      <w:pPr>
-        <w:jc w:val="both"/>
-        <w:rPr>
-          <w:b/>
-          <w:bCs/>
-          <w:color w:val="D86DCB" w:themeColor="accent5" w:themeTint="99"/>
-          <w:sz w:val="32"/>
-          <w:szCs w:val="32"/>
-        </w:rPr>
-      </w:pPr>
-      <w:r>
-        <w:rPr>
-          <w:b/>
-          <w:bCs/>
-          <w:color w:val="D86DCB" w:themeColor="accent5" w:themeTint="99"/>
-          <w:sz w:val="32"/>
-          <w:szCs w:val="32"/>
-        </w:rPr>
-        <w:t xml:space="preserve">                  style: </w:t>
-      </w:r>
-      <w:proofErr w:type="spellStart"/>
-      <w:proofErr w:type="gramStart"/>
-      <w:r>
-        <w:rPr>
-          <w:b/>
-          <w:bCs/>
-          <w:color w:val="D86DCB" w:themeColor="accent5" w:themeTint="99"/>
-          <w:sz w:val="32"/>
-          <w:szCs w:val="32"/>
-        </w:rPr>
-        <w:t>TextStyle</w:t>
-      </w:r>
-      <w:proofErr w:type="spellEnd"/>
-      <w:r>
-        <w:rPr>
-          <w:b/>
-          <w:bCs/>
-          <w:color w:val="D86DCB" w:themeColor="accent5" w:themeTint="99"/>
-          <w:sz w:val="32"/>
-          <w:szCs w:val="32"/>
-        </w:rPr>
-        <w:t>(</w:t>
-      </w:r>
-      <w:proofErr w:type="gramEnd"/>
-      <w:r>
-        <w:rPr>
-          <w:b/>
-          <w:bCs/>
-          <w:color w:val="D86DCB" w:themeColor="accent5" w:themeTint="99"/>
-          <w:sz w:val="32"/>
-          <w:szCs w:val="32"/>
-        </w:rPr>
-        <w:t>color: Colors.white70),</w:t>
-      </w:r>
-    </w:p>
-    <w:p>
-      <w:pPr>
-        <w:jc w:val="both"/>
-        <w:rPr>
-          <w:b/>
-          <w:bCs/>
-          <w:color w:val="D86DCB" w:themeColor="accent5" w:themeTint="99"/>
-          <w:sz w:val="32"/>
-          <w:szCs w:val="32"/>
-        </w:rPr>
-      </w:pPr>
-      <w:r>
-        <w:rPr>
-          <w:b/>
-          <w:bCs/>
-          <w:color w:val="D86DCB" w:themeColor="accent5" w:themeTint="99"/>
-          <w:sz w:val="32"/>
-          <w:szCs w:val="32"/>
-        </w:rPr>
-        <w:t xml:space="preserve">                ),</w:t>
-      </w:r>
-    </w:p>
-    <w:p>
-      <w:pPr>
-        <w:jc w:val="both"/>
-        <w:rPr>
-          <w:b/>
-          <w:bCs/>
-          <w:color w:val="D86DCB" w:themeColor="accent5" w:themeTint="99"/>
-          <w:sz w:val="32"/>
-          <w:szCs w:val="32"/>
-        </w:rPr>
-      </w:pPr>
-      <w:r>
-        <w:rPr>
-          <w:b/>
-          <w:bCs/>
-          <w:color w:val="D86DCB" w:themeColor="accent5" w:themeTint="99"/>
-          <w:sz w:val="32"/>
-          <w:szCs w:val="32"/>
-        </w:rPr>
-        <w:t xml:space="preserve">              ),</w:t>
-      </w:r>
-    </w:p>
-    <w:p>
-      <w:pPr>
-        <w:jc w:val="both"/>
-        <w:rPr>
-          <w:b/>
-          <w:bCs/>
-          <w:color w:val="D86DCB" w:themeColor="accent5" w:themeTint="99"/>
-          <w:sz w:val="32"/>
-          <w:szCs w:val="32"/>
-        </w:rPr>
-      </w:pPr>
-      <w:r>
-        <w:rPr>
-          <w:b/>
-          <w:bCs/>
-          <w:color w:val="D86DCB" w:themeColor="accent5" w:themeTint="99"/>
-          <w:sz w:val="32"/>
-          <w:szCs w:val="32"/>
-        </w:rPr>
-        <w:t xml:space="preserve">              const </w:t>
-      </w:r>
-      <w:proofErr w:type="spellStart"/>
-      <w:proofErr w:type="gramStart"/>
-      <w:r>
-        <w:rPr>
-          <w:b/>
-          <w:bCs/>
-          <w:color w:val="D86DCB" w:themeColor="accent5" w:themeTint="99"/>
-          <w:sz w:val="32"/>
-          <w:szCs w:val="32"/>
-        </w:rPr>
-        <w:t>SizedBox</w:t>
-      </w:r>
-      <w:proofErr w:type="spellEnd"/>
-      <w:r>
-        <w:rPr>
-          <w:b/>
-          <w:bCs/>
-          <w:color w:val="D86DCB" w:themeColor="accent5" w:themeTint="99"/>
-          <w:sz w:val="32"/>
-          <w:szCs w:val="32"/>
-        </w:rPr>
-        <w:t>(</w:t>
-      </w:r>
-      <w:proofErr w:type="gramEnd"/>
-      <w:r>
-        <w:rPr>
-          <w:b/>
-          <w:bCs/>
-          <w:color w:val="D86DCB" w:themeColor="accent5" w:themeTint="99"/>
-          <w:sz w:val="32"/>
-          <w:szCs w:val="32"/>
-        </w:rPr>
-        <w:t>height: 6),</w:t>
-      </w:r>
-    </w:p>
-    <w:p>
-      <w:pPr>
-        <w:jc w:val="both"/>
-        <w:rPr>
-          <w:b/>
-          <w:bCs/>
-          <w:color w:val="D86DCB" w:themeColor="accent5" w:themeTint="99"/>
-          <w:sz w:val="32"/>
-          <w:szCs w:val="32"/>
-        </w:rPr>
-      </w:pPr>
-      <w:r>
-        <w:rPr>
-          <w:b/>
-          <w:bCs/>
-          <w:color w:val="D86DCB" w:themeColor="accent5" w:themeTint="99"/>
-          <w:sz w:val="32"/>
-          <w:szCs w:val="32"/>
-        </w:rPr>
-        <w:t xml:space="preserve">              </w:t>
-      </w:r>
-      <w:proofErr w:type="spellStart"/>
-      <w:proofErr w:type="gramStart"/>
-      <w:r>
-        <w:rPr>
-          <w:b/>
-          <w:bCs/>
-          <w:color w:val="D86DCB" w:themeColor="accent5" w:themeTint="99"/>
-          <w:sz w:val="32"/>
-          <w:szCs w:val="32"/>
-        </w:rPr>
-        <w:t>AnimatedDefaultTextStyle</w:t>
-      </w:r>
-      <w:proofErr w:type="spellEnd"/>
-      <w:r>
-        <w:rPr>
-          <w:b/>
-          <w:bCs/>
-          <w:color w:val="D86DCB" w:themeColor="accent5" w:themeTint="99"/>
-          <w:sz w:val="32"/>
-          <w:szCs w:val="32"/>
-        </w:rPr>
-        <w:t>(</w:t>
-      </w:r>
-      <w:proofErr w:type="gramEnd"/>
-    </w:p>
-    <w:p>
-      <w:pPr>
-        <w:jc w:val="both"/>
-        <w:rPr>
-          <w:b/>
-          <w:bCs/>
-          <w:color w:val="D86DCB" w:themeColor="accent5" w:themeTint="99"/>
-          <w:sz w:val="32"/>
-          <w:szCs w:val="32"/>
-        </w:rPr>
-      </w:pPr>
-      <w:r>
-        <w:rPr>
-          <w:b/>
-          <w:bCs/>
-          <w:color w:val="D86DCB" w:themeColor="accent5" w:themeTint="99"/>
-          <w:sz w:val="32"/>
-          <w:szCs w:val="32"/>
-        </w:rPr>
-        <w:t xml:space="preserve">                duration: const </w:t>
-      </w:r>
-      <w:proofErr w:type="gramStart"/>
-      <w:r>
-        <w:rPr>
-          <w:b/>
-          <w:bCs/>
-          <w:color w:val="D86DCB" w:themeColor="accent5" w:themeTint="99"/>
-          <w:sz w:val="32"/>
-          <w:szCs w:val="32"/>
-        </w:rPr>
-        <w:t>Duration(</w:t>
-      </w:r>
-      <w:proofErr w:type="gramEnd"/>
-      <w:r>
-        <w:rPr>
-          <w:b/>
-          <w:bCs/>
-          <w:color w:val="D86DCB" w:themeColor="accent5" w:themeTint="99"/>
-          <w:sz w:val="32"/>
-          <w:szCs w:val="32"/>
-        </w:rPr>
-        <w:t>milliseconds: 0),</w:t>
-      </w:r>
-    </w:p>
-    <w:p>
-      <w:pPr>
-        <w:jc w:val="both"/>
-        <w:rPr>
-          <w:b/>
-          <w:bCs/>
-          <w:color w:val="D86DCB" w:themeColor="accent5" w:themeTint="99"/>
-          <w:sz w:val="32"/>
-          <w:szCs w:val="32"/>
-        </w:rPr>
-      </w:pPr>
-      <w:r>
-        <w:rPr>
-          <w:b/>
-          <w:bCs/>
-          <w:color w:val="D86DCB" w:themeColor="accent5" w:themeTint="99"/>
-          <w:sz w:val="32"/>
-          <w:szCs w:val="32"/>
-        </w:rPr>
-        <w:t xml:space="preserve">                style: </w:t>
-      </w:r>
-      <w:proofErr w:type="spellStart"/>
-      <w:proofErr w:type="gramStart"/>
-      <w:r>
-        <w:rPr>
-          <w:b/>
-          <w:bCs/>
-          <w:color w:val="D86DCB" w:themeColor="accent5" w:themeTint="99"/>
-          <w:sz w:val="32"/>
-          <w:szCs w:val="32"/>
-        </w:rPr>
-        <w:t>TextStyle</w:t>
-      </w:r>
-      <w:proofErr w:type="spellEnd"/>
-      <w:r>
-        <w:rPr>
-          <w:b/>
-          <w:bCs/>
-          <w:color w:val="D86DCB" w:themeColor="accent5" w:themeTint="99"/>
-          <w:sz w:val="32"/>
-          <w:szCs w:val="32"/>
-        </w:rPr>
-        <w:t>(</w:t>
-      </w:r>
-      <w:proofErr w:type="gramEnd"/>
-    </w:p>
-    <w:p>
-      <w:pPr>
-        <w:jc w:val="both"/>
-        <w:rPr>
-          <w:b/>
-          <w:bCs/>
-          <w:color w:val="D86DCB" w:themeColor="accent5" w:themeTint="99"/>
-          <w:sz w:val="32"/>
-          <w:szCs w:val="32"/>
-        </w:rPr>
-      </w:pPr>
-      <w:r>
-        <w:rPr>
-          <w:b/>
-          <w:bCs/>
-          <w:color w:val="D86DCB" w:themeColor="accent5" w:themeTint="99"/>
-          <w:sz w:val="32"/>
-          <w:szCs w:val="32"/>
-        </w:rPr>
-        <w:t xml:space="preserve">                  </w:t>
-      </w:r>
-      <w:proofErr w:type="spellStart"/>
-      <w:r>
-        <w:rPr>
-          <w:b/>
-          <w:bCs/>
-          <w:color w:val="D86DCB" w:themeColor="accent5" w:themeTint="99"/>
-          <w:sz w:val="32"/>
-          <w:szCs w:val="32"/>
-        </w:rPr>
-        <w:t>fontSize</w:t>
-      </w:r>
-      <w:proofErr w:type="spellEnd"/>
-      <w:r>
-        <w:rPr>
-          <w:b/>
-          <w:bCs/>
-          <w:color w:val="D86DCB" w:themeColor="accent5" w:themeTint="99"/>
-          <w:sz w:val="32"/>
-          <w:szCs w:val="32"/>
-        </w:rPr>
-        <w:t xml:space="preserve">: </w:t>
-      </w:r>
-      <w:proofErr w:type="spellStart"/>
-      <w:proofErr w:type="gramStart"/>
-      <w:r>
-        <w:rPr>
-          <w:b/>
-          <w:bCs/>
-          <w:color w:val="D86DCB" w:themeColor="accent5" w:themeTint="99"/>
-          <w:sz w:val="32"/>
-          <w:szCs w:val="32"/>
-        </w:rPr>
-        <w:t>lerpDouble</w:t>
-      </w:r>
-      <w:proofErr w:type="spellEnd"/>
-      <w:r>
-        <w:rPr>
-          <w:b/>
-          <w:bCs/>
-          <w:color w:val="D86DCB" w:themeColor="accent5" w:themeTint="99"/>
-          <w:sz w:val="32"/>
-          <w:szCs w:val="32"/>
-        </w:rPr>
-        <w:t>(</w:t>
-      </w:r>
-      <w:proofErr w:type="gramEnd"/>
-      <w:r>
-        <w:rPr>
-          <w:b/>
-          <w:bCs/>
-          <w:color w:val="D86DCB" w:themeColor="accent5" w:themeTint="99"/>
-          <w:sz w:val="32"/>
-          <w:szCs w:val="32"/>
-        </w:rPr>
-        <w:t>30, 18, progress)!,</w:t>
-      </w:r>
-    </w:p>
-    <w:p>
-      <w:pPr>
-        <w:jc w:val="both"/>
-        <w:rPr>
-          <w:b/>
-          <w:bCs/>
-          <w:color w:val="D86DCB" w:themeColor="accent5" w:themeTint="99"/>
-          <w:sz w:val="32"/>
-          <w:szCs w:val="32"/>
-        </w:rPr>
-      </w:pPr>
-      <w:r>
-        <w:rPr>
-          <w:b/>
-          <w:bCs/>
-          <w:color w:val="D86DCB" w:themeColor="accent5" w:themeTint="99"/>
-          <w:sz w:val="32"/>
-          <w:szCs w:val="32"/>
-        </w:rPr>
-        <w:t xml:space="preserve">                  </w:t>
-      </w:r>
-      <w:proofErr w:type="spellStart"/>
-      <w:r>
-        <w:rPr>
-          <w:b/>
-          <w:bCs/>
-          <w:color w:val="D86DCB" w:themeColor="accent5" w:themeTint="99"/>
-          <w:sz w:val="32"/>
-          <w:szCs w:val="32"/>
-        </w:rPr>
-        <w:t>fontWeight</w:t>
-      </w:r>
-      <w:proofErr w:type="spellEnd"/>
-      <w:r>
-        <w:rPr>
-          <w:b/>
-          <w:bCs/>
-          <w:color w:val="D86DCB" w:themeColor="accent5" w:themeTint="99"/>
-          <w:sz w:val="32"/>
-          <w:szCs w:val="32"/>
-        </w:rPr>
-        <w:t xml:space="preserve">: </w:t>
-      </w:r>
-      <w:proofErr w:type="spellStart"/>
-      <w:r>
-        <w:rPr>
-          <w:b/>
-          <w:bCs/>
-          <w:color w:val="D86DCB" w:themeColor="accent5" w:themeTint="99"/>
-          <w:sz w:val="32"/>
-          <w:szCs w:val="32"/>
-        </w:rPr>
-        <w:t>FontWeight.bold</w:t>
-      </w:r>
-      <w:proofErr w:type="spellEnd"/>
-      <w:r>
-        <w:rPr>
-          <w:b/>
-          <w:bCs/>
-          <w:color w:val="D86DCB" w:themeColor="accent5" w:themeTint="99"/>
-          <w:sz w:val="32"/>
-          <w:szCs w:val="32"/>
-        </w:rPr>
-        <w:t>,</w:t>
-      </w:r>
-    </w:p>
-    <w:p>
-      <w:pPr>
-        <w:jc w:val="both"/>
-        <w:rPr>
-          <w:b/>
-          <w:bCs/>
-          <w:color w:val="D86DCB" w:themeColor="accent5" w:themeTint="99"/>
-          <w:sz w:val="32"/>
-          <w:szCs w:val="32"/>
-        </w:rPr>
-      </w:pPr>
-      <w:r>
-        <w:rPr>
-          <w:b/>
-          <w:bCs/>
-          <w:color w:val="D86DCB" w:themeColor="accent5" w:themeTint="99"/>
-          <w:sz w:val="32"/>
-          <w:szCs w:val="32"/>
-        </w:rPr>
-        <w:t xml:space="preserve">                  color: </w:t>
-      </w:r>
-      <w:proofErr w:type="spellStart"/>
-      <w:r>
-        <w:rPr>
-          <w:b/>
-          <w:bCs/>
-          <w:color w:val="D86DCB" w:themeColor="accent5" w:themeTint="99"/>
-          <w:sz w:val="32"/>
-          <w:szCs w:val="32"/>
-        </w:rPr>
-        <w:t>Colors.white</w:t>
-      </w:r>
-      <w:proofErr w:type="spellEnd"/>
-      <w:r>
-        <w:rPr>
-          <w:b/>
-          <w:bCs/>
-          <w:color w:val="D86DCB" w:themeColor="accent5" w:themeTint="99"/>
-          <w:sz w:val="32"/>
-          <w:szCs w:val="32"/>
-        </w:rPr>
-        <w:t>,</w:t>
-      </w:r>
-    </w:p>
-    <w:p>
-      <w:pPr>
-        <w:jc w:val="both"/>
-        <w:rPr>
-          <w:b/>
-          <w:bCs/>
-          <w:color w:val="D86DCB" w:themeColor="accent5" w:themeTint="99"/>
-          <w:sz w:val="32"/>
-          <w:szCs w:val="32"/>
-        </w:rPr>
-      </w:pPr>
-      <w:r>
-        <w:rPr>
-          <w:b/>
-          <w:bCs/>
-          <w:color w:val="D86DCB" w:themeColor="accent5" w:themeTint="99"/>
-          <w:sz w:val="32"/>
-          <w:szCs w:val="32"/>
-        </w:rPr>
-        <w:lastRenderedPageBreak/>
-        <w:t xml:space="preserve">                ),</w:t>
-      </w:r>
-    </w:p>
-    <w:p>
-      <w:pPr>
-        <w:jc w:val="both"/>
-        <w:rPr>
-          <w:b/>
-          <w:bCs/>
-          <w:color w:val="D86DCB" w:themeColor="accent5" w:themeTint="99"/>
-          <w:sz w:val="32"/>
-          <w:szCs w:val="32"/>
-        </w:rPr>
-      </w:pPr>
-      <w:r>
-        <w:rPr>
-          <w:b/>
-          <w:bCs/>
-          <w:color w:val="D86DCB" w:themeColor="accent5" w:themeTint="99"/>
-          <w:sz w:val="32"/>
-          <w:szCs w:val="32"/>
-        </w:rPr>
-        <w:t xml:space="preserve">                child: const </w:t>
-      </w:r>
-      <w:proofErr w:type="gramStart"/>
-      <w:r>
-        <w:rPr>
-          <w:b/>
-          <w:bCs/>
-          <w:color w:val="D86DCB" w:themeColor="accent5" w:themeTint="99"/>
-          <w:sz w:val="32"/>
-          <w:szCs w:val="32"/>
-        </w:rPr>
-        <w:t>Text(</w:t>
-      </w:r>
-      <w:proofErr w:type="gramEnd"/>
-      <w:r>
-        <w:rPr>
-          <w:b/>
-          <w:bCs/>
-          <w:color w:val="D86DCB" w:themeColor="accent5" w:themeTint="99"/>
-          <w:sz w:val="32"/>
-          <w:szCs w:val="32"/>
-        </w:rPr>
-        <w:t>'</w:t>
-      </w:r>
-      <w:r>
-        <w:rPr>
-          <w:rFonts w:hint="cs"/>
-          <w:b/>
-          <w:bCs/>
-          <w:color w:val="D86DCB" w:themeColor="accent5" w:themeTint="99"/>
-          <w:sz w:val="32"/>
-          <w:szCs w:val="32"/>
-        </w:rPr>
-        <w:t>৳</w:t>
-      </w:r>
-      <w:r>
-        <w:rPr>
-          <w:b/>
-          <w:bCs/>
-          <w:color w:val="D86DCB" w:themeColor="accent5" w:themeTint="99"/>
-          <w:sz w:val="32"/>
-          <w:szCs w:val="32"/>
-        </w:rPr>
-        <w:t xml:space="preserve"> 2,450.00'),</w:t>
-      </w:r>
-    </w:p>
-    <w:p>
-      <w:pPr>
-        <w:jc w:val="both"/>
-        <w:rPr>
-          <w:b/>
-          <w:bCs/>
-          <w:color w:val="D86DCB" w:themeColor="accent5" w:themeTint="99"/>
-          <w:sz w:val="32"/>
-          <w:szCs w:val="32"/>
-        </w:rPr>
-      </w:pPr>
-      <w:r>
-        <w:rPr>
-          <w:b/>
-          <w:bCs/>
-          <w:color w:val="D86DCB" w:themeColor="accent5" w:themeTint="99"/>
-          <w:sz w:val="32"/>
-          <w:szCs w:val="32"/>
-        </w:rPr>
-        <w:t xml:space="preserve">       …</w:t>
-      </w:r>
-    </w:p>
-    <w:p>
-      <w:pPr>
-        <w:jc w:val="both"/>
-        <w:rPr>
-          <w:b/>
-          <w:bCs/>
-          <w:color w:val="D86DCB" w:themeColor="accent5" w:themeTint="99"/>
-          <w:sz w:val="32"/>
-          <w:szCs w:val="32"/>
-        </w:rPr>
-      </w:pPr>
-      <w:r>
-        <w:rPr>
-          <w:b/>
-          <w:bCs/>
-          <w:color w:val="D86DCB" w:themeColor="accent5" w:themeTint="99"/>
-          <w:sz w:val="32"/>
-          <w:szCs w:val="32"/>
-        </w:rPr>
-        <w:t>),</w:t>
-      </w:r>
-    </w:p>
-    <w:p>
-      <w:pPr>
-        <w:jc w:val="both"/>
-        <w:rPr>
-          <w:sz w:val="32"/>
-          <w:szCs w:val="32"/>
-        </w:rPr>
-      </w:pPr>
     </w:p>
     <w:p>
       <w:pPr>
